--- a/IRPhaseStructuredSwapForKDB/Hull White Simulation 로직.docx
+++ b/IRPhaseStructuredSwapForKDB/Hull White Simulation 로직.docx
@@ -6678,6 +6678,7 @@
       <w:pPr>
         <w:ind w:left="400" w:firstLine="360"/>
         <w:rPr>
+          <w:b/>
           <w:sz w:val="24"/>
         </w:rPr>
       </w:pPr>
@@ -6685,7 +6686,7 @@
         <m:oMath>
           <m:r>
             <m:rPr>
-              <m:sty m:val="p"/>
+              <m:sty m:val="b"/>
             </m:rPr>
             <w:rPr>
               <w:rFonts w:ascii="Cambria Math" w:hAnsi="Cambria Math"/>
@@ -6698,6 +6699,7 @@
               <m:ctrlPr>
                 <w:rPr>
                   <w:rFonts w:ascii="Cambria Math" w:hAnsi="Cambria Math"/>
+                  <w:b/>
                   <w:sz w:val="24"/>
                 </w:rPr>
               </m:ctrlPr>
@@ -6708,6 +6710,7 @@
                   <m:ctrlPr>
                     <w:rPr>
                       <w:rFonts w:ascii="Cambria Math" w:hAnsi="Cambria Math"/>
+                      <w:b/>
                       <w:sz w:val="24"/>
                     </w:rPr>
                   </m:ctrlPr>
@@ -6715,7 +6718,7 @@
                 <m:e>
                   <m:r>
                     <m:rPr>
-                      <m:sty m:val="p"/>
+                      <m:sty m:val="b"/>
                     </m:rPr>
                     <w:rPr>
                       <w:rFonts w:ascii="Cambria Math" w:hAnsi="Cambria Math"/>
@@ -6727,7 +6730,7 @@
                 <m:sup>
                   <m:r>
                     <m:rPr>
-                      <m:sty m:val="p"/>
+                      <m:sty m:val="b"/>
                     </m:rPr>
                     <w:rPr>
                       <w:rFonts w:ascii="Cambria Math" w:hAnsi="Cambria Math"/>
@@ -6740,167 +6743,11 @@
               <m:ctrlPr>
                 <w:rPr>
                   <w:rFonts w:ascii="Cambria Math" w:hAnsi="Cambria Math"/>
-                  <w:i/>
-                  <w:sz w:val="24"/>
-                </w:rPr>
-              </m:ctrlPr>
-            </m:e>
-          </m:d>
-          <m:r>
-            <w:rPr>
-              <w:rFonts w:ascii="Cambria Math" w:hAnsi="Cambria Math"/>
-              <w:sz w:val="24"/>
-            </w:rPr>
-            <m:t>=</m:t>
-          </m:r>
-          <m:sSup>
-            <m:sSupPr>
-              <m:ctrlPr>
-                <w:rPr>
-                  <w:rFonts w:ascii="Cambria Math" w:hAnsi="Cambria Math"/>
-                  <w:i/>
-                  <w:sz w:val="24"/>
-                </w:rPr>
-              </m:ctrlPr>
-            </m:sSupPr>
-            <m:e>
-              <m:r>
-                <w:rPr>
-                  <w:rFonts w:ascii="Cambria Math" w:hAnsi="Cambria Math"/>
-                  <w:sz w:val="24"/>
-                </w:rPr>
-                <m:t>e</m:t>
-              </m:r>
-            </m:e>
-            <m:sup>
-              <m:r>
-                <w:rPr>
-                  <w:rFonts w:ascii="Cambria Math" w:hAnsi="Cambria Math"/>
-                  <w:sz w:val="24"/>
-                </w:rPr>
-                <m:t>μt+</m:t>
-              </m:r>
-              <m:f>
-                <m:fPr>
-                  <m:ctrlPr>
-                    <w:rPr>
-                      <w:rFonts w:ascii="Cambria Math" w:hAnsi="Cambria Math"/>
-                      <w:i/>
-                      <w:sz w:val="24"/>
-                    </w:rPr>
-                  </m:ctrlPr>
-                </m:fPr>
-                <m:num>
-                  <m:r>
-                    <w:rPr>
-                      <w:rFonts w:ascii="Cambria Math" w:hAnsi="Cambria Math"/>
-                      <w:sz w:val="24"/>
-                    </w:rPr>
-                    <m:t>1</m:t>
-                  </m:r>
-                </m:num>
-                <m:den>
-                  <m:r>
-                    <w:rPr>
-                      <w:rFonts w:ascii="Cambria Math" w:hAnsi="Cambria Math"/>
-                      <w:sz w:val="24"/>
-                    </w:rPr>
-                    <m:t>2</m:t>
-                  </m:r>
-                </m:den>
-              </m:f>
-              <m:sSup>
-                <m:sSupPr>
-                  <m:ctrlPr>
-                    <w:rPr>
-                      <w:rFonts w:ascii="Cambria Math" w:hAnsi="Cambria Math"/>
-                      <w:i/>
-                      <w:sz w:val="24"/>
-                    </w:rPr>
-                  </m:ctrlPr>
-                </m:sSupPr>
-                <m:e>
-                  <m:d>
-                    <m:dPr>
-                      <m:ctrlPr>
-                        <w:rPr>
-                          <w:rFonts w:ascii="Cambria Math" w:hAnsi="Cambria Math"/>
-                          <w:i/>
-                          <w:sz w:val="24"/>
-                        </w:rPr>
-                      </m:ctrlPr>
-                    </m:dPr>
-                    <m:e>
-                      <m:r>
-                        <w:rPr>
-                          <w:rFonts w:ascii="Cambria Math" w:hAnsi="Cambria Math"/>
-                          <w:sz w:val="24"/>
-                        </w:rPr>
-                        <m:t>σt</m:t>
-                      </m:r>
-                    </m:e>
-                  </m:d>
-                </m:e>
-                <m:sup>
-                  <m:r>
-                    <w:rPr>
-                      <w:rFonts w:ascii="Cambria Math" w:hAnsi="Cambria Math"/>
-                      <w:sz w:val="24"/>
-                    </w:rPr>
-                    <m:t>2</m:t>
-                  </m:r>
-                </m:sup>
-              </m:sSup>
-            </m:sup>
-          </m:sSup>
-        </m:oMath>
-      </m:oMathPara>
-    </w:p>
-    <w:p/>
-    <w:p>
-      <w:pPr>
-        <w:ind w:left="800" w:firstLine="800"/>
-        <w:rPr>
-          <w:sz w:val="24"/>
-        </w:rPr>
-      </w:pPr>
-      <m:oMathPara>
-        <m:oMathParaPr>
-          <m:jc m:val="left"/>
-        </m:oMathParaPr>
-        <m:oMath>
-          <m:r>
-            <m:rPr>
-              <m:sty m:val="bi"/>
-            </m:rPr>
-            <w:rPr>
-              <w:rFonts w:ascii="Cambria Math" w:hAnsi="Cambria Math"/>
-              <w:sz w:val="24"/>
-            </w:rPr>
-            <m:t>B</m:t>
-          </m:r>
-          <m:d>
-            <m:dPr>
-              <m:ctrlPr>
-                <w:rPr>
-                  <w:rFonts w:ascii="Cambria Math" w:hAnsi="Cambria Math"/>
                   <w:b/>
                   <w:i/>
                   <w:sz w:val="24"/>
                 </w:rPr>
               </m:ctrlPr>
-            </m:dPr>
-            <m:e>
-              <m:r>
-                <m:rPr>
-                  <m:sty m:val="bi"/>
-                </m:rPr>
-                <w:rPr>
-                  <w:rFonts w:ascii="Cambria Math" w:hAnsi="Cambria Math"/>
-                  <w:sz w:val="24"/>
-                </w:rPr>
-                <m:t>s,t,κ</m:t>
-              </m:r>
             </m:e>
           </m:d>
           <m:r>
@@ -6913,1436 +6760,82 @@
             </w:rPr>
             <m:t>=</m:t>
           </m:r>
-          <m:nary>
-            <m:naryPr>
+          <m:sSup>
+            <m:sSupPr>
               <m:ctrlPr>
                 <w:rPr>
                   <w:rFonts w:ascii="Cambria Math" w:hAnsi="Cambria Math"/>
+                  <w:b/>
+                  <w:i/>
                   <w:sz w:val="24"/>
                 </w:rPr>
               </m:ctrlPr>
-            </m:naryPr>
-            <m:sub>
+            </m:sSupPr>
+            <m:e>
               <m:r>
                 <m:rPr>
-                  <m:sty m:val="p"/>
+                  <m:sty m:val="bi"/>
                 </m:rPr>
                 <w:rPr>
                   <w:rFonts w:ascii="Cambria Math" w:hAnsi="Cambria Math"/>
                   <w:sz w:val="24"/>
                 </w:rPr>
-                <m:t>s</m:t>
-              </m:r>
-            </m:sub>
+                <m:t>e</m:t>
+              </m:r>
+            </m:e>
             <m:sup>
               <m:r>
                 <m:rPr>
-                  <m:sty m:val="p"/>
+                  <m:sty m:val="bi"/>
                 </m:rPr>
                 <w:rPr>
                   <w:rFonts w:ascii="Cambria Math" w:hAnsi="Cambria Math"/>
                   <w:sz w:val="24"/>
                 </w:rPr>
-                <m:t>t</m:t>
-              </m:r>
-            </m:sup>
-            <m:e>
-              <m:r>
-                <w:rPr>
-                  <w:rFonts w:ascii="Cambria Math" w:hAnsi="Cambria Math"/>
-                  <w:sz w:val="24"/>
-                </w:rPr>
-                <m:t>XA</m:t>
-              </m:r>
-              <m:d>
-                <m:dPr>
+                <m:t>μt+</m:t>
+              </m:r>
+              <m:f>
+                <m:fPr>
                   <m:ctrlPr>
                     <w:rPr>
                       <w:rFonts w:ascii="Cambria Math" w:hAnsi="Cambria Math"/>
+                      <w:b/>
                       <w:i/>
                       <w:sz w:val="24"/>
                     </w:rPr>
                   </m:ctrlPr>
-                </m:dPr>
-                <m:e>
-                  <m:r>
-                    <w:rPr>
-                      <w:rFonts w:ascii="Cambria Math" w:hAnsi="Cambria Math"/>
-                      <w:sz w:val="24"/>
-                    </w:rPr>
-                    <m:t>u,t,κ</m:t>
-                  </m:r>
-                </m:e>
-              </m:d>
-              <m:r>
-                <w:rPr>
-                  <w:rFonts w:ascii="Cambria Math" w:hAnsi="Cambria Math"/>
-                  <w:sz w:val="24"/>
-                </w:rPr>
-                <m:t>du</m:t>
-              </m:r>
-            </m:e>
-          </m:nary>
-          <m:r>
-            <w:rPr>
-              <w:rFonts w:ascii="Cambria Math" w:hAnsi="Cambria Math"/>
-              <w:sz w:val="24"/>
-            </w:rPr>
-            <m:t>=</m:t>
-          </m:r>
-          <m:nary>
-            <m:naryPr>
-              <m:ctrlPr>
-                <w:rPr>
-                  <w:rFonts w:ascii="Cambria Math" w:hAnsi="Cambria Math"/>
-                  <w:sz w:val="24"/>
-                </w:rPr>
-              </m:ctrlPr>
-            </m:naryPr>
-            <m:sub>
-              <m:r>
-                <m:rPr>
-                  <m:sty m:val="p"/>
-                </m:rPr>
-                <w:rPr>
-                  <w:rFonts w:ascii="Cambria Math" w:hAnsi="Cambria Math"/>
-                  <w:sz w:val="24"/>
-                </w:rPr>
-                <m:t>s</m:t>
-              </m:r>
-            </m:sub>
-            <m:sup>
-              <m:r>
-                <m:rPr>
-                  <m:sty m:val="p"/>
-                </m:rPr>
-                <w:rPr>
-                  <w:rFonts w:ascii="Cambria Math" w:hAnsi="Cambria Math"/>
-                  <w:sz w:val="24"/>
-                </w:rPr>
-                <m:t>t</m:t>
-              </m:r>
-            </m:sup>
-            <m:e>
+                </m:fPr>
+                <m:num>
+                  <m:r>
+                    <m:rPr>
+                      <m:sty m:val="bi"/>
+                    </m:rPr>
+                    <w:rPr>
+                      <w:rFonts w:ascii="Cambria Math" w:hAnsi="Cambria Math"/>
+                      <w:sz w:val="24"/>
+                    </w:rPr>
+                    <m:t>1</m:t>
+                  </m:r>
+                </m:num>
+                <m:den>
+                  <m:r>
+                    <m:rPr>
+                      <m:sty m:val="bi"/>
+                    </m:rPr>
+                    <w:rPr>
+                      <w:rFonts w:ascii="Cambria Math" w:hAnsi="Cambria Math"/>
+                      <w:sz w:val="24"/>
+                    </w:rPr>
+                    <m:t>2</m:t>
+                  </m:r>
+                </m:den>
+              </m:f>
               <m:sSup>
                 <m:sSupPr>
                   <m:ctrlPr>
                     <w:rPr>
                       <w:rFonts w:ascii="Cambria Math" w:hAnsi="Cambria Math"/>
-                      <w:i/>
-                      <w:sz w:val="24"/>
-                    </w:rPr>
-                  </m:ctrlPr>
-                </m:sSupPr>
-                <m:e>
-                  <m:r>
-                    <w:rPr>
-                      <w:rFonts w:ascii="Cambria Math" w:hAnsi="Cambria Math"/>
-                      <w:sz w:val="24"/>
-                    </w:rPr>
-                    <m:t>e</m:t>
-                  </m:r>
-                </m:e>
-                <m:sup>
-                  <m:r>
-                    <w:rPr>
-                      <w:rFonts w:ascii="Cambria Math" w:hAnsi="Cambria Math"/>
-                      <w:sz w:val="24"/>
-                    </w:rPr>
-                    <m:t>-κ</m:t>
-                  </m:r>
-                  <m:d>
-                    <m:dPr>
-                      <m:ctrlPr>
-                        <w:rPr>
-                          <w:rFonts w:ascii="Cambria Math" w:hAnsi="Cambria Math"/>
-                          <w:i/>
-                          <w:sz w:val="24"/>
-                        </w:rPr>
-                      </m:ctrlPr>
-                    </m:dPr>
-                    <m:e>
-                      <m:r>
-                        <w:rPr>
-                          <w:rFonts w:ascii="Cambria Math" w:hAnsi="Cambria Math"/>
-                          <w:sz w:val="24"/>
-                        </w:rPr>
-                        <m:t>t-u</m:t>
-                      </m:r>
-                    </m:e>
-                  </m:d>
-                </m:sup>
-              </m:sSup>
-              <m:r>
-                <w:rPr>
-                  <w:rFonts w:ascii="Cambria Math" w:hAnsi="Cambria Math"/>
-                  <w:sz w:val="24"/>
-                </w:rPr>
-                <m:t>du</m:t>
-              </m:r>
-            </m:e>
-          </m:nary>
-          <m:r>
-            <m:rPr>
-              <m:sty m:val="b"/>
-            </m:rPr>
-            <w:rPr>
-              <w:rFonts w:ascii="Cambria Math" w:hAnsi="Cambria Math"/>
-              <w:sz w:val="24"/>
-            </w:rPr>
-            <m:t>=</m:t>
-          </m:r>
-          <m:f>
-            <m:fPr>
-              <m:ctrlPr>
-                <w:rPr>
-                  <w:rFonts w:ascii="Cambria Math" w:hAnsi="Cambria Math"/>
-                  <w:b/>
-                  <w:sz w:val="24"/>
-                </w:rPr>
-              </m:ctrlPr>
-            </m:fPr>
-            <m:num>
-              <m:r>
-                <m:rPr>
-                  <m:sty m:val="b"/>
-                </m:rPr>
-                <w:rPr>
-                  <w:rFonts w:ascii="Cambria Math" w:hAnsi="Cambria Math"/>
-                  <w:sz w:val="24"/>
-                </w:rPr>
-                <m:t>1-</m:t>
-              </m:r>
-              <m:sSup>
-                <m:sSupPr>
-                  <m:ctrlPr>
-                    <w:rPr>
-                      <w:rFonts w:ascii="Cambria Math" w:hAnsi="Cambria Math"/>
                       <w:b/>
-                      <w:sz w:val="24"/>
-                    </w:rPr>
-                  </m:ctrlPr>
-                </m:sSupPr>
-                <m:e>
-                  <m:r>
-                    <m:rPr>
-                      <m:sty m:val="b"/>
-                    </m:rPr>
-                    <w:rPr>
-                      <w:rFonts w:ascii="Cambria Math" w:hAnsi="Cambria Math"/>
-                      <w:sz w:val="24"/>
-                    </w:rPr>
-                    <m:t>e</m:t>
-                  </m:r>
-                </m:e>
-                <m:sup>
-                  <m:r>
-                    <m:rPr>
-                      <m:sty m:val="b"/>
-                    </m:rPr>
-                    <w:rPr>
-                      <w:rFonts w:ascii="Cambria Math" w:hAnsi="Cambria Math"/>
-                      <w:sz w:val="24"/>
-                    </w:rPr>
-                    <m:t>-κ</m:t>
-                  </m:r>
-                  <m:d>
-                    <m:dPr>
-                      <m:ctrlPr>
-                        <w:rPr>
-                          <w:rFonts w:ascii="Cambria Math" w:hAnsi="Cambria Math"/>
-                          <w:b/>
-                          <w:sz w:val="24"/>
-                        </w:rPr>
-                      </m:ctrlPr>
-                    </m:dPr>
-                    <m:e>
-                      <m:r>
-                        <m:rPr>
-                          <m:sty m:val="b"/>
-                        </m:rPr>
-                        <w:rPr>
-                          <w:rFonts w:ascii="Cambria Math" w:hAnsi="Cambria Math"/>
-                          <w:sz w:val="24"/>
-                        </w:rPr>
-                        <m:t>t-s</m:t>
-                      </m:r>
-                    </m:e>
-                  </m:d>
-                </m:sup>
-              </m:sSup>
-            </m:num>
-            <m:den>
-              <m:r>
-                <m:rPr>
-                  <m:sty m:val="b"/>
-                </m:rPr>
-                <w:rPr>
-                  <w:rFonts w:ascii="Cambria Math" w:hAnsi="Cambria Math"/>
-                  <w:sz w:val="24"/>
-                </w:rPr>
-                <m:t>κ</m:t>
-              </m:r>
-            </m:den>
-          </m:f>
-        </m:oMath>
-      </m:oMathPara>
-    </w:p>
-    <w:p>
-      <w:pPr>
-        <w:ind w:left="800" w:firstLine="800"/>
-        <w:rPr>
-          <w:sz w:val="24"/>
-        </w:rPr>
-      </w:pPr>
-      <m:oMathPara>
-        <m:oMathParaPr>
-          <m:jc m:val="left"/>
-        </m:oMathParaPr>
-        <m:oMath>
-          <m:r>
-            <m:rPr>
-              <m:sty m:val="p"/>
-            </m:rPr>
-            <w:rPr>
-              <w:rFonts w:ascii="Cambria Math" w:hAnsi="Cambria Math"/>
-              <w:sz w:val="24"/>
-            </w:rPr>
-            <m:t>VT</m:t>
-          </m:r>
-          <m:d>
-            <m:dPr>
-              <m:ctrlPr>
-                <w:rPr>
-                  <w:rFonts w:ascii="Cambria Math" w:hAnsi="Cambria Math"/>
-                  <w:sz w:val="24"/>
-                </w:rPr>
-              </m:ctrlPr>
-            </m:dPr>
-            <m:e>
-              <m:sSub>
-                <m:sSubPr>
-                  <m:ctrlPr>
-                    <w:rPr>
-                      <w:rFonts w:ascii="Cambria Math" w:hAnsi="Cambria Math"/>
-                      <w:sz w:val="24"/>
-                    </w:rPr>
-                  </m:ctrlPr>
-                </m:sSubPr>
-                <m:e>
-                  <m:r>
-                    <m:rPr>
-                      <m:sty m:val="p"/>
-                    </m:rPr>
-                    <w:rPr>
-                      <w:rFonts w:ascii="Cambria Math" w:hAnsi="Cambria Math"/>
-                      <w:sz w:val="24"/>
-                    </w:rPr>
-                    <m:t>T</m:t>
-                  </m:r>
-                </m:e>
-                <m:sub>
-                  <m:r>
-                    <m:rPr>
-                      <m:sty m:val="p"/>
-                    </m:rPr>
-                    <w:rPr>
-                      <w:rFonts w:ascii="Cambria Math" w:hAnsi="Cambria Math"/>
-                      <w:sz w:val="24"/>
-                    </w:rPr>
-                    <m:t>1</m:t>
-                  </m:r>
-                </m:sub>
-              </m:sSub>
-              <m:r>
-                <m:rPr>
-                  <m:sty m:val="p"/>
-                </m:rPr>
-                <w:rPr>
-                  <w:rFonts w:ascii="Cambria Math" w:hAnsi="Cambria Math"/>
-                  <w:sz w:val="24"/>
-                </w:rPr>
-                <m:t>,</m:t>
-              </m:r>
-              <m:sSub>
-                <m:sSubPr>
-                  <m:ctrlPr>
-                    <w:rPr>
-                      <w:rFonts w:ascii="Cambria Math" w:hAnsi="Cambria Math"/>
-                      <w:sz w:val="24"/>
-                    </w:rPr>
-                  </m:ctrlPr>
-                </m:sSubPr>
-                <m:e>
-                  <m:r>
-                    <m:rPr>
-                      <m:sty m:val="p"/>
-                    </m:rPr>
-                    <w:rPr>
-                      <w:rFonts w:ascii="Cambria Math" w:hAnsi="Cambria Math"/>
-                      <w:sz w:val="24"/>
-                    </w:rPr>
-                    <m:t>T</m:t>
-                  </m:r>
-                </m:e>
-                <m:sub>
-                  <m:r>
-                    <m:rPr>
-                      <m:sty m:val="p"/>
-                    </m:rPr>
-                    <w:rPr>
-                      <w:rFonts w:ascii="Cambria Math" w:hAnsi="Cambria Math"/>
-                      <w:sz w:val="24"/>
-                    </w:rPr>
-                    <m:t>2</m:t>
-                  </m:r>
-                </m:sub>
-              </m:sSub>
-              <m:r>
-                <m:rPr>
-                  <m:sty m:val="p"/>
-                </m:rPr>
-                <w:rPr>
-                  <w:rFonts w:ascii="Cambria Math" w:hAnsi="Cambria Math"/>
-                  <w:sz w:val="24"/>
-                </w:rPr>
-                <m:t>,κ,</m:t>
-              </m:r>
-              <m:d>
-                <m:dPr>
-                  <m:begChr m:val="{"/>
-                  <m:endChr m:val="}"/>
-                  <m:ctrlPr>
-                    <w:rPr>
-                      <w:rFonts w:ascii="Cambria Math" w:hAnsi="Cambria Math"/>
-                      <w:sz w:val="24"/>
-                    </w:rPr>
-                  </m:ctrlPr>
-                </m:dPr>
-                <m:e>
-                  <m:r>
-                    <m:rPr>
-                      <m:sty m:val="p"/>
-                    </m:rPr>
-                    <w:rPr>
-                      <w:rFonts w:ascii="Cambria Math" w:hAnsi="Cambria Math"/>
-                      <w:sz w:val="24"/>
-                    </w:rPr>
-                    <m:t>σ</m:t>
-                  </m:r>
-                </m:e>
-              </m:d>
-            </m:e>
-          </m:d>
-          <m:r>
-            <m:rPr>
-              <m:sty m:val="p"/>
-            </m:rPr>
-            <w:rPr>
-              <w:rFonts w:ascii="Cambria Math" w:hAnsi="Cambria Math"/>
-              <w:sz w:val="24"/>
-            </w:rPr>
-            <m:t>=V</m:t>
-          </m:r>
-          <m:d>
-            <m:dPr>
-              <m:ctrlPr>
-                <w:rPr>
-                  <w:rFonts w:ascii="Cambria Math" w:hAnsi="Cambria Math"/>
-                  <w:sz w:val="24"/>
-                </w:rPr>
-              </m:ctrlPr>
-            </m:dPr>
-            <m:e>
-              <m:nary>
-                <m:naryPr>
-                  <m:ctrlPr>
-                    <w:rPr>
-                      <w:rFonts w:ascii="Cambria Math" w:hAnsi="Cambria Math"/>
-                      <w:i/>
-                      <w:sz w:val="24"/>
-                    </w:rPr>
-                  </m:ctrlPr>
-                </m:naryPr>
-                <m:sub>
-                  <m:sSub>
-                    <m:sSubPr>
-                      <m:ctrlPr>
-                        <w:rPr>
-                          <w:rFonts w:ascii="Cambria Math" w:hAnsi="Cambria Math"/>
-                          <w:i/>
-                          <w:sz w:val="24"/>
-                        </w:rPr>
-                      </m:ctrlPr>
-                    </m:sSubPr>
-                    <m:e>
-                      <m:r>
-                        <w:rPr>
-                          <w:rFonts w:ascii="Cambria Math" w:hAnsi="Cambria Math"/>
-                          <w:sz w:val="24"/>
-                        </w:rPr>
-                        <m:t>T</m:t>
-                      </m:r>
-                    </m:e>
-                    <m:sub>
-                      <m:r>
-                        <w:rPr>
-                          <w:rFonts w:ascii="Cambria Math" w:hAnsi="Cambria Math"/>
-                          <w:sz w:val="24"/>
-                        </w:rPr>
-                        <m:t>1</m:t>
-                      </m:r>
-                    </m:sub>
-                  </m:sSub>
-                </m:sub>
-                <m:sup>
-                  <m:sSub>
-                    <m:sSubPr>
-                      <m:ctrlPr>
-                        <w:rPr>
-                          <w:rFonts w:ascii="Cambria Math" w:hAnsi="Cambria Math"/>
-                          <w:i/>
-                          <w:sz w:val="24"/>
-                        </w:rPr>
-                      </m:ctrlPr>
-                    </m:sSubPr>
-                    <m:e>
-                      <m:r>
-                        <w:rPr>
-                          <w:rFonts w:ascii="Cambria Math" w:hAnsi="Cambria Math"/>
-                          <w:sz w:val="24"/>
-                        </w:rPr>
-                        <m:t>T</m:t>
-                      </m:r>
-                    </m:e>
-                    <m:sub>
-                      <m:r>
-                        <w:rPr>
-                          <w:rFonts w:ascii="Cambria Math" w:hAnsi="Cambria Math"/>
-                          <w:sz w:val="24"/>
-                        </w:rPr>
-                        <m:t>2</m:t>
-                      </m:r>
-                    </m:sub>
-                  </m:sSub>
-                </m:sup>
-                <m:e>
-                  <m:sSub>
-                    <m:sSubPr>
-                      <m:ctrlPr>
-                        <w:rPr>
-                          <w:rFonts w:ascii="Cambria Math" w:hAnsi="Cambria Math"/>
-                          <w:i/>
-                          <w:sz w:val="24"/>
-                        </w:rPr>
-                      </m:ctrlPr>
-                    </m:sSubPr>
-                    <m:e>
-                      <m:r>
-                        <w:rPr>
-                          <w:rFonts w:ascii="Cambria Math" w:hAnsi="Cambria Math"/>
-                          <w:sz w:val="24"/>
-                        </w:rPr>
-                        <m:t>X</m:t>
-                      </m:r>
-                    </m:e>
-                    <m:sub>
-                      <m:r>
-                        <w:rPr>
-                          <w:rFonts w:ascii="Cambria Math" w:hAnsi="Cambria Math"/>
-                          <w:sz w:val="24"/>
-                        </w:rPr>
-                        <m:t>t</m:t>
-                      </m:r>
-                    </m:sub>
-                  </m:sSub>
-                  <m:r>
-                    <w:rPr>
-                      <w:rFonts w:ascii="Cambria Math" w:hAnsi="Cambria Math"/>
-                      <w:sz w:val="24"/>
-                    </w:rPr>
-                    <m:t>dt</m:t>
-                  </m:r>
-                </m:e>
-              </m:nary>
-              <m:ctrlPr>
-                <w:rPr>
-                  <w:rFonts w:ascii="Cambria Math" w:hAnsi="Cambria Math"/>
-                  <w:i/>
-                  <w:sz w:val="24"/>
-                </w:rPr>
-              </m:ctrlPr>
-            </m:e>
-          </m:d>
-          <m:r>
-            <w:rPr>
-              <w:rFonts w:ascii="Cambria Math" w:hAnsi="Cambria Math"/>
-              <w:sz w:val="24"/>
-            </w:rPr>
-            <m:t>=V</m:t>
-          </m:r>
-          <m:d>
-            <m:dPr>
-              <m:ctrlPr>
-                <w:rPr>
-                  <w:rFonts w:ascii="Cambria Math" w:hAnsi="Cambria Math"/>
-                  <w:i/>
-                  <w:sz w:val="24"/>
-                </w:rPr>
-              </m:ctrlPr>
-            </m:dPr>
-            <m:e>
-              <m:nary>
-                <m:naryPr>
-                  <m:ctrlPr>
-                    <w:rPr>
-                      <w:rFonts w:ascii="Cambria Math" w:hAnsi="Cambria Math"/>
-                      <w:i/>
-                      <w:sz w:val="24"/>
-                    </w:rPr>
-                  </m:ctrlPr>
-                </m:naryPr>
-                <m:sub>
-                  <m:sSub>
-                    <m:sSubPr>
-                      <m:ctrlPr>
-                        <w:rPr>
-                          <w:rFonts w:ascii="Cambria Math" w:hAnsi="Cambria Math"/>
-                          <w:i/>
-                          <w:sz w:val="24"/>
-                        </w:rPr>
-                      </m:ctrlPr>
-                    </m:sSubPr>
-                    <m:e>
-                      <m:r>
-                        <w:rPr>
-                          <w:rFonts w:ascii="Cambria Math" w:hAnsi="Cambria Math"/>
-                          <w:sz w:val="24"/>
-                        </w:rPr>
-                        <m:t>T</m:t>
-                      </m:r>
-                    </m:e>
-                    <m:sub>
-                      <m:r>
-                        <w:rPr>
-                          <w:rFonts w:ascii="Cambria Math" w:hAnsi="Cambria Math"/>
-                          <w:sz w:val="24"/>
-                        </w:rPr>
-                        <m:t>1</m:t>
-                      </m:r>
-                    </m:sub>
-                  </m:sSub>
-                </m:sub>
-                <m:sup>
-                  <m:sSub>
-                    <m:sSubPr>
-                      <m:ctrlPr>
-                        <w:rPr>
-                          <w:rFonts w:ascii="Cambria Math" w:hAnsi="Cambria Math"/>
-                          <w:i/>
-                          <w:sz w:val="24"/>
-                        </w:rPr>
-                      </m:ctrlPr>
-                    </m:sSubPr>
-                    <m:e>
-                      <m:r>
-                        <w:rPr>
-                          <w:rFonts w:ascii="Cambria Math" w:hAnsi="Cambria Math"/>
-                          <w:sz w:val="24"/>
-                        </w:rPr>
-                        <m:t>T</m:t>
-                      </m:r>
-                    </m:e>
-                    <m:sub>
-                      <m:r>
-                        <w:rPr>
-                          <w:rFonts w:ascii="Cambria Math" w:hAnsi="Cambria Math"/>
-                          <w:sz w:val="24"/>
-                        </w:rPr>
-                        <m:t>2</m:t>
-                      </m:r>
-                    </m:sub>
-                  </m:sSub>
-                </m:sup>
-                <m:e>
-                  <m:d>
-                    <m:dPr>
-                      <m:ctrlPr>
-                        <w:rPr>
-                          <w:rFonts w:ascii="Cambria Math" w:hAnsi="Cambria Math"/>
-                          <w:i/>
-                          <w:sz w:val="24"/>
-                        </w:rPr>
-                      </m:ctrlPr>
-                    </m:dPr>
-                    <m:e>
-                      <m:nary>
-                        <m:naryPr>
-                          <m:ctrlPr>
-                            <w:rPr>
-                              <w:rFonts w:ascii="Cambria Math" w:hAnsi="Cambria Math"/>
-                              <w:i/>
-                              <w:sz w:val="24"/>
-                            </w:rPr>
-                          </m:ctrlPr>
-                        </m:naryPr>
-                        <m:sub>
-                          <m:r>
-                            <w:rPr>
-                              <w:rFonts w:ascii="Cambria Math" w:hAnsi="Cambria Math"/>
-                              <w:sz w:val="24"/>
-                            </w:rPr>
-                            <m:t>t</m:t>
-                          </m:r>
-                        </m:sub>
-                        <m:sup>
-                          <m:r>
-                            <w:rPr>
-                              <w:rFonts w:ascii="Cambria Math" w:hAnsi="Cambria Math"/>
-                              <w:sz w:val="24"/>
-                            </w:rPr>
-                            <m:t>t+dt</m:t>
-                          </m:r>
-                        </m:sup>
-                        <m:e>
-                          <m:sSub>
-                            <m:sSubPr>
-                              <m:ctrlPr>
-                                <w:rPr>
-                                  <w:rFonts w:ascii="Cambria Math" w:hAnsi="Cambria Math"/>
-                                  <w:i/>
-                                  <w:sz w:val="24"/>
-                                </w:rPr>
-                              </m:ctrlPr>
-                            </m:sSubPr>
-                            <m:e>
-                              <m:r>
-                                <w:rPr>
-                                  <w:rFonts w:ascii="Cambria Math" w:hAnsi="Cambria Math"/>
-                                  <w:sz w:val="24"/>
-                                </w:rPr>
-                                <m:t>σ</m:t>
-                              </m:r>
-                            </m:e>
-                            <m:sub>
-                              <m:r>
-                                <w:rPr>
-                                  <w:rFonts w:ascii="Cambria Math" w:hAnsi="Cambria Math"/>
-                                  <w:sz w:val="24"/>
-                                </w:rPr>
-                                <m:t>t</m:t>
-                              </m:r>
-                            </m:sub>
-                          </m:sSub>
-                          <m:sSup>
-                            <m:sSupPr>
-                              <m:ctrlPr>
-                                <w:rPr>
-                                  <w:rFonts w:ascii="Cambria Math" w:hAnsi="Cambria Math"/>
-                                  <w:i/>
-                                  <w:sz w:val="24"/>
-                                </w:rPr>
-                              </m:ctrlPr>
-                            </m:sSupPr>
-                            <m:e>
-                              <m:r>
-                                <w:rPr>
-                                  <w:rFonts w:ascii="Cambria Math" w:hAnsi="Cambria Math"/>
-                                  <w:sz w:val="24"/>
-                                </w:rPr>
-                                <m:t>e</m:t>
-                              </m:r>
-                            </m:e>
-                            <m:sup>
-                              <m:r>
-                                <w:rPr>
-                                  <w:rFonts w:ascii="Cambria Math" w:hAnsi="Cambria Math"/>
-                                  <w:sz w:val="24"/>
-                                </w:rPr>
-                                <m:t>-κ</m:t>
-                              </m:r>
-                              <m:d>
-                                <m:dPr>
-                                  <m:ctrlPr>
-                                    <w:rPr>
-                                      <w:rFonts w:ascii="Cambria Math" w:hAnsi="Cambria Math"/>
-                                      <w:i/>
-                                      <w:sz w:val="24"/>
-                                    </w:rPr>
-                                  </m:ctrlPr>
-                                </m:dPr>
-                                <m:e>
-                                  <m:r>
-                                    <w:rPr>
-                                      <w:rFonts w:ascii="Cambria Math" w:hAnsi="Cambria Math"/>
-                                      <w:sz w:val="24"/>
-                                    </w:rPr>
-                                    <m:t>dt</m:t>
-                                  </m:r>
-                                </m:e>
-                              </m:d>
-                            </m:sup>
-                          </m:sSup>
-                        </m:e>
-                      </m:nary>
-                      <m:r>
-                        <w:rPr>
-                          <w:rFonts w:ascii="Cambria Math" w:hAnsi="Cambria Math"/>
-                          <w:sz w:val="24"/>
-                        </w:rPr>
-                        <m:t>dW</m:t>
-                      </m:r>
-                    </m:e>
-                  </m:d>
-                </m:e>
-              </m:nary>
-              <m:r>
-                <w:rPr>
-                  <w:rFonts w:ascii="Cambria Math" w:hAnsi="Cambria Math"/>
-                  <w:sz w:val="24"/>
-                </w:rPr>
-                <m:t>dt</m:t>
-              </m:r>
-            </m:e>
-          </m:d>
-          <m:r>
-            <w:rPr>
-              <w:rFonts w:ascii="Cambria Math" w:hAnsi="Cambria Math"/>
-              <w:sz w:val="24"/>
-            </w:rPr>
-            <m:t>≈V</m:t>
-          </m:r>
-          <m:d>
-            <m:dPr>
-              <m:ctrlPr>
-                <w:rPr>
-                  <w:rFonts w:ascii="Cambria Math" w:hAnsi="Cambria Math"/>
-                  <w:i/>
-                  <w:sz w:val="24"/>
-                </w:rPr>
-              </m:ctrlPr>
-            </m:dPr>
-            <m:e>
-              <m:nary>
-                <m:naryPr>
-                  <m:ctrlPr>
-                    <w:rPr>
-                      <w:rFonts w:ascii="Cambria Math" w:hAnsi="Cambria Math"/>
-                      <w:i/>
-                      <w:sz w:val="24"/>
-                    </w:rPr>
-                  </m:ctrlPr>
-                </m:naryPr>
-                <m:sub>
-                  <m:sSub>
-                    <m:sSubPr>
-                      <m:ctrlPr>
-                        <w:rPr>
-                          <w:rFonts w:ascii="Cambria Math" w:hAnsi="Cambria Math"/>
-                          <w:i/>
-                          <w:sz w:val="24"/>
-                        </w:rPr>
-                      </m:ctrlPr>
-                    </m:sSubPr>
-                    <m:e>
-                      <m:r>
-                        <w:rPr>
-                          <w:rFonts w:ascii="Cambria Math" w:hAnsi="Cambria Math"/>
-                          <w:sz w:val="24"/>
-                        </w:rPr>
-                        <m:t>T</m:t>
-                      </m:r>
-                    </m:e>
-                    <m:sub>
-                      <m:r>
-                        <w:rPr>
-                          <w:rFonts w:ascii="Cambria Math" w:hAnsi="Cambria Math"/>
-                          <w:sz w:val="24"/>
-                        </w:rPr>
-                        <m:t>1</m:t>
-                      </m:r>
-                    </m:sub>
-                  </m:sSub>
-                </m:sub>
-                <m:sup>
-                  <m:sSub>
-                    <m:sSubPr>
-                      <m:ctrlPr>
-                        <w:rPr>
-                          <w:rFonts w:ascii="Cambria Math" w:hAnsi="Cambria Math"/>
-                          <w:i/>
-                          <w:sz w:val="24"/>
-                        </w:rPr>
-                      </m:ctrlPr>
-                    </m:sSubPr>
-                    <m:e>
-                      <m:r>
-                        <w:rPr>
-                          <w:rFonts w:ascii="Cambria Math" w:hAnsi="Cambria Math"/>
-                          <w:sz w:val="24"/>
-                        </w:rPr>
-                        <m:t>T</m:t>
-                      </m:r>
-                    </m:e>
-                    <m:sub>
-                      <m:r>
-                        <w:rPr>
-                          <w:rFonts w:ascii="Cambria Math" w:hAnsi="Cambria Math"/>
-                          <w:sz w:val="24"/>
-                        </w:rPr>
-                        <m:t>2</m:t>
-                      </m:r>
-                    </m:sub>
-                  </m:sSub>
-                </m:sup>
-                <m:e>
-                  <m:sSub>
-                    <m:sSubPr>
-                      <m:ctrlPr>
-                        <w:rPr>
-                          <w:rFonts w:ascii="Cambria Math" w:hAnsi="Cambria Math"/>
-                          <w:i/>
-                          <w:sz w:val="24"/>
-                        </w:rPr>
-                      </m:ctrlPr>
-                    </m:sSubPr>
-                    <m:e>
-                      <m:r>
-                        <w:rPr>
-                          <w:rFonts w:ascii="Cambria Math" w:hAnsi="Cambria Math"/>
-                          <w:sz w:val="24"/>
-                        </w:rPr>
-                        <m:t>σ</m:t>
-                      </m:r>
-                    </m:e>
-                    <m:sub>
-                      <m:r>
-                        <w:rPr>
-                          <w:rFonts w:ascii="Cambria Math" w:hAnsi="Cambria Math"/>
-                          <w:sz w:val="24"/>
-                        </w:rPr>
-                        <m:t>t</m:t>
-                      </m:r>
-                    </m:sub>
-                  </m:sSub>
-                  <m:r>
-                    <w:rPr>
-                      <w:rFonts w:ascii="Cambria Math" w:hAnsi="Cambria Math"/>
-                      <w:sz w:val="24"/>
-                    </w:rPr>
-                    <m:t>∙</m:t>
-                  </m:r>
-                  <m:f>
-                    <m:fPr>
-                      <m:ctrlPr>
-                        <w:rPr>
-                          <w:rFonts w:ascii="Cambria Math" w:hAnsi="Cambria Math"/>
-                          <w:i/>
-                          <w:sz w:val="24"/>
-                        </w:rPr>
-                      </m:ctrlPr>
-                    </m:fPr>
-                    <m:num>
-                      <m:r>
-                        <w:rPr>
-                          <w:rFonts w:ascii="Cambria Math" w:hAnsi="Cambria Math"/>
-                          <w:sz w:val="24"/>
-                        </w:rPr>
-                        <m:t>1-</m:t>
-                      </m:r>
-                      <m:sSup>
-                        <m:sSupPr>
-                          <m:ctrlPr>
-                            <w:rPr>
-                              <w:rFonts w:ascii="Cambria Math" w:hAnsi="Cambria Math"/>
-                              <w:i/>
-                              <w:sz w:val="24"/>
-                            </w:rPr>
-                          </m:ctrlPr>
-                        </m:sSupPr>
-                        <m:e>
-                          <m:r>
-                            <w:rPr>
-                              <w:rFonts w:ascii="Cambria Math" w:hAnsi="Cambria Math"/>
-                              <w:sz w:val="24"/>
-                            </w:rPr>
-                            <m:t>e</m:t>
-                          </m:r>
-                        </m:e>
-                        <m:sup>
-                          <m:r>
-                            <w:rPr>
-                              <w:rFonts w:ascii="Cambria Math" w:hAnsi="Cambria Math"/>
-                              <w:sz w:val="24"/>
-                            </w:rPr>
-                            <m:t>-κ</m:t>
-                          </m:r>
-                          <m:d>
-                            <m:dPr>
-                              <m:ctrlPr>
-                                <w:rPr>
-                                  <w:rFonts w:ascii="Cambria Math" w:hAnsi="Cambria Math"/>
-                                  <w:i/>
-                                  <w:sz w:val="24"/>
-                                </w:rPr>
-                              </m:ctrlPr>
-                            </m:dPr>
-                            <m:e>
-                              <m:sSub>
-                                <m:sSubPr>
-                                  <m:ctrlPr>
-                                    <w:rPr>
-                                      <w:rFonts w:ascii="Cambria Math" w:hAnsi="Cambria Math"/>
-                                      <w:i/>
-                                      <w:sz w:val="24"/>
-                                    </w:rPr>
-                                  </m:ctrlPr>
-                                </m:sSubPr>
-                                <m:e>
-                                  <m:r>
-                                    <w:rPr>
-                                      <w:rFonts w:ascii="Cambria Math" w:hAnsi="Cambria Math"/>
-                                      <w:sz w:val="24"/>
-                                    </w:rPr>
-                                    <m:t>T</m:t>
-                                  </m:r>
-                                </m:e>
-                                <m:sub>
-                                  <m:r>
-                                    <w:rPr>
-                                      <w:rFonts w:ascii="Cambria Math" w:hAnsi="Cambria Math"/>
-                                      <w:sz w:val="24"/>
-                                    </w:rPr>
-                                    <m:t>2</m:t>
-                                  </m:r>
-                                </m:sub>
-                              </m:sSub>
-                              <m:r>
-                                <w:rPr>
-                                  <w:rFonts w:ascii="Cambria Math" w:hAnsi="Cambria Math"/>
-                                  <w:sz w:val="24"/>
-                                </w:rPr>
-                                <m:t>-t</m:t>
-                              </m:r>
-                            </m:e>
-                          </m:d>
-                        </m:sup>
-                      </m:sSup>
-                    </m:num>
-                    <m:den>
-                      <m:r>
-                        <w:rPr>
-                          <w:rFonts w:ascii="Cambria Math" w:hAnsi="Cambria Math"/>
-                          <w:sz w:val="24"/>
-                        </w:rPr>
-                        <m:t>κ</m:t>
-                      </m:r>
-                    </m:den>
-                  </m:f>
-                </m:e>
-              </m:nary>
-              <m:r>
-                <w:rPr>
-                  <w:rFonts w:ascii="Cambria Math" w:hAnsi="Cambria Math"/>
-                  <w:sz w:val="24"/>
-                </w:rPr>
-                <m:t>dW</m:t>
-              </m:r>
-            </m:e>
-          </m:d>
-        </m:oMath>
-      </m:oMathPara>
-    </w:p>
-    <w:p>
-      <w:pPr>
-        <w:ind w:left="800" w:firstLine="800"/>
-        <w:rPr>
-          <w:sz w:val="24"/>
-        </w:rPr>
-      </w:pPr>
-      <m:oMathPara>
-        <m:oMathParaPr>
-          <m:jc m:val="left"/>
-        </m:oMathParaPr>
-        <m:oMath>
-          <m:r>
-            <m:rPr>
-              <m:sty m:val="p"/>
-            </m:rPr>
-            <w:rPr>
-              <w:rFonts w:ascii="Cambria Math" w:hAnsi="Cambria Math"/>
-              <w:sz w:val="24"/>
-            </w:rPr>
-            <m:t>V</m:t>
-          </m:r>
-          <m:d>
-            <m:dPr>
-              <m:ctrlPr>
-                <w:rPr>
-                  <w:rFonts w:ascii="Cambria Math" w:hAnsi="Cambria Math"/>
-                  <w:i/>
-                  <w:sz w:val="24"/>
-                </w:rPr>
-              </m:ctrlPr>
-            </m:dPr>
-            <m:e>
-              <m:nary>
-                <m:naryPr>
-                  <m:ctrlPr>
-                    <w:rPr>
-                      <w:rFonts w:ascii="Cambria Math" w:hAnsi="Cambria Math"/>
-                      <w:i/>
-                      <w:sz w:val="24"/>
-                    </w:rPr>
-                  </m:ctrlPr>
-                </m:naryPr>
-                <m:sub>
-                  <m:sSub>
-                    <m:sSubPr>
-                      <m:ctrlPr>
-                        <w:rPr>
-                          <w:rFonts w:ascii="Cambria Math" w:hAnsi="Cambria Math"/>
-                          <w:i/>
-                          <w:sz w:val="24"/>
-                        </w:rPr>
-                      </m:ctrlPr>
-                    </m:sSubPr>
-                    <m:e>
-                      <m:r>
-                        <w:rPr>
-                          <w:rFonts w:ascii="Cambria Math" w:hAnsi="Cambria Math"/>
-                          <w:sz w:val="24"/>
-                        </w:rPr>
-                        <m:t>T</m:t>
-                      </m:r>
-                    </m:e>
-                    <m:sub>
-                      <m:r>
-                        <w:rPr>
-                          <w:rFonts w:ascii="Cambria Math" w:hAnsi="Cambria Math"/>
-                          <w:sz w:val="24"/>
-                        </w:rPr>
-                        <m:t>1</m:t>
-                      </m:r>
-                    </m:sub>
-                  </m:sSub>
-                </m:sub>
-                <m:sup>
-                  <m:sSub>
-                    <m:sSubPr>
-                      <m:ctrlPr>
-                        <w:rPr>
-                          <w:rFonts w:ascii="Cambria Math" w:hAnsi="Cambria Math"/>
-                          <w:i/>
-                          <w:sz w:val="24"/>
-                        </w:rPr>
-                      </m:ctrlPr>
-                    </m:sSubPr>
-                    <m:e>
-                      <m:r>
-                        <w:rPr>
-                          <w:rFonts w:ascii="Cambria Math" w:hAnsi="Cambria Math"/>
-                          <w:sz w:val="24"/>
-                        </w:rPr>
-                        <m:t>T</m:t>
-                      </m:r>
-                    </m:e>
-                    <m:sub>
-                      <m:r>
-                        <w:rPr>
-                          <w:rFonts w:ascii="Cambria Math" w:hAnsi="Cambria Math"/>
-                          <w:sz w:val="24"/>
-                        </w:rPr>
-                        <m:t>2</m:t>
-                      </m:r>
-                    </m:sub>
-                  </m:sSub>
-                </m:sup>
-                <m:e>
-                  <m:sSub>
-                    <m:sSubPr>
-                      <m:ctrlPr>
-                        <w:rPr>
-                          <w:rFonts w:ascii="Cambria Math" w:hAnsi="Cambria Math"/>
-                          <w:i/>
-                          <w:sz w:val="24"/>
-                        </w:rPr>
-                      </m:ctrlPr>
-                    </m:sSubPr>
-                    <m:e>
-                      <m:r>
-                        <w:rPr>
-                          <w:rFonts w:ascii="Cambria Math" w:hAnsi="Cambria Math"/>
-                          <w:sz w:val="24"/>
-                        </w:rPr>
-                        <m:t>σ</m:t>
-                      </m:r>
-                    </m:e>
-                    <m:sub>
-                      <m:r>
-                        <w:rPr>
-                          <w:rFonts w:ascii="Cambria Math" w:hAnsi="Cambria Math"/>
-                          <w:sz w:val="24"/>
-                        </w:rPr>
-                        <m:t>t</m:t>
-                      </m:r>
-                    </m:sub>
-                  </m:sSub>
-                  <m:r>
-                    <w:rPr>
-                      <w:rFonts w:ascii="Cambria Math" w:hAnsi="Cambria Math"/>
-                      <w:sz w:val="24"/>
-                    </w:rPr>
-                    <m:t>∙</m:t>
-                  </m:r>
-                  <m:f>
-                    <m:fPr>
-                      <m:ctrlPr>
-                        <w:rPr>
-                          <w:rFonts w:ascii="Cambria Math" w:hAnsi="Cambria Math"/>
-                          <w:i/>
-                          <w:sz w:val="24"/>
-                        </w:rPr>
-                      </m:ctrlPr>
-                    </m:fPr>
-                    <m:num>
-                      <m:r>
-                        <w:rPr>
-                          <w:rFonts w:ascii="Cambria Math" w:hAnsi="Cambria Math"/>
-                          <w:sz w:val="24"/>
-                        </w:rPr>
-                        <m:t>1-</m:t>
-                      </m:r>
-                      <m:sSup>
-                        <m:sSupPr>
-                          <m:ctrlPr>
-                            <w:rPr>
-                              <w:rFonts w:ascii="Cambria Math" w:hAnsi="Cambria Math"/>
-                              <w:i/>
-                              <w:sz w:val="24"/>
-                            </w:rPr>
-                          </m:ctrlPr>
-                        </m:sSupPr>
-                        <m:e>
-                          <m:r>
-                            <w:rPr>
-                              <w:rFonts w:ascii="Cambria Math" w:hAnsi="Cambria Math"/>
-                              <w:sz w:val="24"/>
-                            </w:rPr>
-                            <m:t>e</m:t>
-                          </m:r>
-                        </m:e>
-                        <m:sup>
-                          <m:r>
-                            <w:rPr>
-                              <w:rFonts w:ascii="Cambria Math" w:hAnsi="Cambria Math"/>
-                              <w:sz w:val="24"/>
-                            </w:rPr>
-                            <m:t>-κ</m:t>
-                          </m:r>
-                          <m:d>
-                            <m:dPr>
-                              <m:ctrlPr>
-                                <w:rPr>
-                                  <w:rFonts w:ascii="Cambria Math" w:hAnsi="Cambria Math"/>
-                                  <w:i/>
-                                  <w:sz w:val="24"/>
-                                </w:rPr>
-                              </m:ctrlPr>
-                            </m:dPr>
-                            <m:e>
-                              <m:sSub>
-                                <m:sSubPr>
-                                  <m:ctrlPr>
-                                    <w:rPr>
-                                      <w:rFonts w:ascii="Cambria Math" w:hAnsi="Cambria Math"/>
-                                      <w:i/>
-                                      <w:sz w:val="24"/>
-                                    </w:rPr>
-                                  </m:ctrlPr>
-                                </m:sSubPr>
-                                <m:e>
-                                  <m:r>
-                                    <w:rPr>
-                                      <w:rFonts w:ascii="Cambria Math" w:hAnsi="Cambria Math"/>
-                                      <w:sz w:val="24"/>
-                                    </w:rPr>
-                                    <m:t>T</m:t>
-                                  </m:r>
-                                </m:e>
-                                <m:sub>
-                                  <m:r>
-                                    <w:rPr>
-                                      <w:rFonts w:ascii="Cambria Math" w:hAnsi="Cambria Math"/>
-                                      <w:sz w:val="24"/>
-                                    </w:rPr>
-                                    <m:t>2</m:t>
-                                  </m:r>
-                                </m:sub>
-                              </m:sSub>
-                              <m:r>
-                                <w:rPr>
-                                  <w:rFonts w:ascii="Cambria Math" w:hAnsi="Cambria Math"/>
-                                  <w:sz w:val="24"/>
-                                </w:rPr>
-                                <m:t>-t</m:t>
-                              </m:r>
-                            </m:e>
-                          </m:d>
-                        </m:sup>
-                      </m:sSup>
-                    </m:num>
-                    <m:den>
-                      <m:r>
-                        <w:rPr>
-                          <w:rFonts w:ascii="Cambria Math" w:hAnsi="Cambria Math"/>
-                          <w:sz w:val="24"/>
-                        </w:rPr>
-                        <m:t>κ</m:t>
-                      </m:r>
-                    </m:den>
-                  </m:f>
-                </m:e>
-              </m:nary>
-              <m:r>
-                <w:rPr>
-                  <w:rFonts w:ascii="Cambria Math" w:hAnsi="Cambria Math"/>
-                  <w:sz w:val="24"/>
-                </w:rPr>
-                <m:t>dW</m:t>
-              </m:r>
-            </m:e>
-          </m:d>
-          <m:r>
-            <w:rPr>
-              <w:rFonts w:ascii="Cambria Math" w:hAnsi="Cambria Math"/>
-              <w:sz w:val="24"/>
-            </w:rPr>
-            <m:t>=</m:t>
-          </m:r>
-          <m:nary>
-            <m:naryPr>
-              <m:ctrlPr>
-                <w:rPr>
-                  <w:rFonts w:ascii="Cambria Math" w:hAnsi="Cambria Math"/>
-                  <w:i/>
-                  <w:sz w:val="24"/>
-                </w:rPr>
-              </m:ctrlPr>
-            </m:naryPr>
-            <m:sub>
-              <m:sSub>
-                <m:sSubPr>
-                  <m:ctrlPr>
-                    <w:rPr>
-                      <w:rFonts w:ascii="Cambria Math" w:hAnsi="Cambria Math"/>
-                      <w:i/>
-                      <w:sz w:val="24"/>
-                    </w:rPr>
-                  </m:ctrlPr>
-                </m:sSubPr>
-                <m:e>
-                  <m:r>
-                    <w:rPr>
-                      <w:rFonts w:ascii="Cambria Math" w:hAnsi="Cambria Math"/>
-                      <w:sz w:val="24"/>
-                    </w:rPr>
-                    <m:t>T</m:t>
-                  </m:r>
-                </m:e>
-                <m:sub>
-                  <m:r>
-                    <w:rPr>
-                      <w:rFonts w:ascii="Cambria Math" w:hAnsi="Cambria Math"/>
-                      <w:sz w:val="24"/>
-                    </w:rPr>
-                    <m:t>1</m:t>
-                  </m:r>
-                </m:sub>
-              </m:sSub>
-            </m:sub>
-            <m:sup>
-              <m:sSub>
-                <m:sSubPr>
-                  <m:ctrlPr>
-                    <w:rPr>
-                      <w:rFonts w:ascii="Cambria Math" w:hAnsi="Cambria Math"/>
-                      <w:i/>
-                      <w:sz w:val="24"/>
-                    </w:rPr>
-                  </m:ctrlPr>
-                </m:sSubPr>
-                <m:e>
-                  <m:r>
-                    <w:rPr>
-                      <w:rFonts w:ascii="Cambria Math" w:hAnsi="Cambria Math"/>
-                      <w:sz w:val="24"/>
-                    </w:rPr>
-                    <m:t>T</m:t>
-                  </m:r>
-                </m:e>
-                <m:sub>
-                  <m:r>
-                    <w:rPr>
-                      <w:rFonts w:ascii="Cambria Math" w:hAnsi="Cambria Math"/>
-                      <w:sz w:val="24"/>
-                    </w:rPr>
-                    <m:t>2</m:t>
-                  </m:r>
-                </m:sub>
-              </m:sSub>
-            </m:sup>
-            <m:e>
-              <m:sSubSup>
-                <m:sSubSupPr>
-                  <m:ctrlPr>
-                    <w:rPr>
-                      <w:rFonts w:ascii="Cambria Math" w:hAnsi="Cambria Math"/>
-                      <w:i/>
-                      <w:sz w:val="24"/>
-                    </w:rPr>
-                  </m:ctrlPr>
-                </m:sSubSupPr>
-                <m:e>
-                  <m:r>
-                    <w:rPr>
-                      <w:rFonts w:ascii="Cambria Math" w:hAnsi="Cambria Math"/>
-                      <w:sz w:val="24"/>
-                    </w:rPr>
-                    <m:t>σ</m:t>
-                  </m:r>
-                </m:e>
-                <m:sub>
-                  <m:r>
-                    <w:rPr>
-                      <w:rFonts w:ascii="Cambria Math" w:hAnsi="Cambria Math"/>
-                      <w:sz w:val="24"/>
-                    </w:rPr>
-                    <m:t>t</m:t>
-                  </m:r>
-                </m:sub>
-                <m:sup>
-                  <m:r>
-                    <w:rPr>
-                      <w:rFonts w:ascii="Cambria Math" w:hAnsi="Cambria Math"/>
-                      <w:sz w:val="24"/>
-                    </w:rPr>
-                    <m:t>2</m:t>
-                  </m:r>
-                </m:sup>
-              </m:sSubSup>
-              <m:r>
-                <w:rPr>
-                  <w:rFonts w:ascii="Cambria Math" w:hAnsi="Cambria Math"/>
-                  <w:sz w:val="24"/>
-                </w:rPr>
-                <m:t>∙</m:t>
-              </m:r>
-              <m:sSup>
-                <m:sSupPr>
-                  <m:ctrlPr>
-                    <w:rPr>
-                      <w:rFonts w:ascii="Cambria Math" w:hAnsi="Cambria Math"/>
                       <w:i/>
                       <w:sz w:val="24"/>
                     </w:rPr>
@@ -8354,124 +6847,31 @@
                       <m:ctrlPr>
                         <w:rPr>
                           <w:rFonts w:ascii="Cambria Math" w:hAnsi="Cambria Math"/>
+                          <w:b/>
                           <w:i/>
                           <w:sz w:val="24"/>
                         </w:rPr>
                       </m:ctrlPr>
                     </m:dPr>
                     <m:e>
-                      <m:f>
-                        <m:fPr>
-                          <m:ctrlPr>
-                            <w:rPr>
-                              <w:rFonts w:ascii="Cambria Math" w:hAnsi="Cambria Math"/>
-                              <w:i/>
-                              <w:sz w:val="24"/>
-                            </w:rPr>
-                          </m:ctrlPr>
-                        </m:fPr>
-                        <m:num>
-                          <m:r>
-                            <w:rPr>
-                              <w:rFonts w:ascii="Cambria Math" w:hAnsi="Cambria Math"/>
-                              <w:sz w:val="24"/>
-                            </w:rPr>
-                            <m:t>1-</m:t>
-                          </m:r>
-                          <m:sSup>
-                            <m:sSupPr>
-                              <m:ctrlPr>
-                                <w:rPr>
-                                  <w:rFonts w:ascii="Cambria Math" w:hAnsi="Cambria Math"/>
-                                  <w:i/>
-                                  <w:sz w:val="24"/>
-                                </w:rPr>
-                              </m:ctrlPr>
-                            </m:sSupPr>
-                            <m:e>
-                              <m:r>
-                                <w:rPr>
-                                  <w:rFonts w:ascii="Cambria Math" w:hAnsi="Cambria Math"/>
-                                  <w:sz w:val="24"/>
-                                </w:rPr>
-                                <m:t>e</m:t>
-                              </m:r>
-                            </m:e>
-                            <m:sup>
-                              <m:r>
-                                <w:rPr>
-                                  <w:rFonts w:ascii="Cambria Math" w:hAnsi="Cambria Math"/>
-                                  <w:sz w:val="24"/>
-                                </w:rPr>
-                                <m:t>-κ</m:t>
-                              </m:r>
-                              <m:d>
-                                <m:dPr>
-                                  <m:ctrlPr>
-                                    <w:rPr>
-                                      <w:rFonts w:ascii="Cambria Math" w:hAnsi="Cambria Math"/>
-                                      <w:i/>
-                                      <w:sz w:val="24"/>
-                                    </w:rPr>
-                                  </m:ctrlPr>
-                                </m:dPr>
-                                <m:e>
-                                  <m:sSub>
-                                    <m:sSubPr>
-                                      <m:ctrlPr>
-                                        <w:rPr>
-                                          <w:rFonts w:ascii="Cambria Math" w:hAnsi="Cambria Math"/>
-                                          <w:i/>
-                                          <w:sz w:val="24"/>
-                                        </w:rPr>
-                                      </m:ctrlPr>
-                                    </m:sSubPr>
-                                    <m:e>
-                                      <m:r>
-                                        <w:rPr>
-                                          <w:rFonts w:ascii="Cambria Math" w:hAnsi="Cambria Math"/>
-                                          <w:sz w:val="24"/>
-                                        </w:rPr>
-                                        <m:t>T</m:t>
-                                      </m:r>
-                                    </m:e>
-                                    <m:sub>
-                                      <m:r>
-                                        <w:rPr>
-                                          <w:rFonts w:ascii="Cambria Math" w:hAnsi="Cambria Math"/>
-                                          <w:sz w:val="24"/>
-                                        </w:rPr>
-                                        <m:t>2</m:t>
-                                      </m:r>
-                                    </m:sub>
-                                  </m:sSub>
-                                  <m:r>
-                                    <w:rPr>
-                                      <w:rFonts w:ascii="Cambria Math" w:hAnsi="Cambria Math"/>
-                                      <w:sz w:val="24"/>
-                                    </w:rPr>
-                                    <m:t>-t</m:t>
-                                  </m:r>
-                                </m:e>
-                              </m:d>
-                            </m:sup>
-                          </m:sSup>
-                        </m:num>
-                        <m:den>
-                          <m:r>
-                            <w:rPr>
-                              <w:rFonts w:ascii="Cambria Math" w:hAnsi="Cambria Math"/>
-                              <w:sz w:val="24"/>
-                            </w:rPr>
-                            <m:t>κ</m:t>
-                          </m:r>
-                        </m:den>
-                      </m:f>
+                      <m:r>
+                        <m:rPr>
+                          <m:sty m:val="bi"/>
+                        </m:rPr>
+                        <w:rPr>
+                          <w:rFonts w:ascii="Cambria Math" w:hAnsi="Cambria Math"/>
+                          <w:sz w:val="24"/>
+                        </w:rPr>
+                        <m:t>σt</m:t>
+                      </m:r>
                     </m:e>
                   </m:d>
                 </m:e>
                 <m:sup>
                   <m:r>
+                    <m:rPr>
+                      <m:sty m:val="bi"/>
+                    </m:rPr>
                     <w:rPr>
                       <w:rFonts w:ascii="Cambria Math" w:hAnsi="Cambria Math"/>
                       <w:sz w:val="24"/>
@@ -8480,17 +6880,17 @@
                   </m:r>
                 </m:sup>
               </m:sSup>
-            </m:e>
-          </m:nary>
-          <m:r>
-            <w:rPr>
-              <w:rFonts w:ascii="Cambria Math" w:hAnsi="Cambria Math"/>
-              <w:sz w:val="24"/>
-            </w:rPr>
-            <m:t>dt</m:t>
-          </m:r>
+            </m:sup>
+          </m:sSup>
         </m:oMath>
       </m:oMathPara>
+    </w:p>
+    <w:p>
+      <w:pPr>
+        <w:rPr>
+          <w:b/>
+        </w:rPr>
+      </w:pPr>
     </w:p>
     <w:p>
       <w:pPr>
@@ -8513,6 +6913,751 @@
               <w:rFonts w:ascii="Cambria Math" w:hAnsi="Cambria Math"/>
               <w:sz w:val="24"/>
             </w:rPr>
+            <m:t>E</m:t>
+          </m:r>
+          <m:d>
+            <m:dPr>
+              <m:ctrlPr>
+                <w:rPr>
+                  <w:rFonts w:ascii="Cambria Math" w:hAnsi="Cambria Math"/>
+                  <w:b/>
+                  <w:sz w:val="24"/>
+                </w:rPr>
+              </m:ctrlPr>
+            </m:dPr>
+            <m:e>
+              <m:r>
+                <m:rPr>
+                  <m:sty m:val="bi"/>
+                </m:rPr>
+                <w:rPr>
+                  <w:rFonts w:ascii="Cambria Math" w:hAnsi="Cambria Math"/>
+                  <w:sz w:val="24"/>
+                </w:rPr>
+                <m:t>-</m:t>
+              </m:r>
+              <m:nary>
+                <m:naryPr>
+                  <m:ctrlPr>
+                    <w:rPr>
+                      <w:rFonts w:ascii="Cambria Math" w:hAnsi="Cambria Math"/>
+                      <w:b/>
+                      <w:i/>
+                      <w:sz w:val="24"/>
+                    </w:rPr>
+                  </m:ctrlPr>
+                </m:naryPr>
+                <m:sub>
+                  <m:r>
+                    <m:rPr>
+                      <m:sty m:val="bi"/>
+                    </m:rPr>
+                    <w:rPr>
+                      <w:rFonts w:ascii="Cambria Math" w:hAnsi="Cambria Math"/>
+                      <w:sz w:val="24"/>
+                    </w:rPr>
+                    <m:t>s</m:t>
+                  </m:r>
+                </m:sub>
+                <m:sup>
+                  <m:r>
+                    <m:rPr>
+                      <m:sty m:val="bi"/>
+                    </m:rPr>
+                    <w:rPr>
+                      <w:rFonts w:ascii="Cambria Math" w:hAnsi="Cambria Math"/>
+                      <w:sz w:val="24"/>
+                    </w:rPr>
+                    <m:t>t</m:t>
+                  </m:r>
+                </m:sup>
+                <m:e>
+                  <m:d>
+                    <m:dPr>
+                      <m:ctrlPr>
+                        <w:rPr>
+                          <w:rFonts w:ascii="Cambria Math" w:hAnsi="Cambria Math"/>
+                          <w:b/>
+                          <w:i/>
+                          <w:sz w:val="24"/>
+                        </w:rPr>
+                      </m:ctrlPr>
+                    </m:dPr>
+                    <m:e>
+                      <m:sSub>
+                        <m:sSubPr>
+                          <m:ctrlPr>
+                            <w:rPr>
+                              <w:rFonts w:ascii="Cambria Math" w:hAnsi="Cambria Math"/>
+                              <w:b/>
+                              <w:i/>
+                              <w:sz w:val="24"/>
+                            </w:rPr>
+                          </m:ctrlPr>
+                        </m:sSubPr>
+                        <m:e>
+                          <m:r>
+                            <m:rPr>
+                              <m:sty m:val="bi"/>
+                            </m:rPr>
+                            <w:rPr>
+                              <w:rFonts w:ascii="Cambria Math" w:hAnsi="Cambria Math"/>
+                              <w:sz w:val="24"/>
+                            </w:rPr>
+                            <m:t>x</m:t>
+                          </m:r>
+                        </m:e>
+                        <m:sub>
+                          <m:r>
+                            <m:rPr>
+                              <m:sty m:val="bi"/>
+                            </m:rPr>
+                            <w:rPr>
+                              <w:rFonts w:ascii="Cambria Math" w:hAnsi="Cambria Math"/>
+                              <w:sz w:val="24"/>
+                            </w:rPr>
+                            <m:t>u</m:t>
+                          </m:r>
+                        </m:sub>
+                      </m:sSub>
+                    </m:e>
+                  </m:d>
+                  <m:r>
+                    <m:rPr>
+                      <m:sty m:val="bi"/>
+                    </m:rPr>
+                    <w:rPr>
+                      <w:rFonts w:ascii="Cambria Math" w:hAnsi="Cambria Math"/>
+                      <w:sz w:val="24"/>
+                    </w:rPr>
+                    <m:t>du</m:t>
+                  </m:r>
+                </m:e>
+              </m:nary>
+              <m:ctrlPr>
+                <w:rPr>
+                  <w:rFonts w:ascii="Cambria Math" w:hAnsi="Cambria Math"/>
+                  <w:b/>
+                  <w:i/>
+                  <w:sz w:val="24"/>
+                </w:rPr>
+              </m:ctrlPr>
+            </m:e>
+          </m:d>
+          <m:r>
+            <m:rPr>
+              <m:sty m:val="bi"/>
+            </m:rPr>
+            <w:rPr>
+              <w:rFonts w:ascii="Cambria Math" w:hAnsi="Cambria Math"/>
+              <w:sz w:val="24"/>
+            </w:rPr>
+            <m:t>=B</m:t>
+          </m:r>
+          <m:d>
+            <m:dPr>
+              <m:ctrlPr>
+                <w:rPr>
+                  <w:rFonts w:ascii="Cambria Math" w:hAnsi="Cambria Math"/>
+                  <w:b/>
+                  <w:i/>
+                  <w:sz w:val="24"/>
+                </w:rPr>
+              </m:ctrlPr>
+            </m:dPr>
+            <m:e>
+              <m:r>
+                <m:rPr>
+                  <m:sty m:val="bi"/>
+                </m:rPr>
+                <w:rPr>
+                  <w:rFonts w:ascii="Cambria Math" w:hAnsi="Cambria Math"/>
+                  <w:sz w:val="24"/>
+                </w:rPr>
+                <m:t>s,t,κ</m:t>
+              </m:r>
+            </m:e>
+          </m:d>
+          <m:r>
+            <m:rPr>
+              <m:sty m:val="bi"/>
+            </m:rPr>
+            <w:rPr>
+              <w:rFonts w:ascii="Cambria Math" w:hAnsi="Cambria Math"/>
+              <w:sz w:val="24"/>
+            </w:rPr>
+            <m:t>=</m:t>
+          </m:r>
+          <m:nary>
+            <m:naryPr>
+              <m:ctrlPr>
+                <w:rPr>
+                  <w:rFonts w:ascii="Cambria Math" w:hAnsi="Cambria Math"/>
+                  <w:b/>
+                  <w:sz w:val="24"/>
+                </w:rPr>
+              </m:ctrlPr>
+            </m:naryPr>
+            <m:sub>
+              <m:r>
+                <m:rPr>
+                  <m:sty m:val="b"/>
+                </m:rPr>
+                <w:rPr>
+                  <w:rFonts w:ascii="Cambria Math" w:hAnsi="Cambria Math"/>
+                  <w:sz w:val="24"/>
+                </w:rPr>
+                <m:t>s</m:t>
+              </m:r>
+            </m:sub>
+            <m:sup>
+              <m:r>
+                <m:rPr>
+                  <m:sty m:val="b"/>
+                </m:rPr>
+                <w:rPr>
+                  <w:rFonts w:ascii="Cambria Math" w:hAnsi="Cambria Math"/>
+                  <w:sz w:val="24"/>
+                </w:rPr>
+                <m:t>t</m:t>
+              </m:r>
+            </m:sup>
+            <m:e>
+              <m:r>
+                <m:rPr>
+                  <m:sty m:val="bi"/>
+                </m:rPr>
+                <w:rPr>
+                  <w:rFonts w:ascii="Cambria Math" w:hAnsi="Cambria Math"/>
+                  <w:sz w:val="24"/>
+                </w:rPr>
+                <m:t>XA</m:t>
+              </m:r>
+              <m:d>
+                <m:dPr>
+                  <m:ctrlPr>
+                    <w:rPr>
+                      <w:rFonts w:ascii="Cambria Math" w:hAnsi="Cambria Math"/>
+                      <w:b/>
+                      <w:i/>
+                      <w:sz w:val="24"/>
+                    </w:rPr>
+                  </m:ctrlPr>
+                </m:dPr>
+                <m:e>
+                  <m:r>
+                    <m:rPr>
+                      <m:sty m:val="bi"/>
+                    </m:rPr>
+                    <w:rPr>
+                      <w:rFonts w:ascii="Cambria Math" w:hAnsi="Cambria Math"/>
+                      <w:sz w:val="24"/>
+                    </w:rPr>
+                    <m:t>u,t,κ</m:t>
+                  </m:r>
+                </m:e>
+              </m:d>
+              <m:r>
+                <m:rPr>
+                  <m:sty m:val="bi"/>
+                </m:rPr>
+                <w:rPr>
+                  <w:rFonts w:ascii="Cambria Math" w:hAnsi="Cambria Math"/>
+                  <w:sz w:val="24"/>
+                </w:rPr>
+                <m:t>du</m:t>
+              </m:r>
+            </m:e>
+          </m:nary>
+        </m:oMath>
+      </m:oMathPara>
+    </w:p>
+    <w:p>
+      <w:pPr>
+        <w:ind w:left="800" w:firstLine="800"/>
+        <w:rPr>
+          <w:b/>
+          <w:sz w:val="24"/>
+        </w:rPr>
+      </w:pPr>
+      <m:oMathPara>
+        <m:oMathParaPr>
+          <m:jc m:val="left"/>
+        </m:oMathParaPr>
+        <m:oMath>
+          <m:r>
+            <m:rPr>
+              <m:sty m:val="bi"/>
+            </m:rPr>
+            <w:rPr>
+              <w:rFonts w:ascii="Cambria Math" w:hAnsi="Cambria Math"/>
+              <w:sz w:val="24"/>
+            </w:rPr>
+            <m:t>=</m:t>
+          </m:r>
+          <m:nary>
+            <m:naryPr>
+              <m:ctrlPr>
+                <w:rPr>
+                  <w:rFonts w:ascii="Cambria Math" w:hAnsi="Cambria Math"/>
+                  <w:b/>
+                  <w:sz w:val="24"/>
+                </w:rPr>
+              </m:ctrlPr>
+            </m:naryPr>
+            <m:sub>
+              <m:r>
+                <m:rPr>
+                  <m:sty m:val="b"/>
+                </m:rPr>
+                <w:rPr>
+                  <w:rFonts w:ascii="Cambria Math" w:hAnsi="Cambria Math"/>
+                  <w:sz w:val="24"/>
+                </w:rPr>
+                <m:t>s</m:t>
+              </m:r>
+            </m:sub>
+            <m:sup>
+              <m:r>
+                <m:rPr>
+                  <m:sty m:val="b"/>
+                </m:rPr>
+                <w:rPr>
+                  <w:rFonts w:ascii="Cambria Math" w:hAnsi="Cambria Math"/>
+                  <w:sz w:val="24"/>
+                </w:rPr>
+                <m:t>t</m:t>
+              </m:r>
+            </m:sup>
+            <m:e>
+              <m:sSup>
+                <m:sSupPr>
+                  <m:ctrlPr>
+                    <w:rPr>
+                      <w:rFonts w:ascii="Cambria Math" w:hAnsi="Cambria Math"/>
+                      <w:b/>
+                      <w:i/>
+                      <w:sz w:val="24"/>
+                    </w:rPr>
+                  </m:ctrlPr>
+                </m:sSupPr>
+                <m:e>
+                  <m:r>
+                    <m:rPr>
+                      <m:sty m:val="bi"/>
+                    </m:rPr>
+                    <w:rPr>
+                      <w:rFonts w:ascii="Cambria Math" w:hAnsi="Cambria Math"/>
+                      <w:sz w:val="24"/>
+                    </w:rPr>
+                    <m:t>e</m:t>
+                  </m:r>
+                </m:e>
+                <m:sup>
+                  <m:r>
+                    <m:rPr>
+                      <m:sty m:val="bi"/>
+                    </m:rPr>
+                    <w:rPr>
+                      <w:rFonts w:ascii="Cambria Math" w:hAnsi="Cambria Math"/>
+                      <w:sz w:val="24"/>
+                    </w:rPr>
+                    <m:t>-κ</m:t>
+                  </m:r>
+                  <m:d>
+                    <m:dPr>
+                      <m:ctrlPr>
+                        <w:rPr>
+                          <w:rFonts w:ascii="Cambria Math" w:hAnsi="Cambria Math"/>
+                          <w:b/>
+                          <w:i/>
+                          <w:sz w:val="24"/>
+                        </w:rPr>
+                      </m:ctrlPr>
+                    </m:dPr>
+                    <m:e>
+                      <m:r>
+                        <m:rPr>
+                          <m:sty m:val="bi"/>
+                        </m:rPr>
+                        <w:rPr>
+                          <w:rFonts w:ascii="Cambria Math" w:hAnsi="Cambria Math"/>
+                          <w:sz w:val="24"/>
+                        </w:rPr>
+                        <m:t>t-u</m:t>
+                      </m:r>
+                    </m:e>
+                  </m:d>
+                </m:sup>
+              </m:sSup>
+              <m:r>
+                <m:rPr>
+                  <m:sty m:val="bi"/>
+                </m:rPr>
+                <w:rPr>
+                  <w:rFonts w:ascii="Cambria Math" w:hAnsi="Cambria Math"/>
+                  <w:sz w:val="24"/>
+                </w:rPr>
+                <m:t>du</m:t>
+              </m:r>
+            </m:e>
+          </m:nary>
+          <m:r>
+            <m:rPr>
+              <m:sty m:val="b"/>
+            </m:rPr>
+            <w:rPr>
+              <w:rFonts w:ascii="Cambria Math" w:hAnsi="Cambria Math"/>
+              <w:sz w:val="24"/>
+            </w:rPr>
+            <m:t>=</m:t>
+          </m:r>
+          <m:f>
+            <m:fPr>
+              <m:ctrlPr>
+                <w:rPr>
+                  <w:rFonts w:ascii="Cambria Math" w:hAnsi="Cambria Math"/>
+                  <w:b/>
+                  <w:sz w:val="24"/>
+                </w:rPr>
+              </m:ctrlPr>
+            </m:fPr>
+            <m:num>
+              <m:r>
+                <m:rPr>
+                  <m:sty m:val="b"/>
+                </m:rPr>
+                <w:rPr>
+                  <w:rFonts w:ascii="Cambria Math" w:hAnsi="Cambria Math"/>
+                  <w:sz w:val="24"/>
+                </w:rPr>
+                <m:t>1-</m:t>
+              </m:r>
+              <m:sSup>
+                <m:sSupPr>
+                  <m:ctrlPr>
+                    <w:rPr>
+                      <w:rFonts w:ascii="Cambria Math" w:hAnsi="Cambria Math"/>
+                      <w:b/>
+                      <w:sz w:val="24"/>
+                    </w:rPr>
+                  </m:ctrlPr>
+                </m:sSupPr>
+                <m:e>
+                  <m:r>
+                    <m:rPr>
+                      <m:sty m:val="b"/>
+                    </m:rPr>
+                    <w:rPr>
+                      <w:rFonts w:ascii="Cambria Math" w:hAnsi="Cambria Math"/>
+                      <w:sz w:val="24"/>
+                    </w:rPr>
+                    <m:t>e</m:t>
+                  </m:r>
+                </m:e>
+                <m:sup>
+                  <m:r>
+                    <m:rPr>
+                      <m:sty m:val="b"/>
+                    </m:rPr>
+                    <w:rPr>
+                      <w:rFonts w:ascii="Cambria Math" w:hAnsi="Cambria Math"/>
+                      <w:sz w:val="24"/>
+                    </w:rPr>
+                    <m:t>-κ</m:t>
+                  </m:r>
+                  <m:d>
+                    <m:dPr>
+                      <m:ctrlPr>
+                        <w:rPr>
+                          <w:rFonts w:ascii="Cambria Math" w:hAnsi="Cambria Math"/>
+                          <w:b/>
+                          <w:sz w:val="24"/>
+                        </w:rPr>
+                      </m:ctrlPr>
+                    </m:dPr>
+                    <m:e>
+                      <m:r>
+                        <m:rPr>
+                          <m:sty m:val="b"/>
+                        </m:rPr>
+                        <w:rPr>
+                          <w:rFonts w:ascii="Cambria Math" w:hAnsi="Cambria Math"/>
+                          <w:sz w:val="24"/>
+                        </w:rPr>
+                        <m:t>t-s</m:t>
+                      </m:r>
+                    </m:e>
+                  </m:d>
+                </m:sup>
+              </m:sSup>
+            </m:num>
+            <m:den>
+              <m:r>
+                <m:rPr>
+                  <m:sty m:val="b"/>
+                </m:rPr>
+                <w:rPr>
+                  <w:rFonts w:ascii="Cambria Math" w:hAnsi="Cambria Math"/>
+                  <w:sz w:val="24"/>
+                </w:rPr>
+                <m:t>κ</m:t>
+              </m:r>
+            </m:den>
+          </m:f>
+        </m:oMath>
+      </m:oMathPara>
+    </w:p>
+    <w:p>
+      <w:pPr>
+        <w:ind w:left="800" w:firstLine="800"/>
+        <w:rPr>
+          <w:rFonts w:hint="eastAsia"/>
+          <w:b/>
+          <w:sz w:val="24"/>
+        </w:rPr>
+      </w:pPr>
+    </w:p>
+    <w:p>
+      <w:pPr>
+        <w:ind w:left="800" w:firstLine="800"/>
+        <w:rPr>
+          <w:b/>
+          <w:sz w:val="24"/>
+        </w:rPr>
+      </w:pPr>
+      <m:oMathPara>
+        <m:oMathParaPr>
+          <m:jc m:val="left"/>
+        </m:oMathParaPr>
+        <m:oMath>
+          <m:f>
+            <m:fPr>
+              <m:ctrlPr>
+                <w:rPr>
+                  <w:rFonts w:ascii="Cambria Math" w:hAnsi="Cambria Math"/>
+                  <w:b/>
+                  <w:sz w:val="24"/>
+                </w:rPr>
+              </m:ctrlPr>
+            </m:fPr>
+            <m:num>
+              <m:r>
+                <m:rPr>
+                  <m:sty m:val="b"/>
+                </m:rPr>
+                <w:rPr>
+                  <w:rFonts w:ascii="Cambria Math" w:hAnsi="Cambria Math"/>
+                  <w:sz w:val="24"/>
+                </w:rPr>
+                <m:t>1</m:t>
+              </m:r>
+            </m:num>
+            <m:den>
+              <m:r>
+                <m:rPr>
+                  <m:sty m:val="b"/>
+                </m:rPr>
+                <w:rPr>
+                  <w:rFonts w:ascii="Cambria Math" w:hAnsi="Cambria Math"/>
+                  <w:sz w:val="24"/>
+                </w:rPr>
+                <m:t>2</m:t>
+              </m:r>
+            </m:den>
+          </m:f>
+          <m:r>
+            <m:rPr>
+              <m:sty m:val="b"/>
+            </m:rPr>
+            <w:rPr>
+              <w:rFonts w:ascii="Cambria Math" w:hAnsi="Cambria Math"/>
+              <w:sz w:val="24"/>
+            </w:rPr>
+            <m:t>V</m:t>
+          </m:r>
+          <m:d>
+            <m:dPr>
+              <m:ctrlPr>
+                <w:rPr>
+                  <w:rFonts w:ascii="Cambria Math" w:hAnsi="Cambria Math"/>
+                  <w:b/>
+                  <w:sz w:val="24"/>
+                </w:rPr>
+              </m:ctrlPr>
+            </m:dPr>
+            <m:e>
+              <m:r>
+                <m:rPr>
+                  <m:sty m:val="bi"/>
+                </m:rPr>
+                <w:rPr>
+                  <w:rFonts w:ascii="Cambria Math" w:hAnsi="Cambria Math"/>
+                  <w:sz w:val="24"/>
+                </w:rPr>
+                <m:t>-</m:t>
+              </m:r>
+              <m:nary>
+                <m:naryPr>
+                  <m:ctrlPr>
+                    <w:rPr>
+                      <w:rFonts w:ascii="Cambria Math" w:hAnsi="Cambria Math"/>
+                      <w:b/>
+                      <w:i/>
+                      <w:sz w:val="24"/>
+                    </w:rPr>
+                  </m:ctrlPr>
+                </m:naryPr>
+                <m:sub>
+                  <m:r>
+                    <m:rPr>
+                      <m:sty m:val="bi"/>
+                    </m:rPr>
+                    <w:rPr>
+                      <w:rFonts w:ascii="Cambria Math" w:hAnsi="Cambria Math"/>
+                      <w:sz w:val="24"/>
+                    </w:rPr>
+                    <m:t>s</m:t>
+                  </m:r>
+                </m:sub>
+                <m:sup>
+                  <m:r>
+                    <m:rPr>
+                      <m:sty m:val="bi"/>
+                    </m:rPr>
+                    <w:rPr>
+                      <w:rFonts w:ascii="Cambria Math" w:hAnsi="Cambria Math"/>
+                      <w:sz w:val="24"/>
+                    </w:rPr>
+                    <m:t>t</m:t>
+                  </m:r>
+                </m:sup>
+                <m:e>
+                  <m:d>
+                    <m:dPr>
+                      <m:ctrlPr>
+                        <w:rPr>
+                          <w:rFonts w:ascii="Cambria Math" w:hAnsi="Cambria Math"/>
+                          <w:b/>
+                          <w:i/>
+                          <w:sz w:val="24"/>
+                        </w:rPr>
+                      </m:ctrlPr>
+                    </m:dPr>
+                    <m:e>
+                      <m:sSub>
+                        <m:sSubPr>
+                          <m:ctrlPr>
+                            <w:rPr>
+                              <w:rFonts w:ascii="Cambria Math" w:hAnsi="Cambria Math"/>
+                              <w:b/>
+                              <w:i/>
+                              <w:sz w:val="24"/>
+                            </w:rPr>
+                          </m:ctrlPr>
+                        </m:sSubPr>
+                        <m:e>
+                          <m:r>
+                            <m:rPr>
+                              <m:sty m:val="bi"/>
+                            </m:rPr>
+                            <w:rPr>
+                              <w:rFonts w:ascii="Cambria Math" w:hAnsi="Cambria Math"/>
+                              <w:sz w:val="24"/>
+                            </w:rPr>
+                            <m:t>x</m:t>
+                          </m:r>
+                        </m:e>
+                        <m:sub>
+                          <m:r>
+                            <m:rPr>
+                              <m:sty m:val="bi"/>
+                            </m:rPr>
+                            <w:rPr>
+                              <w:rFonts w:ascii="Cambria Math" w:hAnsi="Cambria Math"/>
+                              <w:sz w:val="24"/>
+                            </w:rPr>
+                            <m:t>u</m:t>
+                          </m:r>
+                        </m:sub>
+                      </m:sSub>
+                    </m:e>
+                  </m:d>
+                  <m:r>
+                    <m:rPr>
+                      <m:sty m:val="bi"/>
+                    </m:rPr>
+                    <w:rPr>
+                      <w:rFonts w:ascii="Cambria Math" w:hAnsi="Cambria Math"/>
+                      <w:sz w:val="24"/>
+                    </w:rPr>
+                    <m:t>du</m:t>
+                  </m:r>
+                </m:e>
+              </m:nary>
+              <m:ctrlPr>
+                <w:rPr>
+                  <w:rFonts w:ascii="Cambria Math" w:hAnsi="Cambria Math"/>
+                  <w:b/>
+                  <w:i/>
+                  <w:sz w:val="24"/>
+                </w:rPr>
+              </m:ctrlPr>
+            </m:e>
+          </m:d>
+          <m:r>
+            <m:rPr>
+              <m:sty m:val="b"/>
+            </m:rPr>
+            <w:rPr>
+              <w:rFonts w:ascii="Cambria Math" w:hAnsi="Cambria Math"/>
+              <w:sz w:val="24"/>
+            </w:rPr>
+            <m:t>=</m:t>
+          </m:r>
+          <m:f>
+            <m:fPr>
+              <m:ctrlPr>
+                <w:rPr>
+                  <w:rFonts w:ascii="Cambria Math" w:hAnsi="Cambria Math"/>
+                  <w:b/>
+                  <w:sz w:val="24"/>
+                </w:rPr>
+              </m:ctrlPr>
+            </m:fPr>
+            <m:num>
+              <m:r>
+                <m:rPr>
+                  <m:sty m:val="b"/>
+                </m:rPr>
+                <w:rPr>
+                  <w:rFonts w:ascii="Cambria Math" w:hAnsi="Cambria Math"/>
+                  <w:sz w:val="24"/>
+                </w:rPr>
+                <m:t>1</m:t>
+              </m:r>
+            </m:num>
+            <m:den>
+              <m:r>
+                <m:rPr>
+                  <m:sty m:val="b"/>
+                </m:rPr>
+                <w:rPr>
+                  <w:rFonts w:ascii="Cambria Math" w:hAnsi="Cambria Math"/>
+                  <w:sz w:val="24"/>
+                </w:rPr>
+                <m:t>2</m:t>
+              </m:r>
+            </m:den>
+          </m:f>
+          <m:r>
+            <m:rPr>
+              <m:sty m:val="b"/>
+            </m:rPr>
+            <w:rPr>
+              <w:rFonts w:ascii="Cambria Math" w:hAnsi="Cambria Math"/>
+              <w:sz w:val="24"/>
+            </w:rPr>
             <m:t>VT</m:t>
           </m:r>
           <m:d>
@@ -8651,10 +7796,10 @@
               <w:rFonts w:ascii="Cambria Math" w:hAnsi="Cambria Math"/>
               <w:sz w:val="24"/>
             </w:rPr>
-            <m:t>=</m:t>
+            <m:t>≈-</m:t>
           </m:r>
-          <m:nary>
-            <m:naryPr>
+          <m:f>
+            <m:fPr>
               <m:ctrlPr>
                 <w:rPr>
                   <w:rFonts w:ascii="Cambria Math" w:hAnsi="Cambria Math"/>
@@ -8663,156 +7808,56 @@
                   <w:sz w:val="24"/>
                 </w:rPr>
               </m:ctrlPr>
-            </m:naryPr>
-            <m:sub>
-              <m:sSub>
-                <m:sSubPr>
+            </m:fPr>
+            <m:num>
+              <m:d>
+                <m:dPr>
                   <m:ctrlPr>
                     <w:rPr>
                       <w:rFonts w:ascii="Cambria Math" w:hAnsi="Cambria Math"/>
                       <w:b/>
-                      <w:i/>
                       <w:sz w:val="24"/>
                     </w:rPr>
                   </m:ctrlPr>
-                </m:sSubPr>
+                </m:dPr>
                 <m:e>
-                  <m:r>
-                    <m:rPr>
-                      <m:sty m:val="bi"/>
-                    </m:rPr>
-                    <w:rPr>
-                      <w:rFonts w:ascii="Cambria Math" w:hAnsi="Cambria Math"/>
-                      <w:sz w:val="24"/>
-                    </w:rPr>
-                    <m:t>T</m:t>
-                  </m:r>
-                </m:e>
-                <m:sub>
-                  <m:r>
-                    <m:rPr>
-                      <m:sty m:val="bi"/>
-                    </m:rPr>
-                    <w:rPr>
-                      <w:rFonts w:ascii="Cambria Math" w:hAnsi="Cambria Math"/>
-                      <w:sz w:val="24"/>
-                    </w:rPr>
-                    <m:t>1</m:t>
-                  </m:r>
-                </m:sub>
-              </m:sSub>
-            </m:sub>
-            <m:sup>
-              <m:sSub>
-                <m:sSubPr>
-                  <m:ctrlPr>
-                    <w:rPr>
-                      <w:rFonts w:ascii="Cambria Math" w:hAnsi="Cambria Math"/>
-                      <w:b/>
-                      <w:i/>
-                      <w:sz w:val="24"/>
-                    </w:rPr>
-                  </m:ctrlPr>
-                </m:sSubPr>
-                <m:e>
-                  <m:r>
-                    <m:rPr>
-                      <m:sty m:val="bi"/>
-                    </m:rPr>
-                    <w:rPr>
-                      <w:rFonts w:ascii="Cambria Math" w:hAnsi="Cambria Math"/>
-                      <w:sz w:val="24"/>
-                    </w:rPr>
-                    <m:t>T</m:t>
-                  </m:r>
-                </m:e>
-                <m:sub>
-                  <m:r>
-                    <m:rPr>
-                      <m:sty m:val="bi"/>
-                    </m:rPr>
-                    <w:rPr>
-                      <w:rFonts w:ascii="Cambria Math" w:hAnsi="Cambria Math"/>
-                      <w:sz w:val="24"/>
-                    </w:rPr>
-                    <m:t>2</m:t>
-                  </m:r>
-                </m:sub>
-              </m:sSub>
-            </m:sup>
-            <m:e>
-              <m:sSubSup>
-                <m:sSubSupPr>
-                  <m:ctrlPr>
-                    <w:rPr>
-                      <w:rFonts w:ascii="Cambria Math" w:hAnsi="Cambria Math"/>
-                      <w:b/>
-                      <w:i/>
-                      <w:sz w:val="24"/>
-                    </w:rPr>
-                  </m:ctrlPr>
-                </m:sSubSupPr>
-                <m:e>
-                  <m:r>
-                    <m:rPr>
-                      <m:sty m:val="bi"/>
-                    </m:rPr>
-                    <w:rPr>
-                      <w:rFonts w:ascii="Cambria Math" w:hAnsi="Cambria Math"/>
-                      <w:sz w:val="24"/>
-                    </w:rPr>
-                    <m:t>σ</m:t>
-                  </m:r>
-                </m:e>
-                <m:sub>
-                  <m:r>
-                    <m:rPr>
-                      <m:sty m:val="bi"/>
-                    </m:rPr>
-                    <w:rPr>
-                      <w:rFonts w:ascii="Cambria Math" w:hAnsi="Cambria Math"/>
-                      <w:sz w:val="24"/>
-                    </w:rPr>
-                    <m:t>t</m:t>
-                  </m:r>
-                </m:sub>
-                <m:sup>
-                  <m:r>
-                    <m:rPr>
-                      <m:sty m:val="bi"/>
-                    </m:rPr>
-                    <w:rPr>
-                      <w:rFonts w:ascii="Cambria Math" w:hAnsi="Cambria Math"/>
-                      <w:sz w:val="24"/>
-                    </w:rPr>
-                    <m:t>2</m:t>
-                  </m:r>
-                </m:sup>
-              </m:sSubSup>
-              <m:r>
-                <m:rPr>
-                  <m:sty m:val="bi"/>
-                </m:rPr>
-                <w:rPr>
-                  <w:rFonts w:ascii="Cambria Math" w:hAnsi="Cambria Math"/>
-                  <w:sz w:val="24"/>
-                </w:rPr>
-                <m:t>∙</m:t>
-              </m:r>
-              <m:sSup>
-                <m:sSupPr>
-                  <m:ctrlPr>
-                    <w:rPr>
-                      <w:rFonts w:ascii="Cambria Math" w:hAnsi="Cambria Math"/>
-                      <w:b/>
-                      <w:i/>
-                      <w:sz w:val="24"/>
-                    </w:rPr>
-                  </m:ctrlPr>
-                </m:sSupPr>
-                <m:e>
-                  <m:d>
-                    <m:dPr>
+                  <m:sSup>
+                    <m:sSupPr>
+                      <m:ctrlPr>
+                        <w:rPr>
+                          <w:rFonts w:ascii="Cambria Math" w:hAnsi="Cambria Math"/>
+                          <w:b/>
+                          <w:sz w:val="24"/>
+                        </w:rPr>
+                      </m:ctrlPr>
+                    </m:sSupPr>
+                    <m:e>
+                      <m:r>
+                        <m:rPr>
+                          <m:sty m:val="b"/>
+                        </m:rPr>
+                        <w:rPr>
+                          <w:rFonts w:ascii="Cambria Math" w:hAnsi="Cambria Math"/>
+                          <w:sz w:val="24"/>
+                        </w:rPr>
+                        <m:t>σ</m:t>
+                      </m:r>
+                    </m:e>
+                    <m:sup>
+                      <m:r>
+                        <m:rPr>
+                          <m:sty m:val="b"/>
+                        </m:rPr>
+                        <w:rPr>
+                          <w:rFonts w:ascii="Cambria Math" w:hAnsi="Cambria Math"/>
+                          <w:sz w:val="24"/>
+                        </w:rPr>
+                        <m:t>2</m:t>
+                      </m:r>
+                    </m:sup>
+                  </m:sSup>
+                  <m:sSup>
+                    <m:sSupPr>
                       <m:ctrlPr>
                         <w:rPr>
                           <w:rFonts w:ascii="Cambria Math" w:hAnsi="Cambria Math"/>
@@ -8821,10 +7866,10 @@
                           <w:sz w:val="24"/>
                         </w:rPr>
                       </m:ctrlPr>
-                    </m:dPr>
+                    </m:sSupPr>
                     <m:e>
-                      <m:f>
-                        <m:fPr>
+                      <m:d>
+                        <m:dPr>
                           <m:ctrlPr>
                             <w:rPr>
                               <w:rFonts w:ascii="Cambria Math" w:hAnsi="Cambria Math"/>
@@ -8833,8 +7878,44 @@
                               <w:sz w:val="24"/>
                             </w:rPr>
                           </m:ctrlPr>
-                        </m:fPr>
-                        <m:num>
+                        </m:dPr>
+                        <m:e>
+                          <m:sSup>
+                            <m:sSupPr>
+                              <m:ctrlPr>
+                                <w:rPr>
+                                  <w:rFonts w:ascii="Cambria Math" w:hAnsi="Cambria Math"/>
+                                  <w:b/>
+                                  <w:i/>
+                                  <w:sz w:val="24"/>
+                                </w:rPr>
+                              </m:ctrlPr>
+                            </m:sSupPr>
+                            <m:e>
+                              <m:r>
+                                <m:rPr>
+                                  <m:sty m:val="bi"/>
+                                </m:rPr>
+                                <w:rPr>
+                                  <w:rFonts w:ascii="Cambria Math" w:hAnsi="Cambria Math"/>
+                                  <w:sz w:val="24"/>
+                                </w:rPr>
+                                <m:t>e</m:t>
+                              </m:r>
+                            </m:e>
+                            <m:sup>
+                              <m:r>
+                                <m:rPr>
+                                  <m:sty m:val="bi"/>
+                                </m:rPr>
+                                <w:rPr>
+                                  <w:rFonts w:ascii="Cambria Math" w:hAnsi="Cambria Math"/>
+                                  <w:sz w:val="24"/>
+                                </w:rPr>
+                                <m:t>-κt</m:t>
+                              </m:r>
+                            </m:sup>
+                          </m:sSup>
                           <m:r>
                             <m:rPr>
                               <m:sty m:val="bi"/>
@@ -8843,7 +7924,7 @@
                               <w:rFonts w:ascii="Cambria Math" w:hAnsi="Cambria Math"/>
                               <w:sz w:val="24"/>
                             </w:rPr>
-                            <m:t>1-</m:t>
+                            <m:t>-</m:t>
                           </m:r>
                           <m:sSup>
                             <m:sSupPr>
@@ -8877,594 +7958,44 @@
                                   <w:rFonts w:ascii="Cambria Math" w:hAnsi="Cambria Math"/>
                                   <w:sz w:val="24"/>
                                 </w:rPr>
-                                <m:t>-κ</m:t>
+                                <m:t>-κs</m:t>
                               </m:r>
-                              <m:d>
-                                <m:dPr>
-                                  <m:ctrlPr>
-                                    <w:rPr>
-                                      <w:rFonts w:ascii="Cambria Math" w:hAnsi="Cambria Math"/>
-                                      <w:b/>
-                                      <w:i/>
-                                      <w:sz w:val="24"/>
-                                    </w:rPr>
-                                  </m:ctrlPr>
-                                </m:dPr>
-                                <m:e>
-                                  <m:sSub>
-                                    <m:sSubPr>
-                                      <m:ctrlPr>
-                                        <w:rPr>
-                                          <w:rFonts w:ascii="Cambria Math" w:hAnsi="Cambria Math"/>
-                                          <w:b/>
-                                          <w:i/>
-                                          <w:sz w:val="24"/>
-                                        </w:rPr>
-                                      </m:ctrlPr>
-                                    </m:sSubPr>
-                                    <m:e>
-                                      <m:r>
-                                        <m:rPr>
-                                          <m:sty m:val="bi"/>
-                                        </m:rPr>
-                                        <w:rPr>
-                                          <w:rFonts w:ascii="Cambria Math" w:hAnsi="Cambria Math"/>
-                                          <w:sz w:val="24"/>
-                                        </w:rPr>
-                                        <m:t>T</m:t>
-                                      </m:r>
-                                    </m:e>
-                                    <m:sub>
-                                      <m:r>
-                                        <m:rPr>
-                                          <m:sty m:val="bi"/>
-                                        </m:rPr>
-                                        <w:rPr>
-                                          <w:rFonts w:ascii="Cambria Math" w:hAnsi="Cambria Math"/>
-                                          <w:sz w:val="24"/>
-                                        </w:rPr>
-                                        <m:t>2</m:t>
-                                      </m:r>
-                                    </m:sub>
-                                  </m:sSub>
-                                  <m:r>
-                                    <m:rPr>
-                                      <m:sty m:val="bi"/>
-                                    </m:rPr>
-                                    <w:rPr>
-                                      <w:rFonts w:ascii="Cambria Math" w:hAnsi="Cambria Math"/>
-                                      <w:sz w:val="24"/>
-                                    </w:rPr>
-                                    <m:t>-t</m:t>
-                                  </m:r>
-                                </m:e>
-                              </m:d>
                             </m:sup>
                           </m:sSup>
-                        </m:num>
-                        <m:den>
-                          <m:r>
-                            <m:rPr>
-                              <m:sty m:val="bi"/>
-                            </m:rPr>
-                            <w:rPr>
-                              <w:rFonts w:ascii="Cambria Math" w:hAnsi="Cambria Math"/>
-                              <w:sz w:val="24"/>
-                            </w:rPr>
-                            <m:t>κ</m:t>
-                          </m:r>
-                        </m:den>
-                      </m:f>
+                        </m:e>
+                      </m:d>
                     </m:e>
-                  </m:d>
-                </m:e>
-                <m:sup>
-                  <m:r>
-                    <m:rPr>
-                      <m:sty m:val="bi"/>
-                    </m:rPr>
-                    <w:rPr>
-                      <w:rFonts w:ascii="Cambria Math" w:hAnsi="Cambria Math"/>
-                      <w:sz w:val="24"/>
-                    </w:rPr>
-                    <m:t>2</m:t>
-                  </m:r>
-                </m:sup>
-              </m:sSup>
-            </m:e>
-          </m:nary>
-          <m:r>
-            <m:rPr>
-              <m:sty m:val="bi"/>
-            </m:rPr>
-            <w:rPr>
-              <w:rFonts w:ascii="Cambria Math" w:hAnsi="Cambria Math"/>
-              <w:sz w:val="24"/>
-            </w:rPr>
-            <m:t>dt</m:t>
-          </m:r>
-        </m:oMath>
-      </m:oMathPara>
-    </w:p>
-    <w:p>
-      <w:pPr>
-        <w:ind w:left="800" w:firstLine="800"/>
-      </w:pPr>
-    </w:p>
-    <w:p>
-      <w:pPr>
-        <w:rPr>
-          <w:sz w:val="24"/>
-        </w:rPr>
-      </w:pPr>
-      <w:r>
-        <w:rPr>
-          <w:sz w:val="24"/>
-        </w:rPr>
-        <w:tab/>
-      </w:r>
-      <w:r>
-        <w:rPr>
-          <w:rFonts w:hint="eastAsia"/>
-          <w:sz w:val="24"/>
-        </w:rPr>
-        <w:t xml:space="preserve">만약 </w:t>
-      </w:r>
-      <w:r>
-        <w:rPr>
-          <w:sz w:val="24"/>
-        </w:rPr>
-        <w:t>Vol Term</w:t>
-      </w:r>
-      <w:r>
-        <w:rPr>
-          <w:rFonts w:hint="eastAsia"/>
-          <w:sz w:val="24"/>
-        </w:rPr>
-        <w:t xml:space="preserve">이 </w:t>
-      </w:r>
-      <w:r>
-        <w:rPr>
-          <w:sz w:val="24"/>
-        </w:rPr>
-        <w:t>1</w:t>
-      </w:r>
-      <w:r>
-        <w:rPr>
-          <w:rFonts w:hint="eastAsia"/>
-          <w:sz w:val="24"/>
-        </w:rPr>
-        <w:t>개(</w:t>
-      </w:r>
-      <w:r>
-        <w:rPr>
-          <w:sz w:val="24"/>
-        </w:rPr>
-        <w:t>Simple Vol</w:t>
-      </w:r>
-      <w:r>
-        <w:rPr>
-          <w:rFonts w:hint="eastAsia"/>
-          <w:sz w:val="24"/>
-        </w:rPr>
-        <w:t>일 때) 다음과 같이 정리 가능</w:t>
-      </w:r>
-    </w:p>
-    <w:p>
-      <w:pPr>
-        <w:ind w:left="800" w:firstLine="800"/>
-        <w:rPr>
-          <w:sz w:val="24"/>
-        </w:rPr>
-      </w:pPr>
-      <m:oMathPara>
-        <m:oMathParaPr>
-          <m:jc m:val="left"/>
-        </m:oMathParaPr>
-        <m:oMath>
-          <m:nary>
-            <m:naryPr>
-              <m:ctrlPr>
-                <w:rPr>
-                  <w:rFonts w:ascii="Cambria Math" w:hAnsi="Cambria Math"/>
-                  <w:i/>
-                  <w:sz w:val="24"/>
-                </w:rPr>
-              </m:ctrlPr>
-            </m:naryPr>
-            <m:sub>
-              <m:sSub>
-                <m:sSubPr>
-                  <m:ctrlPr>
-                    <w:rPr>
-                      <w:rFonts w:ascii="Cambria Math" w:hAnsi="Cambria Math"/>
-                      <w:i/>
-                      <w:sz w:val="24"/>
-                    </w:rPr>
-                  </m:ctrlPr>
-                </m:sSubPr>
-                <m:e>
-                  <m:r>
-                    <w:rPr>
-                      <w:rFonts w:ascii="Cambria Math" w:hAnsi="Cambria Math"/>
-                      <w:sz w:val="24"/>
-                    </w:rPr>
-                    <m:t>T</m:t>
-                  </m:r>
-                </m:e>
-                <m:sub>
-                  <m:r>
-                    <w:rPr>
-                      <w:rFonts w:ascii="Cambria Math" w:hAnsi="Cambria Math"/>
-                      <w:sz w:val="24"/>
-                    </w:rPr>
-                    <m:t>1</m:t>
-                  </m:r>
-                </m:sub>
-              </m:sSub>
-            </m:sub>
-            <m:sup>
-              <m:sSub>
-                <m:sSubPr>
-                  <m:ctrlPr>
-                    <w:rPr>
-                      <w:rFonts w:ascii="Cambria Math" w:hAnsi="Cambria Math"/>
-                      <w:i/>
-                      <w:sz w:val="24"/>
-                    </w:rPr>
-                  </m:ctrlPr>
-                </m:sSubPr>
-                <m:e>
-                  <m:r>
-                    <w:rPr>
-                      <w:rFonts w:ascii="Cambria Math" w:hAnsi="Cambria Math"/>
-                      <w:sz w:val="24"/>
-                    </w:rPr>
-                    <m:t>T</m:t>
-                  </m:r>
-                </m:e>
-                <m:sub>
-                  <m:r>
-                    <w:rPr>
-                      <w:rFonts w:ascii="Cambria Math" w:hAnsi="Cambria Math"/>
-                      <w:sz w:val="24"/>
-                    </w:rPr>
-                    <m:t>2</m:t>
-                  </m:r>
-                </m:sub>
-              </m:sSub>
-            </m:sup>
-            <m:e>
-              <m:sSup>
-                <m:sSupPr>
-                  <m:ctrlPr>
-                    <w:rPr>
-                      <w:rFonts w:ascii="Cambria Math" w:hAnsi="Cambria Math"/>
-                      <w:i/>
-                      <w:sz w:val="24"/>
-                    </w:rPr>
-                  </m:ctrlPr>
-                </m:sSupPr>
-                <m:e>
-                  <m:r>
-                    <w:rPr>
-                      <w:rFonts w:ascii="Cambria Math" w:hAnsi="Cambria Math"/>
-                      <w:sz w:val="24"/>
-                    </w:rPr>
-                    <m:t>σ</m:t>
-                  </m:r>
-                </m:e>
-                <m:sup>
-                  <m:r>
-                    <w:rPr>
-                      <w:rFonts w:ascii="Cambria Math" w:hAnsi="Cambria Math"/>
-                      <w:sz w:val="24"/>
-                    </w:rPr>
-                    <m:t>2</m:t>
-                  </m:r>
-                </m:sup>
-              </m:sSup>
-              <m:r>
-                <w:rPr>
-                  <w:rFonts w:ascii="Cambria Math" w:hAnsi="Cambria Math"/>
-                  <w:sz w:val="24"/>
-                </w:rPr>
-                <m:t>∙</m:t>
-              </m:r>
-              <m:sSup>
-                <m:sSupPr>
-                  <m:ctrlPr>
-                    <w:rPr>
-                      <w:rFonts w:ascii="Cambria Math" w:hAnsi="Cambria Math"/>
-                      <w:i/>
-                      <w:sz w:val="24"/>
-                    </w:rPr>
-                  </m:ctrlPr>
-                </m:sSupPr>
-                <m:e>
+                    <m:sup>
+                      <m:r>
+                        <m:rPr>
+                          <m:sty m:val="bi"/>
+                        </m:rPr>
+                        <w:rPr>
+                          <w:rFonts w:ascii="Cambria Math" w:hAnsi="Cambria Math"/>
+                          <w:sz w:val="24"/>
+                        </w:rPr>
+                        <m:t>2</m:t>
+                      </m:r>
+                    </m:sup>
+                  </m:sSup>
                   <m:d>
                     <m:dPr>
                       <m:ctrlPr>
                         <w:rPr>
                           <w:rFonts w:ascii="Cambria Math" w:hAnsi="Cambria Math"/>
+                          <w:b/>
                           <w:i/>
                           <w:sz w:val="24"/>
                         </w:rPr>
                       </m:ctrlPr>
                     </m:dPr>
                     <m:e>
-                      <m:f>
-                        <m:fPr>
-                          <m:ctrlPr>
-                            <w:rPr>
-                              <w:rFonts w:ascii="Cambria Math" w:hAnsi="Cambria Math"/>
-                              <w:i/>
-                              <w:sz w:val="24"/>
-                            </w:rPr>
-                          </m:ctrlPr>
-                        </m:fPr>
-                        <m:num>
-                          <m:r>
-                            <w:rPr>
-                              <w:rFonts w:ascii="Cambria Math" w:hAnsi="Cambria Math"/>
-                              <w:sz w:val="24"/>
-                            </w:rPr>
-                            <m:t>1-</m:t>
-                          </m:r>
-                          <m:sSup>
-                            <m:sSupPr>
-                              <m:ctrlPr>
-                                <w:rPr>
-                                  <w:rFonts w:ascii="Cambria Math" w:hAnsi="Cambria Math"/>
-                                  <w:i/>
-                                  <w:sz w:val="24"/>
-                                </w:rPr>
-                              </m:ctrlPr>
-                            </m:sSupPr>
-                            <m:e>
-                              <m:r>
-                                <w:rPr>
-                                  <w:rFonts w:ascii="Cambria Math" w:hAnsi="Cambria Math"/>
-                                  <w:sz w:val="24"/>
-                                </w:rPr>
-                                <m:t>e</m:t>
-                              </m:r>
-                            </m:e>
-                            <m:sup>
-                              <m:r>
-                                <w:rPr>
-                                  <w:rFonts w:ascii="Cambria Math" w:hAnsi="Cambria Math"/>
-                                  <w:sz w:val="24"/>
-                                </w:rPr>
-                                <m:t>-κ</m:t>
-                              </m:r>
-                              <m:d>
-                                <m:dPr>
-                                  <m:ctrlPr>
-                                    <w:rPr>
-                                      <w:rFonts w:ascii="Cambria Math" w:hAnsi="Cambria Math"/>
-                                      <w:i/>
-                                      <w:sz w:val="24"/>
-                                    </w:rPr>
-                                  </m:ctrlPr>
-                                </m:dPr>
-                                <m:e>
-                                  <m:sSub>
-                                    <m:sSubPr>
-                                      <m:ctrlPr>
-                                        <w:rPr>
-                                          <w:rFonts w:ascii="Cambria Math" w:hAnsi="Cambria Math"/>
-                                          <w:i/>
-                                          <w:sz w:val="24"/>
-                                        </w:rPr>
-                                      </m:ctrlPr>
-                                    </m:sSubPr>
-                                    <m:e>
-                                      <m:r>
-                                        <w:rPr>
-                                          <w:rFonts w:ascii="Cambria Math" w:hAnsi="Cambria Math"/>
-                                          <w:sz w:val="24"/>
-                                        </w:rPr>
-                                        <m:t>T</m:t>
-                                      </m:r>
-                                    </m:e>
-                                    <m:sub>
-                                      <m:r>
-                                        <w:rPr>
-                                          <w:rFonts w:ascii="Cambria Math" w:hAnsi="Cambria Math"/>
-                                          <w:sz w:val="24"/>
-                                        </w:rPr>
-                                        <m:t>2</m:t>
-                                      </m:r>
-                                    </m:sub>
-                                  </m:sSub>
-                                  <m:r>
-                                    <w:rPr>
-                                      <w:rFonts w:ascii="Cambria Math" w:hAnsi="Cambria Math"/>
-                                      <w:sz w:val="24"/>
-                                    </w:rPr>
-                                    <m:t>-t</m:t>
-                                  </m:r>
-                                </m:e>
-                              </m:d>
-                            </m:sup>
-                          </m:sSup>
-                        </m:num>
-                        <m:den>
-                          <m:r>
-                            <w:rPr>
-                              <w:rFonts w:ascii="Cambria Math" w:hAnsi="Cambria Math"/>
-                              <w:sz w:val="24"/>
-                            </w:rPr>
-                            <m:t>κ</m:t>
-                          </m:r>
-                        </m:den>
-                      </m:f>
-                    </m:e>
-                  </m:d>
-                </m:e>
-                <m:sup>
-                  <m:r>
-                    <w:rPr>
-                      <w:rFonts w:ascii="Cambria Math" w:hAnsi="Cambria Math"/>
-                      <w:sz w:val="24"/>
-                    </w:rPr>
-                    <m:t>2</m:t>
-                  </m:r>
-                </m:sup>
-              </m:sSup>
-            </m:e>
-          </m:nary>
-          <m:r>
-            <w:rPr>
-              <w:rFonts w:ascii="Cambria Math" w:hAnsi="Cambria Math"/>
-              <w:sz w:val="24"/>
-            </w:rPr>
-            <m:t>dt=</m:t>
-          </m:r>
-          <m:nary>
-            <m:naryPr>
-              <m:ctrlPr>
-                <w:rPr>
-                  <w:rFonts w:ascii="Cambria Math" w:hAnsi="Cambria Math"/>
-                  <w:i/>
-                  <w:sz w:val="24"/>
-                </w:rPr>
-              </m:ctrlPr>
-            </m:naryPr>
-            <m:sub>
-              <m:sSub>
-                <m:sSubPr>
-                  <m:ctrlPr>
-                    <w:rPr>
-                      <w:rFonts w:ascii="Cambria Math" w:hAnsi="Cambria Math"/>
-                      <w:i/>
-                      <w:sz w:val="24"/>
-                    </w:rPr>
-                  </m:ctrlPr>
-                </m:sSubPr>
-                <m:e>
-                  <m:r>
-                    <w:rPr>
-                      <w:rFonts w:ascii="Cambria Math" w:hAnsi="Cambria Math"/>
-                      <w:sz w:val="24"/>
-                    </w:rPr>
-                    <m:t>T</m:t>
-                  </m:r>
-                </m:e>
-                <m:sub>
-                  <m:r>
-                    <w:rPr>
-                      <w:rFonts w:ascii="Cambria Math" w:hAnsi="Cambria Math"/>
-                      <w:sz w:val="24"/>
-                    </w:rPr>
-                    <m:t>1</m:t>
-                  </m:r>
-                </m:sub>
-              </m:sSub>
-            </m:sub>
-            <m:sup>
-              <m:sSub>
-                <m:sSubPr>
-                  <m:ctrlPr>
-                    <w:rPr>
-                      <w:rFonts w:ascii="Cambria Math" w:hAnsi="Cambria Math"/>
-                      <w:i/>
-                      <w:sz w:val="24"/>
-                    </w:rPr>
-                  </m:ctrlPr>
-                </m:sSubPr>
-                <m:e>
-                  <m:r>
-                    <w:rPr>
-                      <w:rFonts w:ascii="Cambria Math" w:hAnsi="Cambria Math"/>
-                      <w:sz w:val="24"/>
-                    </w:rPr>
-                    <m:t>T</m:t>
-                  </m:r>
-                </m:e>
-                <m:sub>
-                  <m:r>
-                    <w:rPr>
-                      <w:rFonts w:ascii="Cambria Math" w:hAnsi="Cambria Math"/>
-                      <w:sz w:val="24"/>
-                    </w:rPr>
-                    <m:t>2</m:t>
-                  </m:r>
-                </m:sub>
-              </m:sSub>
-            </m:sup>
-            <m:e>
-              <m:sSup>
-                <m:sSupPr>
-                  <m:ctrlPr>
-                    <w:rPr>
-                      <w:rFonts w:ascii="Cambria Math" w:hAnsi="Cambria Math"/>
-                      <w:i/>
-                      <w:sz w:val="24"/>
-                    </w:rPr>
-                  </m:ctrlPr>
-                </m:sSupPr>
-                <m:e>
-                  <m:r>
-                    <w:rPr>
-                      <w:rFonts w:ascii="Cambria Math" w:hAnsi="Cambria Math"/>
-                      <w:sz w:val="24"/>
-                    </w:rPr>
-                    <m:t>σ</m:t>
-                  </m:r>
-                </m:e>
-                <m:sup>
-                  <m:r>
-                    <w:rPr>
-                      <w:rFonts w:ascii="Cambria Math" w:hAnsi="Cambria Math"/>
-                      <w:sz w:val="24"/>
-                    </w:rPr>
-                    <m:t>2</m:t>
-                  </m:r>
-                </m:sup>
-              </m:sSup>
-              <m:r>
-                <w:rPr>
-                  <w:rFonts w:ascii="Cambria Math" w:hAnsi="Cambria Math"/>
-                  <w:sz w:val="24"/>
-                </w:rPr>
-                <m:t>∙</m:t>
-              </m:r>
-              <m:d>
-                <m:dPr>
-                  <m:ctrlPr>
-                    <w:rPr>
-                      <w:rFonts w:ascii="Cambria Math" w:hAnsi="Cambria Math"/>
-                      <w:i/>
-                      <w:sz w:val="24"/>
-                    </w:rPr>
-                  </m:ctrlPr>
-                </m:dPr>
-                <m:e>
-                  <m:f>
-                    <m:fPr>
-                      <m:ctrlPr>
-                        <w:rPr>
-                          <w:rFonts w:ascii="Cambria Math" w:hAnsi="Cambria Math"/>
-                          <w:i/>
-                          <w:sz w:val="24"/>
-                        </w:rPr>
-                      </m:ctrlPr>
-                    </m:fPr>
-                    <m:num>
-                      <m:r>
-                        <w:rPr>
-                          <w:rFonts w:ascii="Cambria Math" w:hAnsi="Cambria Math"/>
-                          <w:sz w:val="24"/>
-                        </w:rPr>
-                        <m:t>1-2</m:t>
-                      </m:r>
                       <m:sSup>
                         <m:sSupPr>
                           <m:ctrlPr>
                             <w:rPr>
                               <w:rFonts w:ascii="Cambria Math" w:hAnsi="Cambria Math"/>
+                              <w:b/>
                               <w:i/>
                               <w:sz w:val="24"/>
                             </w:rPr>
@@ -9472,6 +8003,9 @@
                         </m:sSupPr>
                         <m:e>
                           <m:r>
+                            <m:rPr>
+                              <m:sty m:val="bi"/>
+                            </m:rPr>
                             <w:rPr>
                               <w:rFonts w:ascii="Cambria Math" w:hAnsi="Cambria Math"/>
                               <w:sz w:val="24"/>
@@ -9481,561 +8015,1158 @@
                         </m:e>
                         <m:sup>
                           <m:r>
-                            <w:rPr>
-                              <w:rFonts w:ascii="Cambria Math" w:hAnsi="Cambria Math"/>
-                              <w:sz w:val="24"/>
-                            </w:rPr>
-                            <m:t>-κ</m:t>
-                          </m:r>
-                          <m:d>
-                            <m:dPr>
-                              <m:ctrlPr>
-                                <w:rPr>
-                                  <w:rFonts w:ascii="Cambria Math" w:hAnsi="Cambria Math"/>
-                                  <w:i/>
-                                  <w:sz w:val="24"/>
-                                </w:rPr>
-                              </m:ctrlPr>
-                            </m:dPr>
-                            <m:e>
-                              <m:sSub>
-                                <m:sSubPr>
-                                  <m:ctrlPr>
-                                    <w:rPr>
-                                      <w:rFonts w:ascii="Cambria Math" w:hAnsi="Cambria Math"/>
-                                      <w:i/>
-                                      <w:sz w:val="24"/>
-                                    </w:rPr>
-                                  </m:ctrlPr>
-                                </m:sSubPr>
-                                <m:e>
-                                  <m:r>
-                                    <w:rPr>
-                                      <w:rFonts w:ascii="Cambria Math" w:hAnsi="Cambria Math"/>
-                                      <w:sz w:val="24"/>
-                                    </w:rPr>
-                                    <m:t>T</m:t>
-                                  </m:r>
-                                </m:e>
-                                <m:sub>
-                                  <m:r>
-                                    <w:rPr>
-                                      <w:rFonts w:ascii="Cambria Math" w:hAnsi="Cambria Math"/>
-                                      <w:sz w:val="24"/>
-                                    </w:rPr>
-                                    <m:t>2</m:t>
-                                  </m:r>
-                                </m:sub>
-                              </m:sSub>
-                              <m:r>
-                                <w:rPr>
-                                  <w:rFonts w:ascii="Cambria Math" w:hAnsi="Cambria Math"/>
-                                  <w:sz w:val="24"/>
-                                </w:rPr>
-                                <m:t>-t</m:t>
-                              </m:r>
-                            </m:e>
-                          </m:d>
-                        </m:sup>
-                      </m:sSup>
-                      <m:r>
-                        <w:rPr>
-                          <w:rFonts w:ascii="Cambria Math" w:hAnsi="Cambria Math"/>
-                          <w:sz w:val="24"/>
-                        </w:rPr>
-                        <m:t>+</m:t>
-                      </m:r>
-                      <m:sSup>
-                        <m:sSupPr>
-                          <m:ctrlPr>
-                            <w:rPr>
-                              <w:rFonts w:ascii="Cambria Math" w:hAnsi="Cambria Math"/>
-                              <w:i/>
-                              <w:sz w:val="24"/>
-                            </w:rPr>
-                          </m:ctrlPr>
-                        </m:sSupPr>
-                        <m:e>
-                          <m:r>
-                            <w:rPr>
-                              <w:rFonts w:ascii="Cambria Math" w:hAnsi="Cambria Math"/>
-                              <w:sz w:val="24"/>
-                            </w:rPr>
-                            <m:t>e</m:t>
-                          </m:r>
-                        </m:e>
-                        <m:sup>
-                          <m:r>
-                            <w:rPr>
-                              <w:rFonts w:ascii="Cambria Math" w:hAnsi="Cambria Math"/>
-                              <w:sz w:val="24"/>
-                            </w:rPr>
-                            <m:t>-2κ</m:t>
-                          </m:r>
-                          <m:d>
-                            <m:dPr>
-                              <m:ctrlPr>
-                                <w:rPr>
-                                  <w:rFonts w:ascii="Cambria Math" w:hAnsi="Cambria Math"/>
-                                  <w:i/>
-                                  <w:sz w:val="24"/>
-                                </w:rPr>
-                              </m:ctrlPr>
-                            </m:dPr>
-                            <m:e>
-                              <m:sSub>
-                                <m:sSubPr>
-                                  <m:ctrlPr>
-                                    <w:rPr>
-                                      <w:rFonts w:ascii="Cambria Math" w:hAnsi="Cambria Math"/>
-                                      <w:i/>
-                                      <w:sz w:val="24"/>
-                                    </w:rPr>
-                                  </m:ctrlPr>
-                                </m:sSubPr>
-                                <m:e>
-                                  <m:r>
-                                    <w:rPr>
-                                      <w:rFonts w:ascii="Cambria Math" w:hAnsi="Cambria Math"/>
-                                      <w:sz w:val="24"/>
-                                    </w:rPr>
-                                    <m:t>T</m:t>
-                                  </m:r>
-                                </m:e>
-                                <m:sub>
-                                  <m:r>
-                                    <w:rPr>
-                                      <w:rFonts w:ascii="Cambria Math" w:hAnsi="Cambria Math"/>
-                                      <w:sz w:val="24"/>
-                                    </w:rPr>
-                                    <m:t>2</m:t>
-                                  </m:r>
-                                </m:sub>
-                              </m:sSub>
-                              <m:r>
-                                <w:rPr>
-                                  <w:rFonts w:ascii="Cambria Math" w:hAnsi="Cambria Math"/>
-                                  <w:sz w:val="24"/>
-                                </w:rPr>
-                                <m:t>-t</m:t>
-                              </m:r>
-                            </m:e>
-                          </m:d>
-                        </m:sup>
-                      </m:sSup>
-                    </m:num>
-                    <m:den>
-                      <m:sSup>
-                        <m:sSupPr>
-                          <m:ctrlPr>
-                            <w:rPr>
-                              <w:rFonts w:ascii="Cambria Math" w:hAnsi="Cambria Math"/>
-                              <w:i/>
-                              <w:sz w:val="24"/>
-                            </w:rPr>
-                          </m:ctrlPr>
-                        </m:sSupPr>
-                        <m:e>
-                          <m:r>
-                            <w:rPr>
-                              <w:rFonts w:ascii="Cambria Math" w:hAnsi="Cambria Math"/>
-                              <w:sz w:val="24"/>
-                            </w:rPr>
-                            <m:t>κ</m:t>
-                          </m:r>
-                        </m:e>
-                        <m:sup>
-                          <m:r>
+                            <m:rPr>
+                              <m:sty m:val="bi"/>
+                            </m:rPr>
                             <w:rPr>
                               <w:rFonts w:ascii="Cambria Math" w:hAnsi="Cambria Math"/>
                               <w:sz w:val="24"/>
                             </w:rPr>
                             <m:t>2</m:t>
                           </m:r>
+                          <m:r>
+                            <m:rPr>
+                              <m:sty m:val="bi"/>
+                            </m:rPr>
+                            <w:rPr>
+                              <w:rFonts w:ascii="Cambria Math" w:hAnsi="Cambria Math"/>
+                              <w:sz w:val="24"/>
+                            </w:rPr>
+                            <m:t>κs</m:t>
+                          </m:r>
                         </m:sup>
                       </m:sSup>
-                    </m:den>
-                  </m:f>
+                      <m:r>
+                        <m:rPr>
+                          <m:sty m:val="bi"/>
+                        </m:rPr>
+                        <w:rPr>
+                          <w:rFonts w:ascii="Cambria Math" w:hAnsi="Cambria Math"/>
+                          <w:sz w:val="24"/>
+                        </w:rPr>
+                        <m:t>-1</m:t>
+                      </m:r>
+                    </m:e>
+                  </m:d>
                 </m:e>
               </m:d>
-            </m:e>
-          </m:nary>
-          <m:r>
-            <w:rPr>
-              <w:rFonts w:ascii="Cambria Math" w:hAnsi="Cambria Math"/>
-              <w:sz w:val="24"/>
-            </w:rPr>
-            <m:t>dt</m:t>
-          </m:r>
+              <m:ctrlPr>
+                <w:rPr>
+                  <w:rFonts w:ascii="Cambria Math" w:hAnsi="Cambria Math"/>
+                  <w:b/>
+                  <w:sz w:val="24"/>
+                </w:rPr>
+              </m:ctrlPr>
+            </m:num>
+            <m:den>
+              <m:r>
+                <m:rPr>
+                  <m:sty m:val="bi"/>
+                </m:rPr>
+                <w:rPr>
+                  <w:rFonts w:ascii="Cambria Math" w:hAnsi="Cambria Math"/>
+                  <w:sz w:val="24"/>
+                </w:rPr>
+                <m:t>4</m:t>
+              </m:r>
+              <m:sSup>
+                <m:sSupPr>
+                  <m:ctrlPr>
+                    <w:rPr>
+                      <w:rFonts w:ascii="Cambria Math" w:hAnsi="Cambria Math"/>
+                      <w:b/>
+                      <w:i/>
+                      <w:sz w:val="24"/>
+                    </w:rPr>
+                  </m:ctrlPr>
+                </m:sSupPr>
+                <m:e>
+                  <m:r>
+                    <m:rPr>
+                      <m:sty m:val="bi"/>
+                    </m:rPr>
+                    <w:rPr>
+                      <w:rFonts w:ascii="Cambria Math" w:hAnsi="Cambria Math"/>
+                      <w:sz w:val="24"/>
+                    </w:rPr>
+                    <m:t>κ</m:t>
+                  </m:r>
+                </m:e>
+                <m:sup>
+                  <m:r>
+                    <m:rPr>
+                      <m:sty m:val="bi"/>
+                    </m:rPr>
+                    <w:rPr>
+                      <w:rFonts w:ascii="Cambria Math" w:hAnsi="Cambria Math"/>
+                      <w:sz w:val="24"/>
+                    </w:rPr>
+                    <m:t>3</m:t>
+                  </m:r>
+                </m:sup>
+              </m:sSup>
+            </m:den>
+          </m:f>
         </m:oMath>
       </m:oMathPara>
     </w:p>
     <w:p>
       <w:pPr>
-        <w:ind w:left="800" w:firstLine="800"/>
+        <w:pStyle w:val="a4"/>
+        <w:ind w:leftChars="0" w:left="760"/>
         <w:rPr>
+          <w:b/>
           <w:sz w:val="24"/>
         </w:rPr>
       </w:pPr>
-      <m:oMathPara>
-        <m:oMathParaPr>
-          <m:jc m:val="left"/>
-        </m:oMathParaPr>
-        <m:oMath>
-          <m:r>
-            <w:rPr>
-              <w:rFonts w:ascii="Cambria Math" w:hAnsi="Cambria Math"/>
-              <w:sz w:val="24"/>
-            </w:rPr>
-            <m:t>=</m:t>
-          </m:r>
-          <m:f>
-            <m:fPr>
-              <m:ctrlPr>
-                <w:rPr>
-                  <w:rFonts w:ascii="Cambria Math" w:hAnsi="Cambria Math"/>
-                  <w:i/>
-                  <w:sz w:val="24"/>
-                </w:rPr>
-              </m:ctrlPr>
-            </m:fPr>
-            <m:num>
-              <m:sSup>
-                <m:sSupPr>
-                  <m:ctrlPr>
-                    <w:rPr>
-                      <w:rFonts w:ascii="Cambria Math" w:hAnsi="Cambria Math"/>
-                      <w:i/>
-                      <w:sz w:val="24"/>
-                    </w:rPr>
-                  </m:ctrlPr>
-                </m:sSupPr>
-                <m:e>
-                  <m:r>
-                    <w:rPr>
-                      <w:rFonts w:ascii="Cambria Math" w:hAnsi="Cambria Math"/>
-                      <w:sz w:val="24"/>
-                    </w:rPr>
-                    <m:t>σ</m:t>
-                  </m:r>
-                </m:e>
-                <m:sup>
-                  <m:r>
-                    <w:rPr>
-                      <w:rFonts w:ascii="Cambria Math" w:hAnsi="Cambria Math"/>
-                      <w:sz w:val="24"/>
-                    </w:rPr>
-                    <m:t>2</m:t>
-                  </m:r>
-                </m:sup>
-              </m:sSup>
-            </m:num>
-            <m:den>
-              <m:sSup>
-                <m:sSupPr>
-                  <m:ctrlPr>
-                    <w:rPr>
-                      <w:rFonts w:ascii="Cambria Math" w:hAnsi="Cambria Math"/>
-                      <w:i/>
-                      <w:sz w:val="24"/>
-                    </w:rPr>
-                  </m:ctrlPr>
-                </m:sSupPr>
-                <m:e>
-                  <m:r>
-                    <w:rPr>
-                      <w:rFonts w:ascii="Cambria Math" w:hAnsi="Cambria Math"/>
-                      <w:sz w:val="24"/>
-                    </w:rPr>
-                    <m:t>κ</m:t>
-                  </m:r>
-                </m:e>
-                <m:sup>
-                  <m:r>
-                    <w:rPr>
-                      <w:rFonts w:ascii="Cambria Math" w:hAnsi="Cambria Math"/>
-                      <w:sz w:val="24"/>
-                    </w:rPr>
-                    <m:t>2</m:t>
-                  </m:r>
-                </m:sup>
-              </m:sSup>
-            </m:den>
-          </m:f>
-          <m:nary>
-            <m:naryPr>
-              <m:ctrlPr>
-                <w:rPr>
-                  <w:rFonts w:ascii="Cambria Math" w:hAnsi="Cambria Math"/>
-                  <w:i/>
-                  <w:sz w:val="24"/>
-                </w:rPr>
-              </m:ctrlPr>
-            </m:naryPr>
-            <m:sub>
-              <m:sSub>
-                <m:sSubPr>
-                  <m:ctrlPr>
-                    <w:rPr>
-                      <w:rFonts w:ascii="Cambria Math" w:hAnsi="Cambria Math"/>
-                      <w:i/>
-                      <w:sz w:val="24"/>
-                    </w:rPr>
-                  </m:ctrlPr>
-                </m:sSubPr>
-                <m:e>
-                  <m:r>
-                    <w:rPr>
-                      <w:rFonts w:ascii="Cambria Math" w:hAnsi="Cambria Math"/>
-                      <w:sz w:val="24"/>
-                    </w:rPr>
-                    <m:t>T</m:t>
-                  </m:r>
-                </m:e>
-                <m:sub>
-                  <m:r>
-                    <w:rPr>
-                      <w:rFonts w:ascii="Cambria Math" w:hAnsi="Cambria Math"/>
-                      <w:sz w:val="24"/>
-                    </w:rPr>
-                    <m:t>1</m:t>
-                  </m:r>
-                </m:sub>
-              </m:sSub>
-            </m:sub>
-            <m:sup>
-              <m:sSub>
-                <m:sSubPr>
-                  <m:ctrlPr>
-                    <w:rPr>
-                      <w:rFonts w:ascii="Cambria Math" w:hAnsi="Cambria Math"/>
-                      <w:i/>
-                      <w:sz w:val="24"/>
-                    </w:rPr>
-                  </m:ctrlPr>
-                </m:sSubPr>
-                <m:e>
-                  <m:r>
-                    <w:rPr>
-                      <w:rFonts w:ascii="Cambria Math" w:hAnsi="Cambria Math"/>
-                      <w:sz w:val="24"/>
-                    </w:rPr>
-                    <m:t>T</m:t>
-                  </m:r>
-                </m:e>
-                <m:sub>
-                  <m:r>
-                    <w:rPr>
-                      <w:rFonts w:ascii="Cambria Math" w:hAnsi="Cambria Math"/>
-                      <w:sz w:val="24"/>
-                    </w:rPr>
-                    <m:t>2</m:t>
-                  </m:r>
-                </m:sub>
-              </m:sSub>
-            </m:sup>
-            <m:e>
-              <m:d>
-                <m:dPr>
-                  <m:ctrlPr>
-                    <w:rPr>
-                      <w:rFonts w:ascii="Cambria Math" w:hAnsi="Cambria Math"/>
-                      <w:i/>
-                      <w:sz w:val="24"/>
-                    </w:rPr>
-                  </m:ctrlPr>
-                </m:dPr>
-                <m:e>
-                  <m:r>
-                    <w:rPr>
-                      <w:rFonts w:ascii="Cambria Math" w:hAnsi="Cambria Math"/>
-                      <w:sz w:val="24"/>
-                    </w:rPr>
-                    <m:t>1-2</m:t>
-                  </m:r>
-                  <m:sSup>
-                    <m:sSupPr>
-                      <m:ctrlPr>
-                        <w:rPr>
-                          <w:rFonts w:ascii="Cambria Math" w:hAnsi="Cambria Math"/>
-                          <w:i/>
-                          <w:sz w:val="24"/>
-                        </w:rPr>
-                      </m:ctrlPr>
-                    </m:sSupPr>
-                    <m:e>
-                      <m:r>
-                        <w:rPr>
-                          <w:rFonts w:ascii="Cambria Math" w:hAnsi="Cambria Math"/>
-                          <w:sz w:val="24"/>
-                        </w:rPr>
-                        <m:t>e</m:t>
-                      </m:r>
-                    </m:e>
-                    <m:sup>
-                      <m:r>
-                        <w:rPr>
-                          <w:rFonts w:ascii="Cambria Math" w:hAnsi="Cambria Math"/>
-                          <w:sz w:val="24"/>
-                        </w:rPr>
-                        <m:t>-κ</m:t>
-                      </m:r>
-                      <m:d>
-                        <m:dPr>
-                          <m:ctrlPr>
-                            <w:rPr>
-                              <w:rFonts w:ascii="Cambria Math" w:hAnsi="Cambria Math"/>
-                              <w:i/>
-                              <w:sz w:val="24"/>
-                            </w:rPr>
-                          </m:ctrlPr>
-                        </m:dPr>
-                        <m:e>
-                          <m:sSub>
-                            <m:sSubPr>
-                              <m:ctrlPr>
-                                <w:rPr>
-                                  <w:rFonts w:ascii="Cambria Math" w:hAnsi="Cambria Math"/>
-                                  <w:i/>
-                                  <w:sz w:val="24"/>
-                                </w:rPr>
-                              </m:ctrlPr>
-                            </m:sSubPr>
-                            <m:e>
-                              <m:r>
-                                <w:rPr>
-                                  <w:rFonts w:ascii="Cambria Math" w:hAnsi="Cambria Math"/>
-                                  <w:sz w:val="24"/>
-                                </w:rPr>
-                                <m:t>T</m:t>
-                              </m:r>
-                            </m:e>
-                            <m:sub>
-                              <m:r>
-                                <w:rPr>
-                                  <w:rFonts w:ascii="Cambria Math" w:hAnsi="Cambria Math"/>
-                                  <w:sz w:val="24"/>
-                                </w:rPr>
-                                <m:t>2</m:t>
-                              </m:r>
-                            </m:sub>
-                          </m:sSub>
-                          <m:r>
-                            <w:rPr>
-                              <w:rFonts w:ascii="Cambria Math" w:hAnsi="Cambria Math"/>
-                              <w:sz w:val="24"/>
-                            </w:rPr>
-                            <m:t>-t</m:t>
-                          </m:r>
-                        </m:e>
-                      </m:d>
-                    </m:sup>
-                  </m:sSup>
-                  <m:r>
-                    <w:rPr>
-                      <w:rFonts w:ascii="Cambria Math" w:hAnsi="Cambria Math"/>
-                      <w:sz w:val="24"/>
-                    </w:rPr>
-                    <m:t>+</m:t>
-                  </m:r>
-                  <m:sSup>
-                    <m:sSupPr>
-                      <m:ctrlPr>
-                        <w:rPr>
-                          <w:rFonts w:ascii="Cambria Math" w:hAnsi="Cambria Math"/>
-                          <w:i/>
-                          <w:sz w:val="24"/>
-                        </w:rPr>
-                      </m:ctrlPr>
-                    </m:sSupPr>
-                    <m:e>
-                      <m:r>
-                        <w:rPr>
-                          <w:rFonts w:ascii="Cambria Math" w:hAnsi="Cambria Math"/>
-                          <w:sz w:val="24"/>
-                        </w:rPr>
-                        <m:t>e</m:t>
-                      </m:r>
-                    </m:e>
-                    <m:sup>
-                      <m:r>
-                        <w:rPr>
-                          <w:rFonts w:ascii="Cambria Math" w:hAnsi="Cambria Math"/>
-                          <w:sz w:val="24"/>
-                        </w:rPr>
-                        <m:t>-2κ</m:t>
-                      </m:r>
-                      <m:d>
-                        <m:dPr>
-                          <m:ctrlPr>
-                            <w:rPr>
-                              <w:rFonts w:ascii="Cambria Math" w:hAnsi="Cambria Math"/>
-                              <w:i/>
-                              <w:sz w:val="24"/>
-                            </w:rPr>
-                          </m:ctrlPr>
-                        </m:dPr>
-                        <m:e>
-                          <m:sSub>
-                            <m:sSubPr>
-                              <m:ctrlPr>
-                                <w:rPr>
-                                  <w:rFonts w:ascii="Cambria Math" w:hAnsi="Cambria Math"/>
-                                  <w:i/>
-                                  <w:sz w:val="24"/>
-                                </w:rPr>
-                              </m:ctrlPr>
-                            </m:sSubPr>
-                            <m:e>
-                              <m:r>
-                                <w:rPr>
-                                  <w:rFonts w:ascii="Cambria Math" w:hAnsi="Cambria Math"/>
-                                  <w:sz w:val="24"/>
-                                </w:rPr>
-                                <m:t>T</m:t>
-                              </m:r>
-                            </m:e>
-                            <m:sub>
-                              <m:r>
-                                <w:rPr>
-                                  <w:rFonts w:ascii="Cambria Math" w:hAnsi="Cambria Math"/>
-                                  <w:sz w:val="24"/>
-                                </w:rPr>
-                                <m:t>2</m:t>
-                              </m:r>
-                            </m:sub>
-                          </m:sSub>
-                          <m:r>
-                            <w:rPr>
-                              <w:rFonts w:ascii="Cambria Math" w:hAnsi="Cambria Math"/>
-                              <w:sz w:val="24"/>
-                            </w:rPr>
-                            <m:t>-t</m:t>
-                          </m:r>
-                        </m:e>
-                      </m:d>
-                    </m:sup>
-                  </m:sSup>
-                </m:e>
-              </m:d>
-            </m:e>
-          </m:nary>
-          <m:r>
-            <w:rPr>
-              <w:rFonts w:ascii="Cambria Math" w:hAnsi="Cambria Math"/>
-              <w:sz w:val="24"/>
-            </w:rPr>
-            <m:t>dt</m:t>
-          </m:r>
-        </m:oMath>
-      </m:oMathPara>
     </w:p>
     <w:p>
       <w:pPr>
-        <w:ind w:left="800" w:firstLine="800"/>
+        <w:pStyle w:val="a4"/>
+        <w:numPr>
+          <w:ilvl w:val="0"/>
+          <w:numId w:val="2"/>
+        </w:numPr>
+        <w:ind w:leftChars="0"/>
         <w:rPr>
           <w:b/>
           <w:sz w:val="24"/>
+          <w:szCs w:val="24"/>
+        </w:rPr>
+      </w:pPr>
+      <m:oMath>
+        <m:sSub>
+          <m:sSubPr>
+            <m:ctrlPr>
+              <w:rPr>
+                <w:rFonts w:ascii="Cambria Math" w:hAnsi="Cambria Math"/>
+                <w:b/>
+                <w:i/>
+                <w:sz w:val="24"/>
+              </w:rPr>
+            </m:ctrlPr>
+          </m:sSubPr>
+          <m:e>
+            <m:r>
+              <m:rPr>
+                <m:sty m:val="bi"/>
+              </m:rPr>
+              <w:rPr>
+                <w:rFonts w:ascii="Cambria Math" w:hAnsi="Cambria Math"/>
+                <w:sz w:val="24"/>
+              </w:rPr>
+              <m:t>P</m:t>
+            </m:r>
+          </m:e>
+          <m:sub>
+            <m:r>
+              <m:rPr>
+                <m:sty m:val="bi"/>
+              </m:rPr>
+              <w:rPr>
+                <w:rFonts w:ascii="Cambria Math" w:hAnsi="Cambria Math"/>
+                <w:sz w:val="24"/>
+              </w:rPr>
+              <m:t>HW</m:t>
+            </m:r>
+          </m:sub>
+        </m:sSub>
+        <m:d>
+          <m:dPr>
+            <m:ctrlPr>
+              <w:rPr>
+                <w:rFonts w:ascii="Cambria Math" w:hAnsi="Cambria Math"/>
+                <w:b/>
+                <w:i/>
+                <w:sz w:val="24"/>
+              </w:rPr>
+            </m:ctrlPr>
+          </m:dPr>
+          <m:e>
+            <m:r>
+              <m:rPr>
+                <m:sty m:val="bi"/>
+              </m:rPr>
+              <w:rPr>
+                <w:rFonts w:ascii="Cambria Math" w:hAnsi="Cambria Math"/>
+                <w:sz w:val="24"/>
+              </w:rPr>
+              <m:t>t,T</m:t>
+            </m:r>
+          </m:e>
+        </m:d>
+        <m:r>
+          <m:rPr>
+            <m:sty m:val="bi"/>
+          </m:rPr>
+          <w:rPr>
+            <w:rFonts w:ascii="Cambria Math" w:hAnsi="Cambria Math"/>
+            <w:sz w:val="24"/>
+          </w:rPr>
+          <m:t>=</m:t>
+        </m:r>
+        <m:r>
+          <m:rPr>
+            <m:sty m:val="b"/>
+          </m:rPr>
+          <w:rPr>
+            <w:rFonts w:ascii="Cambria Math" w:hAnsi="Cambria Math"/>
+            <w:sz w:val="24"/>
+            <w:szCs w:val="24"/>
+          </w:rPr>
+          <m:t>E</m:t>
+        </m:r>
+        <m:d>
+          <m:dPr>
+            <m:ctrlPr>
+              <w:rPr>
+                <w:rFonts w:ascii="Cambria Math" w:hAnsi="Cambria Math"/>
+                <w:b/>
+                <w:sz w:val="24"/>
+                <w:szCs w:val="24"/>
+              </w:rPr>
+            </m:ctrlPr>
+          </m:dPr>
+          <m:e>
+            <m:sSup>
+              <m:sSupPr>
+                <m:ctrlPr>
+                  <w:rPr>
+                    <w:rFonts w:ascii="Cambria Math" w:hAnsi="Cambria Math"/>
+                    <w:b/>
+                    <w:sz w:val="24"/>
+                    <w:szCs w:val="24"/>
+                  </w:rPr>
+                </m:ctrlPr>
+              </m:sSupPr>
+              <m:e>
+                <m:r>
+                  <m:rPr>
+                    <m:sty m:val="b"/>
+                  </m:rPr>
+                  <w:rPr>
+                    <w:rFonts w:ascii="Cambria Math" w:hAnsi="Cambria Math"/>
+                    <w:sz w:val="24"/>
+                    <w:szCs w:val="24"/>
+                  </w:rPr>
+                  <m:t>e</m:t>
+                </m:r>
+                <m:ctrlPr>
+                  <w:rPr>
+                    <w:rFonts w:ascii="Cambria Math" w:hAnsi="Cambria Math"/>
+                    <w:b/>
+                    <w:i/>
+                    <w:sz w:val="24"/>
+                    <w:szCs w:val="24"/>
+                  </w:rPr>
+                </m:ctrlPr>
+              </m:e>
+              <m:sup>
+                <m:r>
+                  <m:rPr>
+                    <m:sty m:val="bi"/>
+                  </m:rPr>
+                  <w:rPr>
+                    <w:rFonts w:ascii="Cambria Math" w:hAnsi="Cambria Math"/>
+                    <w:sz w:val="24"/>
+                    <w:szCs w:val="24"/>
+                  </w:rPr>
+                  <m:t>-</m:t>
+                </m:r>
+                <m:nary>
+                  <m:naryPr>
+                    <m:ctrlPr>
+                      <w:rPr>
+                        <w:rFonts w:ascii="Cambria Math" w:hAnsi="Cambria Math"/>
+                        <w:b/>
+                        <w:i/>
+                        <w:sz w:val="24"/>
+                        <w:szCs w:val="24"/>
+                      </w:rPr>
+                    </m:ctrlPr>
+                  </m:naryPr>
+                  <m:sub>
+                    <m:r>
+                      <m:rPr>
+                        <m:sty m:val="bi"/>
+                      </m:rPr>
+                      <w:rPr>
+                        <w:rFonts w:ascii="Cambria Math" w:hAnsi="Cambria Math"/>
+                        <w:sz w:val="24"/>
+                        <w:szCs w:val="24"/>
+                      </w:rPr>
+                      <m:t>t</m:t>
+                    </m:r>
+                  </m:sub>
+                  <m:sup>
+                    <m:r>
+                      <m:rPr>
+                        <m:sty m:val="bi"/>
+                      </m:rPr>
+                      <w:rPr>
+                        <w:rFonts w:ascii="Cambria Math" w:hAnsi="Cambria Math"/>
+                        <w:sz w:val="24"/>
+                        <w:szCs w:val="24"/>
+                      </w:rPr>
+                      <m:t>T</m:t>
+                    </m:r>
+                  </m:sup>
+                  <m:e>
+                    <m:d>
+                      <m:dPr>
+                        <m:ctrlPr>
+                          <w:rPr>
+                            <w:rFonts w:ascii="Cambria Math" w:hAnsi="Cambria Math"/>
+                            <w:b/>
+                            <w:i/>
+                            <w:sz w:val="24"/>
+                            <w:szCs w:val="24"/>
+                          </w:rPr>
+                        </m:ctrlPr>
+                      </m:dPr>
+                      <m:e>
+                        <m:sSub>
+                          <m:sSubPr>
+                            <m:ctrlPr>
+                              <w:rPr>
+                                <w:rFonts w:ascii="Cambria Math" w:hAnsi="Cambria Math"/>
+                                <w:b/>
+                                <w:i/>
+                                <w:sz w:val="24"/>
+                                <w:szCs w:val="24"/>
+                              </w:rPr>
+                            </m:ctrlPr>
+                          </m:sSubPr>
+                          <m:e>
+                            <m:r>
+                              <m:rPr>
+                                <m:sty m:val="bi"/>
+                              </m:rPr>
+                              <w:rPr>
+                                <w:rFonts w:ascii="Cambria Math" w:hAnsi="Cambria Math"/>
+                                <w:sz w:val="24"/>
+                                <w:szCs w:val="24"/>
+                              </w:rPr>
+                              <m:t>x</m:t>
+                            </m:r>
+                          </m:e>
+                          <m:sub>
+                            <m:r>
+                              <m:rPr>
+                                <m:sty m:val="bi"/>
+                              </m:rPr>
+                              <w:rPr>
+                                <w:rFonts w:ascii="Cambria Math" w:hAnsi="Cambria Math"/>
+                                <w:sz w:val="24"/>
+                                <w:szCs w:val="24"/>
+                              </w:rPr>
+                              <m:t>u</m:t>
+                            </m:r>
+                          </m:sub>
+                        </m:sSub>
+                        <m:r>
+                          <m:rPr>
+                            <m:sty m:val="bi"/>
+                          </m:rPr>
+                          <w:rPr>
+                            <w:rFonts w:ascii="Cambria Math" w:hAnsi="Cambria Math"/>
+                            <w:sz w:val="24"/>
+                            <w:szCs w:val="24"/>
+                          </w:rPr>
+                          <m:t>+</m:t>
+                        </m:r>
+                        <m:sSub>
+                          <m:sSubPr>
+                            <m:ctrlPr>
+                              <w:rPr>
+                                <w:rFonts w:ascii="Cambria Math" w:hAnsi="Cambria Math"/>
+                                <w:b/>
+                                <w:i/>
+                                <w:sz w:val="24"/>
+                                <w:szCs w:val="24"/>
+                              </w:rPr>
+                            </m:ctrlPr>
+                          </m:sSubPr>
+                          <m:e>
+                            <m:r>
+                              <m:rPr>
+                                <m:sty m:val="bi"/>
+                              </m:rPr>
+                              <w:rPr>
+                                <w:rFonts w:ascii="Cambria Math" w:hAnsi="Cambria Math"/>
+                                <w:sz w:val="24"/>
+                                <w:szCs w:val="24"/>
+                              </w:rPr>
+                              <m:t>ϕ</m:t>
+                            </m:r>
+                          </m:e>
+                          <m:sub>
+                            <m:r>
+                              <m:rPr>
+                                <m:sty m:val="bi"/>
+                              </m:rPr>
+                              <w:rPr>
+                                <w:rFonts w:ascii="Cambria Math" w:hAnsi="Cambria Math"/>
+                                <w:sz w:val="24"/>
+                                <w:szCs w:val="24"/>
+                              </w:rPr>
+                              <m:t>u</m:t>
+                            </m:r>
+                          </m:sub>
+                        </m:sSub>
+                      </m:e>
+                    </m:d>
+                    <m:r>
+                      <m:rPr>
+                        <m:sty m:val="bi"/>
+                      </m:rPr>
+                      <w:rPr>
+                        <w:rFonts w:ascii="Cambria Math" w:hAnsi="Cambria Math"/>
+                        <w:sz w:val="24"/>
+                        <w:szCs w:val="24"/>
+                      </w:rPr>
+                      <m:t>du</m:t>
+                    </m:r>
+                  </m:e>
+                </m:nary>
+              </m:sup>
+            </m:sSup>
+            <m:r>
+              <m:rPr>
+                <m:sty m:val="bi"/>
+              </m:rPr>
+              <w:rPr>
+                <w:rFonts w:ascii="Cambria Math" w:hAnsi="Cambria Math"/>
+                <w:sz w:val="24"/>
+                <w:szCs w:val="24"/>
+              </w:rPr>
+              <m:t>|</m:t>
+            </m:r>
+            <m:sSub>
+              <m:sSubPr>
+                <m:ctrlPr>
+                  <w:rPr>
+                    <w:rFonts w:ascii="Cambria Math" w:hAnsi="Cambria Math"/>
+                    <w:b/>
+                    <w:i/>
+                    <w:sz w:val="24"/>
+                    <w:szCs w:val="24"/>
+                  </w:rPr>
+                </m:ctrlPr>
+              </m:sSubPr>
+              <m:e>
+                <m:r>
+                  <m:rPr>
+                    <m:sty m:val="bi"/>
+                  </m:rPr>
+                  <w:rPr>
+                    <w:rFonts w:ascii="Cambria Math" w:hAnsi="Cambria Math"/>
+                    <w:sz w:val="24"/>
+                    <w:szCs w:val="24"/>
+                  </w:rPr>
+                  <m:t>F</m:t>
+                </m:r>
+              </m:e>
+              <m:sub>
+                <m:r>
+                  <m:rPr>
+                    <m:sty m:val="bi"/>
+                  </m:rPr>
+                  <w:rPr>
+                    <w:rFonts w:ascii="Cambria Math" w:hAnsi="Cambria Math"/>
+                    <w:sz w:val="24"/>
+                    <w:szCs w:val="24"/>
+                  </w:rPr>
+                  <m:t>t</m:t>
+                </m:r>
+              </m:sub>
+            </m:sSub>
+          </m:e>
+        </m:d>
+        <m:r>
+          <m:rPr>
+            <m:sty m:val="b"/>
+          </m:rPr>
+          <w:rPr>
+            <w:rFonts w:ascii="Cambria Math" w:hAnsi="Cambria Math"/>
+            <w:sz w:val="24"/>
+            <w:szCs w:val="24"/>
+          </w:rPr>
+          <m:t>=</m:t>
+        </m:r>
+        <m:sSup>
+          <m:sSupPr>
+            <m:ctrlPr>
+              <w:rPr>
+                <w:rFonts w:ascii="Cambria Math" w:hAnsi="Cambria Math"/>
+                <w:b/>
+                <w:sz w:val="24"/>
+                <w:szCs w:val="24"/>
+              </w:rPr>
+            </m:ctrlPr>
+          </m:sSupPr>
+          <m:e>
+            <m:r>
+              <m:rPr>
+                <m:sty m:val="b"/>
+              </m:rPr>
+              <w:rPr>
+                <w:rFonts w:ascii="Cambria Math" w:hAnsi="Cambria Math"/>
+                <w:sz w:val="24"/>
+                <w:szCs w:val="24"/>
+              </w:rPr>
+              <m:t>e</m:t>
+            </m:r>
+          </m:e>
+          <m:sup>
+            <m:r>
+              <m:rPr>
+                <m:sty m:val="bi"/>
+              </m:rPr>
+              <w:rPr>
+                <w:rFonts w:ascii="Cambria Math" w:hAnsi="Cambria Math"/>
+                <w:sz w:val="24"/>
+                <w:szCs w:val="24"/>
+              </w:rPr>
+              <m:t>-</m:t>
+            </m:r>
+            <m:sSub>
+              <m:sSubPr>
+                <m:ctrlPr>
+                  <w:rPr>
+                    <w:rFonts w:ascii="Cambria Math" w:hAnsi="Cambria Math"/>
+                    <w:b/>
+                    <w:i/>
+                    <w:sz w:val="24"/>
+                    <w:szCs w:val="24"/>
+                  </w:rPr>
+                </m:ctrlPr>
+              </m:sSubPr>
+              <m:e>
+                <m:r>
+                  <m:rPr>
+                    <m:sty m:val="bi"/>
+                  </m:rPr>
+                  <w:rPr>
+                    <w:rFonts w:ascii="Cambria Math" w:hAnsi="Cambria Math"/>
+                    <w:sz w:val="24"/>
+                    <w:szCs w:val="24"/>
+                  </w:rPr>
+                  <m:t>x</m:t>
+                </m:r>
+              </m:e>
+              <m:sub>
+                <m:r>
+                  <m:rPr>
+                    <m:sty m:val="bi"/>
+                  </m:rPr>
+                  <w:rPr>
+                    <w:rFonts w:ascii="Cambria Math" w:hAnsi="Cambria Math"/>
+                    <w:sz w:val="24"/>
+                    <w:szCs w:val="24"/>
+                  </w:rPr>
+                  <m:t>t</m:t>
+                </m:r>
+              </m:sub>
+            </m:sSub>
+            <m:r>
+              <m:rPr>
+                <m:sty m:val="bi"/>
+              </m:rPr>
+              <w:rPr>
+                <w:rFonts w:ascii="Cambria Math" w:hAnsi="Cambria Math"/>
+                <w:sz w:val="24"/>
+                <w:szCs w:val="24"/>
+              </w:rPr>
+              <m:t>∙B</m:t>
+            </m:r>
+            <m:d>
+              <m:dPr>
+                <m:ctrlPr>
+                  <w:rPr>
+                    <w:rFonts w:ascii="Cambria Math" w:hAnsi="Cambria Math"/>
+                    <w:b/>
+                    <w:i/>
+                    <w:sz w:val="24"/>
+                    <w:szCs w:val="24"/>
+                  </w:rPr>
+                </m:ctrlPr>
+              </m:dPr>
+              <m:e>
+                <m:r>
+                  <m:rPr>
+                    <m:sty m:val="bi"/>
+                  </m:rPr>
+                  <w:rPr>
+                    <w:rFonts w:ascii="Cambria Math" w:hAnsi="Cambria Math"/>
+                    <w:sz w:val="24"/>
+                    <w:szCs w:val="24"/>
+                  </w:rPr>
+                  <m:t>t,T,κ</m:t>
+                </m:r>
+              </m:e>
+            </m:d>
+            <m:r>
+              <m:rPr>
+                <m:sty m:val="bi"/>
+              </m:rPr>
+              <w:rPr>
+                <w:rFonts w:ascii="Cambria Math" w:hAnsi="Cambria Math"/>
+                <w:sz w:val="24"/>
+                <w:szCs w:val="24"/>
+              </w:rPr>
+              <m:t>+</m:t>
+            </m:r>
+            <m:f>
+              <m:fPr>
+                <m:ctrlPr>
+                  <w:rPr>
+                    <w:rFonts w:ascii="Cambria Math" w:hAnsi="Cambria Math"/>
+                    <w:b/>
+                    <w:i/>
+                    <w:sz w:val="24"/>
+                    <w:szCs w:val="24"/>
+                  </w:rPr>
+                </m:ctrlPr>
+              </m:fPr>
+              <m:num>
+                <m:r>
+                  <m:rPr>
+                    <m:sty m:val="bi"/>
+                  </m:rPr>
+                  <w:rPr>
+                    <w:rFonts w:ascii="Cambria Math" w:hAnsi="Cambria Math"/>
+                    <w:sz w:val="24"/>
+                    <w:szCs w:val="24"/>
+                  </w:rPr>
+                  <m:t>1</m:t>
+                </m:r>
+              </m:num>
+              <m:den>
+                <m:r>
+                  <m:rPr>
+                    <m:sty m:val="bi"/>
+                  </m:rPr>
+                  <w:rPr>
+                    <w:rFonts w:ascii="Cambria Math" w:hAnsi="Cambria Math"/>
+                    <w:sz w:val="24"/>
+                    <w:szCs w:val="24"/>
+                  </w:rPr>
+                  <m:t>2</m:t>
+                </m:r>
+              </m:den>
+            </m:f>
+            <m:r>
+              <m:rPr>
+                <m:sty m:val="bi"/>
+              </m:rPr>
+              <w:rPr>
+                <w:rFonts w:ascii="Cambria Math" w:hAnsi="Cambria Math"/>
+                <w:sz w:val="24"/>
+                <w:szCs w:val="24"/>
+              </w:rPr>
+              <m:t>VT</m:t>
+            </m:r>
+            <m:d>
+              <m:dPr>
+                <m:ctrlPr>
+                  <w:rPr>
+                    <w:rFonts w:ascii="Cambria Math" w:hAnsi="Cambria Math"/>
+                    <w:b/>
+                    <w:i/>
+                    <w:sz w:val="24"/>
+                    <w:szCs w:val="24"/>
+                  </w:rPr>
+                </m:ctrlPr>
+              </m:dPr>
+              <m:e>
+                <m:r>
+                  <m:rPr>
+                    <m:sty m:val="bi"/>
+                  </m:rPr>
+                  <w:rPr>
+                    <w:rFonts w:ascii="Cambria Math" w:hAnsi="Cambria Math"/>
+                    <w:sz w:val="24"/>
+                    <w:szCs w:val="24"/>
+                  </w:rPr>
+                  <m:t>t,T,κ</m:t>
+                </m:r>
+              </m:e>
+            </m:d>
+            <m:r>
+              <m:rPr>
+                <m:sty m:val="bi"/>
+              </m:rPr>
+              <w:rPr>
+                <w:rFonts w:ascii="Cambria Math" w:hAnsi="Cambria Math"/>
+                <w:sz w:val="24"/>
+                <w:szCs w:val="24"/>
+              </w:rPr>
+              <m:t>-ϕ</m:t>
+            </m:r>
+            <m:d>
+              <m:dPr>
+                <m:ctrlPr>
+                  <w:rPr>
+                    <w:rFonts w:ascii="Cambria Math" w:hAnsi="Cambria Math"/>
+                    <w:b/>
+                    <w:i/>
+                    <w:sz w:val="24"/>
+                    <w:szCs w:val="24"/>
+                  </w:rPr>
+                </m:ctrlPr>
+              </m:dPr>
+              <m:e>
+                <m:r>
+                  <m:rPr>
+                    <m:sty m:val="bi"/>
+                  </m:rPr>
+                  <w:rPr>
+                    <w:rFonts w:ascii="Cambria Math" w:hAnsi="Cambria Math"/>
+                    <w:sz w:val="24"/>
+                    <w:szCs w:val="24"/>
+                  </w:rPr>
+                  <m:t>T</m:t>
+                </m:r>
+              </m:e>
+            </m:d>
+          </m:sup>
+        </m:sSup>
+      </m:oMath>
+    </w:p>
+    <w:p>
+      <w:pPr>
+        <w:pStyle w:val="a4"/>
+        <w:numPr>
+          <w:ilvl w:val="0"/>
+          <w:numId w:val="2"/>
+        </w:numPr>
+        <w:ind w:leftChars="0"/>
+        <w:rPr>
+          <w:b/>
+          <w:sz w:val="24"/>
+          <w:szCs w:val="24"/>
+        </w:rPr>
+      </w:pPr>
+      <m:oMath>
+        <m:sSub>
+          <m:sSubPr>
+            <m:ctrlPr>
+              <w:rPr>
+                <w:rFonts w:ascii="Cambria Math" w:hAnsi="Cambria Math"/>
+                <w:b/>
+                <w:i/>
+                <w:sz w:val="24"/>
+              </w:rPr>
+            </m:ctrlPr>
+          </m:sSubPr>
+          <m:e>
+            <m:r>
+              <m:rPr>
+                <m:sty m:val="bi"/>
+              </m:rPr>
+              <w:rPr>
+                <w:rFonts w:ascii="Cambria Math" w:hAnsi="Cambria Math"/>
+                <w:sz w:val="24"/>
+              </w:rPr>
+              <m:t>P</m:t>
+            </m:r>
+          </m:e>
+          <m:sub>
+            <m:r>
+              <m:rPr>
+                <m:sty m:val="bi"/>
+              </m:rPr>
+              <w:rPr>
+                <w:rFonts w:ascii="Cambria Math" w:hAnsi="Cambria Math"/>
+                <w:sz w:val="24"/>
+              </w:rPr>
+              <m:t>2</m:t>
+            </m:r>
+            <m:r>
+              <m:rPr>
+                <m:sty m:val="bi"/>
+              </m:rPr>
+              <w:rPr>
+                <w:rFonts w:ascii="Cambria Math" w:hAnsi="Cambria Math"/>
+                <w:sz w:val="24"/>
+              </w:rPr>
+              <m:t>FHW</m:t>
+            </m:r>
+          </m:sub>
+        </m:sSub>
+        <m:d>
+          <m:dPr>
+            <m:ctrlPr>
+              <w:rPr>
+                <w:rFonts w:ascii="Cambria Math" w:hAnsi="Cambria Math"/>
+                <w:b/>
+                <w:i/>
+                <w:sz w:val="24"/>
+              </w:rPr>
+            </m:ctrlPr>
+          </m:dPr>
+          <m:e>
+            <m:r>
+              <m:rPr>
+                <m:sty m:val="bi"/>
+              </m:rPr>
+              <w:rPr>
+                <w:rFonts w:ascii="Cambria Math" w:hAnsi="Cambria Math"/>
+                <w:sz w:val="24"/>
+              </w:rPr>
+              <m:t>t,T</m:t>
+            </m:r>
+          </m:e>
+        </m:d>
+        <m:r>
+          <m:rPr>
+            <m:sty m:val="bi"/>
+          </m:rPr>
+          <w:rPr>
+            <w:rFonts w:ascii="Cambria Math" w:hAnsi="Cambria Math"/>
+            <w:sz w:val="24"/>
+          </w:rPr>
+          <m:t>=</m:t>
+        </m:r>
+        <m:r>
+          <m:rPr>
+            <m:sty m:val="b"/>
+          </m:rPr>
+          <w:rPr>
+            <w:rFonts w:ascii="Cambria Math" w:hAnsi="Cambria Math"/>
+            <w:sz w:val="24"/>
+            <w:szCs w:val="24"/>
+          </w:rPr>
+          <m:t>E</m:t>
+        </m:r>
+        <m:d>
+          <m:dPr>
+            <m:ctrlPr>
+              <w:rPr>
+                <w:rFonts w:ascii="Cambria Math" w:hAnsi="Cambria Math"/>
+                <w:b/>
+                <w:sz w:val="24"/>
+                <w:szCs w:val="24"/>
+              </w:rPr>
+            </m:ctrlPr>
+          </m:dPr>
+          <m:e>
+            <m:sSup>
+              <m:sSupPr>
+                <m:ctrlPr>
+                  <w:rPr>
+                    <w:rFonts w:ascii="Cambria Math" w:hAnsi="Cambria Math"/>
+                    <w:b/>
+                    <w:sz w:val="24"/>
+                    <w:szCs w:val="24"/>
+                  </w:rPr>
+                </m:ctrlPr>
+              </m:sSupPr>
+              <m:e>
+                <m:r>
+                  <m:rPr>
+                    <m:sty m:val="b"/>
+                  </m:rPr>
+                  <w:rPr>
+                    <w:rFonts w:ascii="Cambria Math" w:hAnsi="Cambria Math"/>
+                    <w:sz w:val="24"/>
+                    <w:szCs w:val="24"/>
+                  </w:rPr>
+                  <m:t>e</m:t>
+                </m:r>
+                <m:ctrlPr>
+                  <w:rPr>
+                    <w:rFonts w:ascii="Cambria Math" w:hAnsi="Cambria Math"/>
+                    <w:b/>
+                    <w:i/>
+                    <w:sz w:val="24"/>
+                    <w:szCs w:val="24"/>
+                  </w:rPr>
+                </m:ctrlPr>
+              </m:e>
+              <m:sup>
+                <m:r>
+                  <m:rPr>
+                    <m:sty m:val="bi"/>
+                  </m:rPr>
+                  <w:rPr>
+                    <w:rFonts w:ascii="Cambria Math" w:hAnsi="Cambria Math"/>
+                    <w:sz w:val="24"/>
+                    <w:szCs w:val="24"/>
+                  </w:rPr>
+                  <m:t>-</m:t>
+                </m:r>
+                <m:nary>
+                  <m:naryPr>
+                    <m:ctrlPr>
+                      <w:rPr>
+                        <w:rFonts w:ascii="Cambria Math" w:hAnsi="Cambria Math"/>
+                        <w:b/>
+                        <w:i/>
+                        <w:sz w:val="24"/>
+                        <w:szCs w:val="24"/>
+                      </w:rPr>
+                    </m:ctrlPr>
+                  </m:naryPr>
+                  <m:sub>
+                    <m:r>
+                      <m:rPr>
+                        <m:sty m:val="bi"/>
+                      </m:rPr>
+                      <w:rPr>
+                        <w:rFonts w:ascii="Cambria Math" w:hAnsi="Cambria Math"/>
+                        <w:sz w:val="24"/>
+                        <w:szCs w:val="24"/>
+                      </w:rPr>
+                      <m:t>t</m:t>
+                    </m:r>
+                  </m:sub>
+                  <m:sup>
+                    <m:r>
+                      <m:rPr>
+                        <m:sty m:val="bi"/>
+                      </m:rPr>
+                      <w:rPr>
+                        <w:rFonts w:ascii="Cambria Math" w:hAnsi="Cambria Math"/>
+                        <w:sz w:val="24"/>
+                        <w:szCs w:val="24"/>
+                      </w:rPr>
+                      <m:t>T</m:t>
+                    </m:r>
+                  </m:sup>
+                  <m:e>
+                    <m:d>
+                      <m:dPr>
+                        <m:ctrlPr>
+                          <w:rPr>
+                            <w:rFonts w:ascii="Cambria Math" w:hAnsi="Cambria Math"/>
+                            <w:b/>
+                            <w:i/>
+                            <w:sz w:val="24"/>
+                            <w:szCs w:val="24"/>
+                          </w:rPr>
+                        </m:ctrlPr>
+                      </m:dPr>
+                      <m:e>
+                        <m:sSub>
+                          <m:sSubPr>
+                            <m:ctrlPr>
+                              <w:rPr>
+                                <w:rFonts w:ascii="Cambria Math" w:hAnsi="Cambria Math"/>
+                                <w:b/>
+                                <w:i/>
+                                <w:sz w:val="24"/>
+                                <w:szCs w:val="24"/>
+                              </w:rPr>
+                            </m:ctrlPr>
+                          </m:sSubPr>
+                          <m:e>
+                            <m:r>
+                              <m:rPr>
+                                <m:sty m:val="bi"/>
+                              </m:rPr>
+                              <w:rPr>
+                                <w:rFonts w:ascii="Cambria Math" w:hAnsi="Cambria Math"/>
+                                <w:sz w:val="24"/>
+                                <w:szCs w:val="24"/>
+                              </w:rPr>
+                              <m:t>x</m:t>
+                            </m:r>
+                          </m:e>
+                          <m:sub>
+                            <m:r>
+                              <m:rPr>
+                                <m:sty m:val="bi"/>
+                              </m:rPr>
+                              <w:rPr>
+                                <w:rFonts w:ascii="Cambria Math" w:hAnsi="Cambria Math"/>
+                                <w:sz w:val="24"/>
+                                <w:szCs w:val="24"/>
+                              </w:rPr>
+                              <m:t>u</m:t>
+                            </m:r>
+                          </m:sub>
+                        </m:sSub>
+                        <m:r>
+                          <m:rPr>
+                            <m:sty m:val="bi"/>
+                          </m:rPr>
+                          <w:rPr>
+                            <w:rFonts w:ascii="Cambria Math" w:hAnsi="Cambria Math"/>
+                            <w:sz w:val="24"/>
+                            <w:szCs w:val="24"/>
+                          </w:rPr>
+                          <m:t>+</m:t>
+                        </m:r>
+                        <m:sSub>
+                          <m:sSubPr>
+                            <m:ctrlPr>
+                              <w:rPr>
+                                <w:rFonts w:ascii="Cambria Math" w:hAnsi="Cambria Math"/>
+                                <w:b/>
+                                <w:i/>
+                                <w:sz w:val="24"/>
+                                <w:szCs w:val="24"/>
+                              </w:rPr>
+                            </m:ctrlPr>
+                          </m:sSubPr>
+                          <m:e>
+                            <m:r>
+                              <m:rPr>
+                                <m:sty m:val="bi"/>
+                              </m:rPr>
+                              <w:rPr>
+                                <w:rFonts w:ascii="Cambria Math" w:hAnsi="Cambria Math"/>
+                                <w:sz w:val="24"/>
+                                <w:szCs w:val="24"/>
+                              </w:rPr>
+                              <m:t>y</m:t>
+                            </m:r>
+                          </m:e>
+                          <m:sub>
+                            <m:r>
+                              <m:rPr>
+                                <m:sty m:val="bi"/>
+                              </m:rPr>
+                              <w:rPr>
+                                <w:rFonts w:ascii="Cambria Math" w:hAnsi="Cambria Math"/>
+                                <w:sz w:val="24"/>
+                                <w:szCs w:val="24"/>
+                              </w:rPr>
+                              <m:t>u</m:t>
+                            </m:r>
+                          </m:sub>
+                        </m:sSub>
+                        <m:r>
+                          <m:rPr>
+                            <m:sty m:val="bi"/>
+                          </m:rPr>
+                          <w:rPr>
+                            <w:rFonts w:ascii="Cambria Math" w:hAnsi="Cambria Math"/>
+                            <w:sz w:val="24"/>
+                            <w:szCs w:val="24"/>
+                          </w:rPr>
+                          <m:t>+</m:t>
+                        </m:r>
+                        <m:sSub>
+                          <m:sSubPr>
+                            <m:ctrlPr>
+                              <w:rPr>
+                                <w:rFonts w:ascii="Cambria Math" w:hAnsi="Cambria Math"/>
+                                <w:b/>
+                                <w:i/>
+                                <w:sz w:val="24"/>
+                                <w:szCs w:val="24"/>
+                              </w:rPr>
+                            </m:ctrlPr>
+                          </m:sSubPr>
+                          <m:e>
+                            <m:r>
+                              <m:rPr>
+                                <m:sty m:val="bi"/>
+                              </m:rPr>
+                              <w:rPr>
+                                <w:rFonts w:ascii="Cambria Math" w:hAnsi="Cambria Math"/>
+                                <w:sz w:val="24"/>
+                                <w:szCs w:val="24"/>
+                              </w:rPr>
+                              <m:t>ϕ</m:t>
+                            </m:r>
+                          </m:e>
+                          <m:sub>
+                            <m:r>
+                              <m:rPr>
+                                <m:sty m:val="bi"/>
+                              </m:rPr>
+                              <w:rPr>
+                                <w:rFonts w:ascii="Cambria Math" w:hAnsi="Cambria Math"/>
+                                <w:sz w:val="24"/>
+                                <w:szCs w:val="24"/>
+                              </w:rPr>
+                              <m:t>u</m:t>
+                            </m:r>
+                          </m:sub>
+                        </m:sSub>
+                      </m:e>
+                    </m:d>
+                    <m:r>
+                      <m:rPr>
+                        <m:sty m:val="bi"/>
+                      </m:rPr>
+                      <w:rPr>
+                        <w:rFonts w:ascii="Cambria Math" w:hAnsi="Cambria Math"/>
+                        <w:sz w:val="24"/>
+                        <w:szCs w:val="24"/>
+                      </w:rPr>
+                      <m:t>du</m:t>
+                    </m:r>
+                  </m:e>
+                </m:nary>
+              </m:sup>
+            </m:sSup>
+            <m:r>
+              <m:rPr>
+                <m:sty m:val="bi"/>
+              </m:rPr>
+              <w:rPr>
+                <w:rFonts w:ascii="Cambria Math" w:hAnsi="Cambria Math"/>
+                <w:sz w:val="24"/>
+                <w:szCs w:val="24"/>
+              </w:rPr>
+              <m:t>|</m:t>
+            </m:r>
+            <m:sSub>
+              <m:sSubPr>
+                <m:ctrlPr>
+                  <w:rPr>
+                    <w:rFonts w:ascii="Cambria Math" w:hAnsi="Cambria Math"/>
+                    <w:b/>
+                    <w:i/>
+                    <w:sz w:val="24"/>
+                    <w:szCs w:val="24"/>
+                  </w:rPr>
+                </m:ctrlPr>
+              </m:sSubPr>
+              <m:e>
+                <m:r>
+                  <m:rPr>
+                    <m:sty m:val="bi"/>
+                  </m:rPr>
+                  <w:rPr>
+                    <w:rFonts w:ascii="Cambria Math" w:hAnsi="Cambria Math"/>
+                    <w:sz w:val="24"/>
+                    <w:szCs w:val="24"/>
+                  </w:rPr>
+                  <m:t>F</m:t>
+                </m:r>
+              </m:e>
+              <m:sub>
+                <m:r>
+                  <m:rPr>
+                    <m:sty m:val="bi"/>
+                  </m:rPr>
+                  <w:rPr>
+                    <w:rFonts w:ascii="Cambria Math" w:hAnsi="Cambria Math"/>
+                    <w:sz w:val="24"/>
+                    <w:szCs w:val="24"/>
+                  </w:rPr>
+                  <m:t>t</m:t>
+                </m:r>
+              </m:sub>
+            </m:sSub>
+          </m:e>
+        </m:d>
+      </m:oMath>
+    </w:p>
+    <w:p>
+      <w:pPr>
+        <w:pStyle w:val="a4"/>
+        <w:ind w:leftChars="0" w:left="1080" w:firstLine="40"/>
+        <w:rPr>
+          <w:b/>
+          <w:sz w:val="24"/>
+          <w:szCs w:val="24"/>
         </w:rPr>
       </w:pPr>
       <m:oMathPara>
@@ -10050,1059 +9181,6 @@
             <w:rPr>
               <w:rFonts w:ascii="Cambria Math" w:hAnsi="Cambria Math"/>
               <w:sz w:val="24"/>
-            </w:rPr>
-            <m:t>VT</m:t>
-          </m:r>
-          <m:d>
-            <m:dPr>
-              <m:ctrlPr>
-                <w:rPr>
-                  <w:rFonts w:ascii="Cambria Math" w:hAnsi="Cambria Math"/>
-                  <w:b/>
-                  <w:sz w:val="24"/>
-                </w:rPr>
-              </m:ctrlPr>
-            </m:dPr>
-            <m:e>
-              <m:sSub>
-                <m:sSubPr>
-                  <m:ctrlPr>
-                    <w:rPr>
-                      <w:rFonts w:ascii="Cambria Math" w:hAnsi="Cambria Math"/>
-                      <w:b/>
-                      <w:sz w:val="24"/>
-                    </w:rPr>
-                  </m:ctrlPr>
-                </m:sSubPr>
-                <m:e>
-                  <m:r>
-                    <m:rPr>
-                      <m:sty m:val="b"/>
-                    </m:rPr>
-                    <w:rPr>
-                      <w:rFonts w:ascii="Cambria Math" w:hAnsi="Cambria Math"/>
-                      <w:sz w:val="24"/>
-                    </w:rPr>
-                    <m:t>T</m:t>
-                  </m:r>
-                </m:e>
-                <m:sub>
-                  <m:r>
-                    <m:rPr>
-                      <m:sty m:val="b"/>
-                    </m:rPr>
-                    <w:rPr>
-                      <w:rFonts w:ascii="Cambria Math" w:hAnsi="Cambria Math"/>
-                      <w:sz w:val="24"/>
-                    </w:rPr>
-                    <m:t>1</m:t>
-                  </m:r>
-                </m:sub>
-              </m:sSub>
-              <m:r>
-                <m:rPr>
-                  <m:sty m:val="b"/>
-                </m:rPr>
-                <w:rPr>
-                  <w:rFonts w:ascii="Cambria Math" w:hAnsi="Cambria Math"/>
-                  <w:sz w:val="24"/>
-                </w:rPr>
-                <m:t>,</m:t>
-              </m:r>
-              <m:sSub>
-                <m:sSubPr>
-                  <m:ctrlPr>
-                    <w:rPr>
-                      <w:rFonts w:ascii="Cambria Math" w:hAnsi="Cambria Math"/>
-                      <w:b/>
-                      <w:sz w:val="24"/>
-                    </w:rPr>
-                  </m:ctrlPr>
-                </m:sSubPr>
-                <m:e>
-                  <m:r>
-                    <m:rPr>
-                      <m:sty m:val="b"/>
-                    </m:rPr>
-                    <w:rPr>
-                      <w:rFonts w:ascii="Cambria Math" w:hAnsi="Cambria Math"/>
-                      <w:sz w:val="24"/>
-                    </w:rPr>
-                    <m:t>T</m:t>
-                  </m:r>
-                </m:e>
-                <m:sub>
-                  <m:r>
-                    <m:rPr>
-                      <m:sty m:val="b"/>
-                    </m:rPr>
-                    <w:rPr>
-                      <w:rFonts w:ascii="Cambria Math" w:hAnsi="Cambria Math"/>
-                      <w:sz w:val="24"/>
-                    </w:rPr>
-                    <m:t>2</m:t>
-                  </m:r>
-                </m:sub>
-              </m:sSub>
-              <m:r>
-                <m:rPr>
-                  <m:sty m:val="b"/>
-                </m:rPr>
-                <w:rPr>
-                  <w:rFonts w:ascii="Cambria Math" w:hAnsi="Cambria Math"/>
-                  <w:sz w:val="24"/>
-                </w:rPr>
-                <m:t>,κ,σ</m:t>
-              </m:r>
-            </m:e>
-          </m:d>
-          <m:r>
-            <m:rPr>
-              <m:sty m:val="b"/>
-            </m:rPr>
-            <w:rPr>
-              <w:rFonts w:ascii="Cambria Math" w:hAnsi="Cambria Math"/>
-              <w:sz w:val="24"/>
-            </w:rPr>
-            <m:t>=</m:t>
-          </m:r>
-          <m:f>
-            <m:fPr>
-              <m:ctrlPr>
-                <w:rPr>
-                  <w:rFonts w:ascii="Cambria Math" w:hAnsi="Cambria Math"/>
-                  <w:b/>
-                  <w:i/>
-                  <w:sz w:val="24"/>
-                </w:rPr>
-              </m:ctrlPr>
-            </m:fPr>
-            <m:num>
-              <m:sSup>
-                <m:sSupPr>
-                  <m:ctrlPr>
-                    <w:rPr>
-                      <w:rFonts w:ascii="Cambria Math" w:hAnsi="Cambria Math"/>
-                      <w:b/>
-                      <w:i/>
-                      <w:sz w:val="24"/>
-                    </w:rPr>
-                  </m:ctrlPr>
-                </m:sSupPr>
-                <m:e>
-                  <m:r>
-                    <m:rPr>
-                      <m:sty m:val="bi"/>
-                    </m:rPr>
-                    <w:rPr>
-                      <w:rFonts w:ascii="Cambria Math" w:hAnsi="Cambria Math"/>
-                      <w:sz w:val="24"/>
-                    </w:rPr>
-                    <m:t>σ</m:t>
-                  </m:r>
-                </m:e>
-                <m:sup>
-                  <m:r>
-                    <m:rPr>
-                      <m:sty m:val="bi"/>
-                    </m:rPr>
-                    <w:rPr>
-                      <w:rFonts w:ascii="Cambria Math" w:hAnsi="Cambria Math"/>
-                      <w:sz w:val="24"/>
-                    </w:rPr>
-                    <m:t>2</m:t>
-                  </m:r>
-                </m:sup>
-              </m:sSup>
-            </m:num>
-            <m:den>
-              <m:sSup>
-                <m:sSupPr>
-                  <m:ctrlPr>
-                    <w:rPr>
-                      <w:rFonts w:ascii="Cambria Math" w:hAnsi="Cambria Math"/>
-                      <w:b/>
-                      <w:i/>
-                      <w:sz w:val="24"/>
-                    </w:rPr>
-                  </m:ctrlPr>
-                </m:sSupPr>
-                <m:e>
-                  <m:r>
-                    <m:rPr>
-                      <m:sty m:val="bi"/>
-                    </m:rPr>
-                    <w:rPr>
-                      <w:rFonts w:ascii="Cambria Math" w:hAnsi="Cambria Math"/>
-                      <w:sz w:val="24"/>
-                    </w:rPr>
-                    <m:t>κ</m:t>
-                  </m:r>
-                </m:e>
-                <m:sup>
-                  <m:r>
-                    <m:rPr>
-                      <m:sty m:val="bi"/>
-                    </m:rPr>
-                    <w:rPr>
-                      <w:rFonts w:ascii="Cambria Math" w:hAnsi="Cambria Math"/>
-                      <w:sz w:val="24"/>
-                    </w:rPr>
-                    <m:t>2</m:t>
-                  </m:r>
-                </m:sup>
-              </m:sSup>
-            </m:den>
-          </m:f>
-          <m:d>
-            <m:dPr>
-              <m:ctrlPr>
-                <w:rPr>
-                  <w:rFonts w:ascii="Cambria Math" w:hAnsi="Cambria Math"/>
-                  <w:b/>
-                  <w:i/>
-                  <w:sz w:val="24"/>
-                </w:rPr>
-              </m:ctrlPr>
-            </m:dPr>
-            <m:e>
-              <m:sSub>
-                <m:sSubPr>
-                  <m:ctrlPr>
-                    <w:rPr>
-                      <w:rFonts w:ascii="Cambria Math" w:hAnsi="Cambria Math"/>
-                      <w:b/>
-                      <w:i/>
-                      <w:sz w:val="24"/>
-                    </w:rPr>
-                  </m:ctrlPr>
-                </m:sSubPr>
-                <m:e>
-                  <m:r>
-                    <m:rPr>
-                      <m:sty m:val="bi"/>
-                    </m:rPr>
-                    <w:rPr>
-                      <w:rFonts w:ascii="Cambria Math" w:hAnsi="Cambria Math"/>
-                      <w:sz w:val="24"/>
-                    </w:rPr>
-                    <m:t>T</m:t>
-                  </m:r>
-                </m:e>
-                <m:sub>
-                  <m:r>
-                    <m:rPr>
-                      <m:sty m:val="bi"/>
-                    </m:rPr>
-                    <w:rPr>
-                      <w:rFonts w:ascii="Cambria Math" w:hAnsi="Cambria Math"/>
-                      <w:sz w:val="24"/>
-                    </w:rPr>
-                    <m:t>2</m:t>
-                  </m:r>
-                </m:sub>
-              </m:sSub>
-              <m:r>
-                <m:rPr>
-                  <m:sty m:val="bi"/>
-                </m:rPr>
-                <w:rPr>
-                  <w:rFonts w:ascii="Cambria Math" w:hAnsi="Cambria Math"/>
-                  <w:sz w:val="24"/>
-                </w:rPr>
-                <m:t>-</m:t>
-              </m:r>
-              <m:sSub>
-                <m:sSubPr>
-                  <m:ctrlPr>
-                    <w:rPr>
-                      <w:rFonts w:ascii="Cambria Math" w:hAnsi="Cambria Math"/>
-                      <w:b/>
-                      <w:i/>
-                      <w:sz w:val="24"/>
-                    </w:rPr>
-                  </m:ctrlPr>
-                </m:sSubPr>
-                <m:e>
-                  <m:r>
-                    <m:rPr>
-                      <m:sty m:val="bi"/>
-                    </m:rPr>
-                    <w:rPr>
-                      <w:rFonts w:ascii="Cambria Math" w:hAnsi="Cambria Math"/>
-                      <w:sz w:val="24"/>
-                    </w:rPr>
-                    <m:t>T</m:t>
-                  </m:r>
-                </m:e>
-                <m:sub>
-                  <m:r>
-                    <m:rPr>
-                      <m:sty m:val="bi"/>
-                    </m:rPr>
-                    <w:rPr>
-                      <w:rFonts w:ascii="Cambria Math" w:hAnsi="Cambria Math"/>
-                      <w:sz w:val="24"/>
-                    </w:rPr>
-                    <m:t>1</m:t>
-                  </m:r>
-                </m:sub>
-              </m:sSub>
-              <m:r>
-                <m:rPr>
-                  <m:sty m:val="bi"/>
-                </m:rPr>
-                <w:rPr>
-                  <w:rFonts w:ascii="Cambria Math" w:hAnsi="Cambria Math"/>
-                  <w:sz w:val="24"/>
-                </w:rPr>
-                <m:t>-</m:t>
-              </m:r>
-              <m:f>
-                <m:fPr>
-                  <m:ctrlPr>
-                    <w:rPr>
-                      <w:rFonts w:ascii="Cambria Math" w:hAnsi="Cambria Math"/>
-                      <w:b/>
-                      <w:i/>
-                      <w:sz w:val="24"/>
-                    </w:rPr>
-                  </m:ctrlPr>
-                </m:fPr>
-                <m:num>
-                  <m:r>
-                    <m:rPr>
-                      <m:sty m:val="bi"/>
-                    </m:rPr>
-                    <w:rPr>
-                      <w:rFonts w:ascii="Cambria Math" w:hAnsi="Cambria Math"/>
-                      <w:sz w:val="24"/>
-                    </w:rPr>
-                    <m:t>2</m:t>
-                  </m:r>
-                </m:num>
-                <m:den>
-                  <m:r>
-                    <m:rPr>
-                      <m:sty m:val="bi"/>
-                    </m:rPr>
-                    <w:rPr>
-                      <w:rFonts w:ascii="Cambria Math" w:hAnsi="Cambria Math"/>
-                      <w:sz w:val="24"/>
-                    </w:rPr>
-                    <m:t>κ</m:t>
-                  </m:r>
-                </m:den>
-              </m:f>
-              <m:d>
-                <m:dPr>
-                  <m:ctrlPr>
-                    <w:rPr>
-                      <w:rFonts w:ascii="Cambria Math" w:hAnsi="Cambria Math"/>
-                      <w:b/>
-                      <w:i/>
-                      <w:sz w:val="24"/>
-                    </w:rPr>
-                  </m:ctrlPr>
-                </m:dPr>
-                <m:e>
-                  <m:r>
-                    <m:rPr>
-                      <m:sty m:val="bi"/>
-                    </m:rPr>
-                    <w:rPr>
-                      <w:rFonts w:ascii="Cambria Math" w:hAnsi="Cambria Math"/>
-                      <w:sz w:val="24"/>
-                    </w:rPr>
-                    <m:t>1-</m:t>
-                  </m:r>
-                  <m:sSup>
-                    <m:sSupPr>
-                      <m:ctrlPr>
-                        <w:rPr>
-                          <w:rFonts w:ascii="Cambria Math" w:hAnsi="Cambria Math"/>
-                          <w:b/>
-                          <w:i/>
-                          <w:sz w:val="24"/>
-                        </w:rPr>
-                      </m:ctrlPr>
-                    </m:sSupPr>
-                    <m:e>
-                      <m:r>
-                        <m:rPr>
-                          <m:sty m:val="bi"/>
-                        </m:rPr>
-                        <w:rPr>
-                          <w:rFonts w:ascii="Cambria Math" w:hAnsi="Cambria Math"/>
-                          <w:sz w:val="24"/>
-                        </w:rPr>
-                        <m:t>e</m:t>
-                      </m:r>
-                    </m:e>
-                    <m:sup>
-                      <m:r>
-                        <m:rPr>
-                          <m:sty m:val="bi"/>
-                        </m:rPr>
-                        <w:rPr>
-                          <w:rFonts w:ascii="Cambria Math" w:hAnsi="Cambria Math"/>
-                          <w:sz w:val="24"/>
-                        </w:rPr>
-                        <m:t>-κ</m:t>
-                      </m:r>
-                      <m:d>
-                        <m:dPr>
-                          <m:ctrlPr>
-                            <w:rPr>
-                              <w:rFonts w:ascii="Cambria Math" w:hAnsi="Cambria Math"/>
-                              <w:b/>
-                              <w:i/>
-                              <w:sz w:val="24"/>
-                            </w:rPr>
-                          </m:ctrlPr>
-                        </m:dPr>
-                        <m:e>
-                          <m:sSub>
-                            <m:sSubPr>
-                              <m:ctrlPr>
-                                <w:rPr>
-                                  <w:rFonts w:ascii="Cambria Math" w:hAnsi="Cambria Math"/>
-                                  <w:b/>
-                                  <w:i/>
-                                  <w:sz w:val="24"/>
-                                </w:rPr>
-                              </m:ctrlPr>
-                            </m:sSubPr>
-                            <m:e>
-                              <m:r>
-                                <m:rPr>
-                                  <m:sty m:val="bi"/>
-                                </m:rPr>
-                                <w:rPr>
-                                  <w:rFonts w:ascii="Cambria Math" w:hAnsi="Cambria Math"/>
-                                  <w:sz w:val="24"/>
-                                </w:rPr>
-                                <m:t>T</m:t>
-                              </m:r>
-                            </m:e>
-                            <m:sub>
-                              <m:r>
-                                <m:rPr>
-                                  <m:sty m:val="bi"/>
-                                </m:rPr>
-                                <w:rPr>
-                                  <w:rFonts w:ascii="Cambria Math" w:hAnsi="Cambria Math"/>
-                                  <w:sz w:val="24"/>
-                                </w:rPr>
-                                <m:t>2</m:t>
-                              </m:r>
-                            </m:sub>
-                          </m:sSub>
-                          <m:r>
-                            <m:rPr>
-                              <m:sty m:val="bi"/>
-                            </m:rPr>
-                            <w:rPr>
-                              <w:rFonts w:ascii="Cambria Math" w:hAnsi="Cambria Math"/>
-                              <w:sz w:val="24"/>
-                            </w:rPr>
-                            <m:t>-</m:t>
-                          </m:r>
-                          <m:sSub>
-                            <m:sSubPr>
-                              <m:ctrlPr>
-                                <w:rPr>
-                                  <w:rFonts w:ascii="Cambria Math" w:hAnsi="Cambria Math"/>
-                                  <w:b/>
-                                  <w:i/>
-                                  <w:sz w:val="24"/>
-                                </w:rPr>
-                              </m:ctrlPr>
-                            </m:sSubPr>
-                            <m:e>
-                              <m:r>
-                                <m:rPr>
-                                  <m:sty m:val="bi"/>
-                                </m:rPr>
-                                <w:rPr>
-                                  <w:rFonts w:ascii="Cambria Math" w:hAnsi="Cambria Math"/>
-                                  <w:sz w:val="24"/>
-                                </w:rPr>
-                                <m:t>T</m:t>
-                              </m:r>
-                            </m:e>
-                            <m:sub>
-                              <m:r>
-                                <m:rPr>
-                                  <m:sty m:val="bi"/>
-                                </m:rPr>
-                                <w:rPr>
-                                  <w:rFonts w:ascii="Cambria Math" w:hAnsi="Cambria Math"/>
-                                  <w:sz w:val="24"/>
-                                </w:rPr>
-                                <m:t>1</m:t>
-                              </m:r>
-                            </m:sub>
-                          </m:sSub>
-                        </m:e>
-                      </m:d>
-                    </m:sup>
-                  </m:sSup>
-                </m:e>
-              </m:d>
-              <m:r>
-                <m:rPr>
-                  <m:sty m:val="bi"/>
-                </m:rPr>
-                <w:rPr>
-                  <w:rFonts w:ascii="Cambria Math" w:hAnsi="Cambria Math"/>
-                  <w:sz w:val="24"/>
-                </w:rPr>
-                <m:t>+</m:t>
-              </m:r>
-              <m:f>
-                <m:fPr>
-                  <m:ctrlPr>
-                    <w:rPr>
-                      <w:rFonts w:ascii="Cambria Math" w:hAnsi="Cambria Math"/>
-                      <w:b/>
-                      <w:i/>
-                      <w:sz w:val="24"/>
-                    </w:rPr>
-                  </m:ctrlPr>
-                </m:fPr>
-                <m:num>
-                  <m:r>
-                    <m:rPr>
-                      <m:sty m:val="bi"/>
-                    </m:rPr>
-                    <w:rPr>
-                      <w:rFonts w:ascii="Cambria Math" w:hAnsi="Cambria Math"/>
-                      <w:sz w:val="24"/>
-                    </w:rPr>
-                    <m:t>1</m:t>
-                  </m:r>
-                </m:num>
-                <m:den>
-                  <m:r>
-                    <m:rPr>
-                      <m:sty m:val="bi"/>
-                    </m:rPr>
-                    <w:rPr>
-                      <w:rFonts w:ascii="Cambria Math" w:hAnsi="Cambria Math"/>
-                      <w:sz w:val="24"/>
-                    </w:rPr>
-                    <m:t>2</m:t>
-                  </m:r>
-                  <m:r>
-                    <m:rPr>
-                      <m:sty m:val="bi"/>
-                    </m:rPr>
-                    <w:rPr>
-                      <w:rFonts w:ascii="Cambria Math" w:hAnsi="Cambria Math"/>
-                      <w:sz w:val="24"/>
-                    </w:rPr>
-                    <m:t>κ</m:t>
-                  </m:r>
-                </m:den>
-              </m:f>
-              <m:d>
-                <m:dPr>
-                  <m:ctrlPr>
-                    <w:rPr>
-                      <w:rFonts w:ascii="Cambria Math" w:hAnsi="Cambria Math"/>
-                      <w:b/>
-                      <w:i/>
-                      <w:sz w:val="24"/>
-                    </w:rPr>
-                  </m:ctrlPr>
-                </m:dPr>
-                <m:e>
-                  <m:r>
-                    <m:rPr>
-                      <m:sty m:val="bi"/>
-                    </m:rPr>
-                    <w:rPr>
-                      <w:rFonts w:ascii="Cambria Math" w:hAnsi="Cambria Math"/>
-                      <w:sz w:val="24"/>
-                    </w:rPr>
-                    <m:t>1-</m:t>
-                  </m:r>
-                  <m:sSup>
-                    <m:sSupPr>
-                      <m:ctrlPr>
-                        <w:rPr>
-                          <w:rFonts w:ascii="Cambria Math" w:hAnsi="Cambria Math"/>
-                          <w:b/>
-                          <w:i/>
-                          <w:sz w:val="24"/>
-                        </w:rPr>
-                      </m:ctrlPr>
-                    </m:sSupPr>
-                    <m:e>
-                      <m:r>
-                        <m:rPr>
-                          <m:sty m:val="bi"/>
-                        </m:rPr>
-                        <w:rPr>
-                          <w:rFonts w:ascii="Cambria Math" w:hAnsi="Cambria Math"/>
-                          <w:sz w:val="24"/>
-                        </w:rPr>
-                        <m:t>e</m:t>
-                      </m:r>
-                    </m:e>
-                    <m:sup>
-                      <m:r>
-                        <m:rPr>
-                          <m:sty m:val="bi"/>
-                        </m:rPr>
-                        <w:rPr>
-                          <w:rFonts w:ascii="Cambria Math" w:hAnsi="Cambria Math"/>
-                          <w:sz w:val="24"/>
-                        </w:rPr>
-                        <m:t>-2</m:t>
-                      </m:r>
-                      <m:r>
-                        <m:rPr>
-                          <m:sty m:val="bi"/>
-                        </m:rPr>
-                        <w:rPr>
-                          <w:rFonts w:ascii="Cambria Math" w:hAnsi="Cambria Math"/>
-                          <w:sz w:val="24"/>
-                        </w:rPr>
-                        <m:t>κ</m:t>
-                      </m:r>
-                      <m:d>
-                        <m:dPr>
-                          <m:ctrlPr>
-                            <w:rPr>
-                              <w:rFonts w:ascii="Cambria Math" w:hAnsi="Cambria Math"/>
-                              <w:b/>
-                              <w:i/>
-                              <w:sz w:val="24"/>
-                            </w:rPr>
-                          </m:ctrlPr>
-                        </m:dPr>
-                        <m:e>
-                          <m:sSub>
-                            <m:sSubPr>
-                              <m:ctrlPr>
-                                <w:rPr>
-                                  <w:rFonts w:ascii="Cambria Math" w:hAnsi="Cambria Math"/>
-                                  <w:b/>
-                                  <w:i/>
-                                  <w:sz w:val="24"/>
-                                </w:rPr>
-                              </m:ctrlPr>
-                            </m:sSubPr>
-                            <m:e>
-                              <m:r>
-                                <m:rPr>
-                                  <m:sty m:val="bi"/>
-                                </m:rPr>
-                                <w:rPr>
-                                  <w:rFonts w:ascii="Cambria Math" w:hAnsi="Cambria Math"/>
-                                  <w:sz w:val="24"/>
-                                </w:rPr>
-                                <m:t>T</m:t>
-                              </m:r>
-                            </m:e>
-                            <m:sub>
-                              <m:r>
-                                <m:rPr>
-                                  <m:sty m:val="bi"/>
-                                </m:rPr>
-                                <w:rPr>
-                                  <w:rFonts w:ascii="Cambria Math" w:hAnsi="Cambria Math"/>
-                                  <w:sz w:val="24"/>
-                                </w:rPr>
-                                <m:t>2</m:t>
-                              </m:r>
-                            </m:sub>
-                          </m:sSub>
-                          <m:r>
-                            <m:rPr>
-                              <m:sty m:val="bi"/>
-                            </m:rPr>
-                            <w:rPr>
-                              <w:rFonts w:ascii="Cambria Math" w:hAnsi="Cambria Math"/>
-                              <w:sz w:val="24"/>
-                            </w:rPr>
-                            <m:t>-</m:t>
-                          </m:r>
-                          <m:sSub>
-                            <m:sSubPr>
-                              <m:ctrlPr>
-                                <w:rPr>
-                                  <w:rFonts w:ascii="Cambria Math" w:hAnsi="Cambria Math"/>
-                                  <w:b/>
-                                  <w:i/>
-                                  <w:sz w:val="24"/>
-                                </w:rPr>
-                              </m:ctrlPr>
-                            </m:sSubPr>
-                            <m:e>
-                              <m:r>
-                                <m:rPr>
-                                  <m:sty m:val="bi"/>
-                                </m:rPr>
-                                <w:rPr>
-                                  <w:rFonts w:ascii="Cambria Math" w:hAnsi="Cambria Math"/>
-                                  <w:sz w:val="24"/>
-                                </w:rPr>
-                                <m:t>T</m:t>
-                              </m:r>
-                            </m:e>
-                            <m:sub>
-                              <m:r>
-                                <m:rPr>
-                                  <m:sty m:val="bi"/>
-                                </m:rPr>
-                                <w:rPr>
-                                  <w:rFonts w:ascii="Cambria Math" w:hAnsi="Cambria Math"/>
-                                  <w:sz w:val="24"/>
-                                </w:rPr>
-                                <m:t>1</m:t>
-                              </m:r>
-                            </m:sub>
-                          </m:sSub>
-                        </m:e>
-                      </m:d>
-                    </m:sup>
-                  </m:sSup>
-                </m:e>
-              </m:d>
-            </m:e>
-          </m:d>
-        </m:oMath>
-      </m:oMathPara>
-    </w:p>
-    <w:p/>
-    <w:p>
-      <w:pPr>
-        <w:pStyle w:val="a4"/>
-        <w:ind w:leftChars="0" w:left="760"/>
-        <w:rPr>
-          <w:sz w:val="24"/>
-          <w:szCs w:val="24"/>
-        </w:rPr>
-      </w:pPr>
-      <m:oMathPara>
-        <m:oMathParaPr>
-          <m:jc m:val="left"/>
-        </m:oMathParaPr>
-        <m:oMath>
-          <m:sSub>
-            <m:sSubPr>
-              <m:ctrlPr>
-                <w:rPr>
-                  <w:rFonts w:ascii="Cambria Math" w:hAnsi="Cambria Math"/>
-                  <w:b/>
-                  <w:i/>
-                  <w:sz w:val="24"/>
-                </w:rPr>
-              </m:ctrlPr>
-            </m:sSubPr>
-            <m:e>
-              <m:r>
-                <m:rPr>
-                  <m:sty m:val="bi"/>
-                </m:rPr>
-                <w:rPr>
-                  <w:rFonts w:ascii="Cambria Math" w:hAnsi="Cambria Math"/>
-                  <w:sz w:val="24"/>
-                </w:rPr>
-                <m:t>P</m:t>
-              </m:r>
-            </m:e>
-            <m:sub>
-              <m:r>
-                <m:rPr>
-                  <m:sty m:val="bi"/>
-                </m:rPr>
-                <w:rPr>
-                  <w:rFonts w:ascii="Cambria Math" w:hAnsi="Cambria Math"/>
-                  <w:sz w:val="24"/>
-                </w:rPr>
-                <m:t>HW</m:t>
-              </m:r>
-            </m:sub>
-          </m:sSub>
-          <m:d>
-            <m:dPr>
-              <m:ctrlPr>
-                <w:rPr>
-                  <w:rFonts w:ascii="Cambria Math" w:hAnsi="Cambria Math"/>
-                  <w:b/>
-                  <w:i/>
-                  <w:sz w:val="24"/>
-                </w:rPr>
-              </m:ctrlPr>
-            </m:dPr>
-            <m:e>
-              <m:r>
-                <m:rPr>
-                  <m:sty m:val="bi"/>
-                </m:rPr>
-                <w:rPr>
-                  <w:rFonts w:ascii="Cambria Math" w:hAnsi="Cambria Math"/>
-                  <w:sz w:val="24"/>
-                </w:rPr>
-                <m:t>t,T</m:t>
-              </m:r>
-            </m:e>
-          </m:d>
-          <m:r>
-            <m:rPr>
-              <m:sty m:val="bi"/>
-            </m:rPr>
-            <w:rPr>
-              <w:rFonts w:ascii="Cambria Math" w:hAnsi="Cambria Math"/>
-              <w:sz w:val="24"/>
-            </w:rPr>
-            <m:t>=</m:t>
-          </m:r>
-          <m:r>
-            <m:rPr>
-              <m:sty m:val="p"/>
-            </m:rPr>
-            <w:rPr>
-              <w:rFonts w:ascii="Cambria Math" w:hAnsi="Cambria Math"/>
-              <w:sz w:val="24"/>
-              <w:szCs w:val="24"/>
-            </w:rPr>
-            <m:t>E</m:t>
-          </m:r>
-          <m:d>
-            <m:dPr>
-              <m:ctrlPr>
-                <w:rPr>
-                  <w:rFonts w:ascii="Cambria Math" w:hAnsi="Cambria Math"/>
-                  <w:sz w:val="24"/>
-                  <w:szCs w:val="24"/>
-                </w:rPr>
-              </m:ctrlPr>
-            </m:dPr>
-            <m:e>
-              <m:sSup>
-                <m:sSupPr>
-                  <m:ctrlPr>
-                    <w:rPr>
-                      <w:rFonts w:ascii="Cambria Math" w:hAnsi="Cambria Math"/>
-                      <w:sz w:val="24"/>
-                      <w:szCs w:val="24"/>
-                    </w:rPr>
-                  </m:ctrlPr>
-                </m:sSupPr>
-                <m:e>
-                  <m:r>
-                    <m:rPr>
-                      <m:sty m:val="p"/>
-                    </m:rPr>
-                    <w:rPr>
-                      <w:rFonts w:ascii="Cambria Math" w:hAnsi="Cambria Math"/>
-                      <w:sz w:val="24"/>
-                      <w:szCs w:val="24"/>
-                    </w:rPr>
-                    <m:t>e</m:t>
-                  </m:r>
-                  <m:ctrlPr>
-                    <w:rPr>
-                      <w:rFonts w:ascii="Cambria Math" w:hAnsi="Cambria Math"/>
-                      <w:i/>
-                      <w:sz w:val="24"/>
-                      <w:szCs w:val="24"/>
-                    </w:rPr>
-                  </m:ctrlPr>
-                </m:e>
-                <m:sup>
-                  <m:r>
-                    <w:rPr>
-                      <w:rFonts w:ascii="Cambria Math" w:hAnsi="Cambria Math"/>
-                      <w:sz w:val="24"/>
-                      <w:szCs w:val="24"/>
-                    </w:rPr>
-                    <m:t>-</m:t>
-                  </m:r>
-                  <m:nary>
-                    <m:naryPr>
-                      <m:ctrlPr>
-                        <w:rPr>
-                          <w:rFonts w:ascii="Cambria Math" w:hAnsi="Cambria Math"/>
-                          <w:i/>
-                          <w:sz w:val="24"/>
-                          <w:szCs w:val="24"/>
-                        </w:rPr>
-                      </m:ctrlPr>
-                    </m:naryPr>
-                    <m:sub>
-                      <m:r>
-                        <w:rPr>
-                          <w:rFonts w:ascii="Cambria Math" w:hAnsi="Cambria Math"/>
-                          <w:sz w:val="24"/>
-                          <w:szCs w:val="24"/>
-                        </w:rPr>
-                        <m:t>t</m:t>
-                      </m:r>
-                    </m:sub>
-                    <m:sup>
-                      <m:r>
-                        <w:rPr>
-                          <w:rFonts w:ascii="Cambria Math" w:hAnsi="Cambria Math"/>
-                          <w:sz w:val="24"/>
-                          <w:szCs w:val="24"/>
-                        </w:rPr>
-                        <m:t>T</m:t>
-                      </m:r>
-                    </m:sup>
-                    <m:e>
-                      <m:d>
-                        <m:dPr>
-                          <m:ctrlPr>
-                            <w:rPr>
-                              <w:rFonts w:ascii="Cambria Math" w:hAnsi="Cambria Math"/>
-                              <w:i/>
-                              <w:sz w:val="24"/>
-                              <w:szCs w:val="24"/>
-                            </w:rPr>
-                          </m:ctrlPr>
-                        </m:dPr>
-                        <m:e>
-                          <m:sSub>
-                            <m:sSubPr>
-                              <m:ctrlPr>
-                                <w:rPr>
-                                  <w:rFonts w:ascii="Cambria Math" w:hAnsi="Cambria Math"/>
-                                  <w:i/>
-                                  <w:sz w:val="24"/>
-                                  <w:szCs w:val="24"/>
-                                </w:rPr>
-                              </m:ctrlPr>
-                            </m:sSubPr>
-                            <m:e>
-                              <m:r>
-                                <w:rPr>
-                                  <w:rFonts w:ascii="Cambria Math" w:hAnsi="Cambria Math"/>
-                                  <w:sz w:val="24"/>
-                                  <w:szCs w:val="24"/>
-                                </w:rPr>
-                                <m:t>x</m:t>
-                              </m:r>
-                            </m:e>
-                            <m:sub>
-                              <m:r>
-                                <w:rPr>
-                                  <w:rFonts w:ascii="Cambria Math" w:hAnsi="Cambria Math"/>
-                                  <w:sz w:val="24"/>
-                                  <w:szCs w:val="24"/>
-                                </w:rPr>
-                                <m:t>u</m:t>
-                              </m:r>
-                            </m:sub>
-                          </m:sSub>
-                          <m:r>
-                            <w:rPr>
-                              <w:rFonts w:ascii="Cambria Math" w:hAnsi="Cambria Math"/>
-                              <w:sz w:val="24"/>
-                              <w:szCs w:val="24"/>
-                            </w:rPr>
-                            <m:t>+</m:t>
-                          </m:r>
-                          <m:sSub>
-                            <m:sSubPr>
-                              <m:ctrlPr>
-                                <w:rPr>
-                                  <w:rFonts w:ascii="Cambria Math" w:hAnsi="Cambria Math"/>
-                                  <w:i/>
-                                  <w:sz w:val="24"/>
-                                  <w:szCs w:val="24"/>
-                                </w:rPr>
-                              </m:ctrlPr>
-                            </m:sSubPr>
-                            <m:e>
-                              <m:r>
-                                <w:rPr>
-                                  <w:rFonts w:ascii="Cambria Math" w:hAnsi="Cambria Math"/>
-                                  <w:sz w:val="24"/>
-                                  <w:szCs w:val="24"/>
-                                </w:rPr>
-                                <m:t>ϕ</m:t>
-                              </m:r>
-                            </m:e>
-                            <m:sub>
-                              <m:r>
-                                <w:rPr>
-                                  <w:rFonts w:ascii="Cambria Math" w:hAnsi="Cambria Math"/>
-                                  <w:sz w:val="24"/>
-                                  <w:szCs w:val="24"/>
-                                </w:rPr>
-                                <m:t>u</m:t>
-                              </m:r>
-                            </m:sub>
-                          </m:sSub>
-                        </m:e>
-                      </m:d>
-                      <m:r>
-                        <w:rPr>
-                          <w:rFonts w:ascii="Cambria Math" w:hAnsi="Cambria Math"/>
-                          <w:sz w:val="24"/>
-                          <w:szCs w:val="24"/>
-                        </w:rPr>
-                        <m:t>du</m:t>
-                      </m:r>
-                    </m:e>
-                  </m:nary>
-                </m:sup>
-              </m:sSup>
-              <m:r>
-                <w:rPr>
-                  <w:rFonts w:ascii="Cambria Math" w:hAnsi="Cambria Math"/>
-                  <w:sz w:val="24"/>
-                  <w:szCs w:val="24"/>
-                </w:rPr>
-                <m:t>|</m:t>
-              </m:r>
-              <m:sSub>
-                <m:sSubPr>
-                  <m:ctrlPr>
-                    <w:rPr>
-                      <w:rFonts w:ascii="Cambria Math" w:hAnsi="Cambria Math"/>
-                      <w:i/>
-                      <w:sz w:val="24"/>
-                      <w:szCs w:val="24"/>
-                    </w:rPr>
-                  </m:ctrlPr>
-                </m:sSubPr>
-                <m:e>
-                  <m:r>
-                    <w:rPr>
-                      <w:rFonts w:ascii="Cambria Math" w:hAnsi="Cambria Math"/>
-                      <w:sz w:val="24"/>
-                      <w:szCs w:val="24"/>
-                    </w:rPr>
-                    <m:t>F</m:t>
-                  </m:r>
-                </m:e>
-                <m:sub>
-                  <m:r>
-                    <w:rPr>
-                      <w:rFonts w:ascii="Cambria Math" w:hAnsi="Cambria Math"/>
-                      <w:sz w:val="24"/>
-                      <w:szCs w:val="24"/>
-                    </w:rPr>
-                    <m:t>t</m:t>
-                  </m:r>
-                </m:sub>
-              </m:sSub>
-            </m:e>
-          </m:d>
-          <m:r>
-            <m:rPr>
-              <m:sty m:val="p"/>
-            </m:rPr>
-            <w:rPr>
-              <w:rFonts w:ascii="Cambria Math" w:hAnsi="Cambria Math"/>
-              <w:sz w:val="24"/>
               <w:szCs w:val="24"/>
             </w:rPr>
             <m:t>=</m:t>
@@ -11304,6 +9382,319 @@
                     </w:rPr>
                     <m:t>t,T,κ</m:t>
                   </m:r>
+                </m:e>
+              </m:d>
+              <m:r>
+                <m:rPr>
+                  <m:sty m:val="bi"/>
+                </m:rPr>
+                <w:rPr>
+                  <w:rFonts w:ascii="Cambria Math" w:hAnsi="Cambria Math"/>
+                  <w:sz w:val="24"/>
+                  <w:szCs w:val="24"/>
+                </w:rPr>
+                <m:t>+</m:t>
+              </m:r>
+              <m:f>
+                <m:fPr>
+                  <m:ctrlPr>
+                    <w:rPr>
+                      <w:rFonts w:ascii="Cambria Math" w:hAnsi="Cambria Math"/>
+                      <w:b/>
+                      <w:i/>
+                      <w:sz w:val="24"/>
+                      <w:szCs w:val="24"/>
+                    </w:rPr>
+                  </m:ctrlPr>
+                </m:fPr>
+                <m:num>
+                  <m:r>
+                    <m:rPr>
+                      <m:sty m:val="bi"/>
+                    </m:rPr>
+                    <w:rPr>
+                      <w:rFonts w:ascii="Cambria Math" w:hAnsi="Cambria Math"/>
+                      <w:sz w:val="24"/>
+                      <w:szCs w:val="24"/>
+                    </w:rPr>
+                    <m:t>1</m:t>
+                  </m:r>
+                </m:num>
+                <m:den>
+                  <m:r>
+                    <m:rPr>
+                      <m:sty m:val="bi"/>
+                    </m:rPr>
+                    <w:rPr>
+                      <w:rFonts w:ascii="Cambria Math" w:hAnsi="Cambria Math"/>
+                      <w:sz w:val="24"/>
+                      <w:szCs w:val="24"/>
+                    </w:rPr>
+                    <m:t>2</m:t>
+                  </m:r>
+                </m:den>
+              </m:f>
+              <m:r>
+                <m:rPr>
+                  <m:sty m:val="bi"/>
+                </m:rPr>
+                <w:rPr>
+                  <w:rFonts w:ascii="Cambria Math" w:hAnsi="Cambria Math"/>
+                  <w:sz w:val="24"/>
+                  <w:szCs w:val="24"/>
+                </w:rPr>
+                <m:t>VT</m:t>
+              </m:r>
+              <m:d>
+                <m:dPr>
+                  <m:ctrlPr>
+                    <w:rPr>
+                      <w:rFonts w:ascii="Cambria Math" w:hAnsi="Cambria Math"/>
+                      <w:b/>
+                      <w:i/>
+                      <w:sz w:val="24"/>
+                      <w:szCs w:val="24"/>
+                    </w:rPr>
+                  </m:ctrlPr>
+                </m:dPr>
+                <m:e>
+                  <m:r>
+                    <m:rPr>
+                      <m:sty m:val="bi"/>
+                    </m:rPr>
+                    <w:rPr>
+                      <w:rFonts w:ascii="Cambria Math" w:hAnsi="Cambria Math"/>
+                      <w:sz w:val="24"/>
+                      <w:szCs w:val="24"/>
+                    </w:rPr>
+                    <m:t>t,T,</m:t>
+                  </m:r>
+                  <m:sSub>
+                    <m:sSubPr>
+                      <m:ctrlPr>
+                        <w:rPr>
+                          <w:rFonts w:ascii="Cambria Math" w:hAnsi="Cambria Math"/>
+                          <w:b/>
+                          <w:i/>
+                          <w:sz w:val="24"/>
+                          <w:szCs w:val="24"/>
+                        </w:rPr>
+                      </m:ctrlPr>
+                    </m:sSubPr>
+                    <m:e>
+                      <m:r>
+                        <m:rPr>
+                          <m:sty m:val="bi"/>
+                        </m:rPr>
+                        <w:rPr>
+                          <w:rFonts w:ascii="Cambria Math" w:hAnsi="Cambria Math"/>
+                          <w:sz w:val="24"/>
+                          <w:szCs w:val="24"/>
+                        </w:rPr>
+                        <m:t>κ</m:t>
+                      </m:r>
+                    </m:e>
+                    <m:sub>
+                      <m:r>
+                        <m:rPr>
+                          <m:sty m:val="bi"/>
+                        </m:rPr>
+                        <w:rPr>
+                          <w:rFonts w:ascii="Cambria Math" w:hAnsi="Cambria Math"/>
+                          <w:sz w:val="24"/>
+                          <w:szCs w:val="24"/>
+                        </w:rPr>
+                        <m:t>2</m:t>
+                      </m:r>
+                    </m:sub>
+                  </m:sSub>
+                </m:e>
+              </m:d>
+              <m:r>
+                <m:rPr>
+                  <m:sty m:val="bi"/>
+                </m:rPr>
+                <w:rPr>
+                  <w:rFonts w:ascii="Cambria Math" w:hAnsi="Cambria Math"/>
+                  <w:sz w:val="24"/>
+                  <w:szCs w:val="24"/>
+                </w:rPr>
+                <m:t>+2</m:t>
+              </m:r>
+              <m:r>
+                <m:rPr>
+                  <m:sty m:val="bi"/>
+                </m:rPr>
+                <w:rPr>
+                  <w:rFonts w:ascii="Cambria Math" w:hAnsi="Cambria Math"/>
+                  <w:sz w:val="24"/>
+                  <w:szCs w:val="24"/>
+                </w:rPr>
+                <m:t>ρ</m:t>
+              </m:r>
+              <m:f>
+                <m:fPr>
+                  <m:ctrlPr>
+                    <w:rPr>
+                      <w:rFonts w:ascii="Cambria Math" w:hAnsi="Cambria Math"/>
+                      <w:b/>
+                      <w:i/>
+                      <w:sz w:val="24"/>
+                      <w:szCs w:val="24"/>
+                    </w:rPr>
+                  </m:ctrlPr>
+                </m:fPr>
+                <m:num>
+                  <m:r>
+                    <m:rPr>
+                      <m:sty m:val="bi"/>
+                    </m:rPr>
+                    <w:rPr>
+                      <w:rFonts w:ascii="Cambria Math" w:hAnsi="Cambria Math"/>
+                      <w:sz w:val="24"/>
+                      <w:szCs w:val="24"/>
+                    </w:rPr>
+                    <m:t>1</m:t>
+                  </m:r>
+                </m:num>
+                <m:den>
+                  <m:r>
+                    <m:rPr>
+                      <m:sty m:val="bi"/>
+                    </m:rPr>
+                    <w:rPr>
+                      <w:rFonts w:ascii="Cambria Math" w:hAnsi="Cambria Math"/>
+                      <w:sz w:val="24"/>
+                      <w:szCs w:val="24"/>
+                    </w:rPr>
+                    <m:t>2</m:t>
+                  </m:r>
+                </m:den>
+              </m:f>
+              <m:r>
+                <m:rPr>
+                  <m:sty m:val="bi"/>
+                </m:rPr>
+                <w:rPr>
+                  <w:rFonts w:ascii="Cambria Math" w:hAnsi="Cambria Math"/>
+                  <w:sz w:val="24"/>
+                  <w:szCs w:val="24"/>
+                </w:rPr>
+                <m:t>V</m:t>
+              </m:r>
+              <m:sSub>
+                <m:sSubPr>
+                  <m:ctrlPr>
+                    <w:rPr>
+                      <w:rFonts w:ascii="Cambria Math" w:hAnsi="Cambria Math"/>
+                      <w:b/>
+                      <w:i/>
+                      <w:sz w:val="24"/>
+                      <w:szCs w:val="24"/>
+                    </w:rPr>
+                  </m:ctrlPr>
+                </m:sSubPr>
+                <m:e>
+                  <m:r>
+                    <m:rPr>
+                      <m:sty m:val="bi"/>
+                    </m:rPr>
+                    <w:rPr>
+                      <w:rFonts w:ascii="Cambria Math" w:hAnsi="Cambria Math"/>
+                      <w:sz w:val="24"/>
+                      <w:szCs w:val="24"/>
+                    </w:rPr>
+                    <m:t>T</m:t>
+                  </m:r>
+                </m:e>
+                <m:sub>
+                  <m:r>
+                    <m:rPr>
+                      <m:sty m:val="bi"/>
+                    </m:rPr>
+                    <w:rPr>
+                      <w:rFonts w:ascii="Cambria Math" w:hAnsi="Cambria Math"/>
+                      <w:sz w:val="24"/>
+                      <w:szCs w:val="24"/>
+                    </w:rPr>
+                    <m:t>2</m:t>
+                  </m:r>
+                  <m:r>
+                    <m:rPr>
+                      <m:sty m:val="bi"/>
+                    </m:rPr>
+                    <w:rPr>
+                      <w:rFonts w:ascii="Cambria Math" w:hAnsi="Cambria Math"/>
+                      <w:sz w:val="24"/>
+                      <w:szCs w:val="24"/>
+                    </w:rPr>
+                    <m:t>F</m:t>
+                  </m:r>
+                </m:sub>
+              </m:sSub>
+              <m:d>
+                <m:dPr>
+                  <m:ctrlPr>
+                    <w:rPr>
+                      <w:rFonts w:ascii="Cambria Math" w:hAnsi="Cambria Math"/>
+                      <w:b/>
+                      <w:i/>
+                      <w:sz w:val="24"/>
+                      <w:szCs w:val="24"/>
+                    </w:rPr>
+                  </m:ctrlPr>
+                </m:dPr>
+                <m:e>
+                  <m:r>
+                    <m:rPr>
+                      <m:sty m:val="bi"/>
+                    </m:rPr>
+                    <w:rPr>
+                      <w:rFonts w:ascii="Cambria Math" w:hAnsi="Cambria Math"/>
+                      <w:sz w:val="24"/>
+                      <w:szCs w:val="24"/>
+                    </w:rPr>
+                    <m:t>t,T,κ,</m:t>
+                  </m:r>
+                  <m:sSub>
+                    <m:sSubPr>
+                      <m:ctrlPr>
+                        <w:rPr>
+                          <w:rFonts w:ascii="Cambria Math" w:hAnsi="Cambria Math"/>
+                          <w:b/>
+                          <w:i/>
+                          <w:sz w:val="24"/>
+                          <w:szCs w:val="24"/>
+                        </w:rPr>
+                      </m:ctrlPr>
+                    </m:sSubPr>
+                    <m:e>
+                      <m:r>
+                        <m:rPr>
+                          <m:sty m:val="bi"/>
+                        </m:rPr>
+                        <w:rPr>
+                          <w:rFonts w:ascii="Cambria Math" w:hAnsi="Cambria Math"/>
+                          <w:sz w:val="24"/>
+                          <w:szCs w:val="24"/>
+                        </w:rPr>
+                        <m:t>κ</m:t>
+                      </m:r>
+                    </m:e>
+                    <m:sub>
+                      <m:r>
+                        <m:rPr>
+                          <m:sty m:val="bi"/>
+                        </m:rPr>
+                        <w:rPr>
+                          <w:rFonts w:ascii="Cambria Math" w:hAnsi="Cambria Math"/>
+                          <w:sz w:val="24"/>
+                          <w:szCs w:val="24"/>
+                        </w:rPr>
+                        <m:t>2</m:t>
+                      </m:r>
+                    </m:sub>
+                  </m:sSub>
                 </m:e>
               </m:d>
               <m:r>
@@ -11354,8 +9745,841 @@
         <w:ind w:leftChars="0" w:left="760"/>
         <w:rPr>
           <w:rFonts w:hint="eastAsia"/>
+          <w:b/>
+          <w:szCs w:val="20"/>
         </w:rPr>
       </w:pPr>
+      <w:r>
+        <w:rPr>
+          <w:rFonts w:hint="eastAsia"/>
+          <w:b/>
+          <w:szCs w:val="20"/>
+        </w:rPr>
+        <w:t>여기서,</w:t>
+      </w:r>
+      <w:r>
+        <w:rPr>
+          <w:b/>
+          <w:szCs w:val="20"/>
+        </w:rPr>
+        <w:t xml:space="preserve"> </w:t>
+      </w:r>
+      <m:oMath>
+        <m:r>
+          <m:rPr>
+            <m:sty m:val="bi"/>
+          </m:rPr>
+          <w:rPr>
+            <w:rFonts w:ascii="Cambria Math" w:hAnsi="Cambria Math"/>
+            <w:szCs w:val="20"/>
+          </w:rPr>
+          <m:t>2</m:t>
+        </m:r>
+        <m:r>
+          <m:rPr>
+            <m:sty m:val="bi"/>
+          </m:rPr>
+          <w:rPr>
+            <w:rFonts w:ascii="Cambria Math" w:hAnsi="Cambria Math"/>
+            <w:szCs w:val="20"/>
+          </w:rPr>
+          <m:t>ρ</m:t>
+        </m:r>
+        <m:f>
+          <m:fPr>
+            <m:ctrlPr>
+              <w:rPr>
+                <w:rFonts w:ascii="Cambria Math" w:hAnsi="Cambria Math"/>
+                <w:b/>
+                <w:i/>
+                <w:szCs w:val="20"/>
+              </w:rPr>
+            </m:ctrlPr>
+          </m:fPr>
+          <m:num>
+            <m:r>
+              <m:rPr>
+                <m:sty m:val="bi"/>
+              </m:rPr>
+              <w:rPr>
+                <w:rFonts w:ascii="Cambria Math" w:hAnsi="Cambria Math"/>
+                <w:szCs w:val="20"/>
+              </w:rPr>
+              <m:t>1</m:t>
+            </m:r>
+          </m:num>
+          <m:den>
+            <m:r>
+              <m:rPr>
+                <m:sty m:val="bi"/>
+              </m:rPr>
+              <w:rPr>
+                <w:rFonts w:ascii="Cambria Math" w:hAnsi="Cambria Math"/>
+                <w:szCs w:val="20"/>
+              </w:rPr>
+              <m:t>2</m:t>
+            </m:r>
+          </m:den>
+        </m:f>
+        <m:r>
+          <m:rPr>
+            <m:sty m:val="bi"/>
+          </m:rPr>
+          <w:rPr>
+            <w:rFonts w:ascii="Cambria Math" w:hAnsi="Cambria Math"/>
+            <w:szCs w:val="20"/>
+          </w:rPr>
+          <m:t>V</m:t>
+        </m:r>
+        <m:sSub>
+          <m:sSubPr>
+            <m:ctrlPr>
+              <w:rPr>
+                <w:rFonts w:ascii="Cambria Math" w:hAnsi="Cambria Math"/>
+                <w:b/>
+                <w:i/>
+                <w:szCs w:val="20"/>
+              </w:rPr>
+            </m:ctrlPr>
+          </m:sSubPr>
+          <m:e>
+            <m:r>
+              <m:rPr>
+                <m:sty m:val="bi"/>
+              </m:rPr>
+              <w:rPr>
+                <w:rFonts w:ascii="Cambria Math" w:hAnsi="Cambria Math"/>
+                <w:szCs w:val="20"/>
+              </w:rPr>
+              <m:t>T</m:t>
+            </m:r>
+          </m:e>
+          <m:sub>
+            <m:r>
+              <m:rPr>
+                <m:sty m:val="bi"/>
+              </m:rPr>
+              <w:rPr>
+                <w:rFonts w:ascii="Cambria Math" w:hAnsi="Cambria Math"/>
+                <w:szCs w:val="20"/>
+              </w:rPr>
+              <m:t>2</m:t>
+            </m:r>
+            <m:r>
+              <m:rPr>
+                <m:sty m:val="bi"/>
+              </m:rPr>
+              <w:rPr>
+                <w:rFonts w:ascii="Cambria Math" w:hAnsi="Cambria Math"/>
+                <w:szCs w:val="20"/>
+              </w:rPr>
+              <m:t>F</m:t>
+            </m:r>
+          </m:sub>
+        </m:sSub>
+        <m:d>
+          <m:dPr>
+            <m:ctrlPr>
+              <w:rPr>
+                <w:rFonts w:ascii="Cambria Math" w:hAnsi="Cambria Math"/>
+                <w:b/>
+                <w:i/>
+                <w:szCs w:val="20"/>
+              </w:rPr>
+            </m:ctrlPr>
+          </m:dPr>
+          <m:e>
+            <m:r>
+              <m:rPr>
+                <m:sty m:val="bi"/>
+              </m:rPr>
+              <w:rPr>
+                <w:rFonts w:ascii="Cambria Math" w:hAnsi="Cambria Math"/>
+                <w:szCs w:val="20"/>
+              </w:rPr>
+              <m:t>s,t,κ,</m:t>
+            </m:r>
+            <m:sSub>
+              <m:sSubPr>
+                <m:ctrlPr>
+                  <w:rPr>
+                    <w:rFonts w:ascii="Cambria Math" w:hAnsi="Cambria Math"/>
+                    <w:b/>
+                    <w:i/>
+                    <w:szCs w:val="20"/>
+                  </w:rPr>
+                </m:ctrlPr>
+              </m:sSubPr>
+              <m:e>
+                <m:r>
+                  <m:rPr>
+                    <m:sty m:val="bi"/>
+                  </m:rPr>
+                  <w:rPr>
+                    <w:rFonts w:ascii="Cambria Math" w:hAnsi="Cambria Math"/>
+                    <w:szCs w:val="20"/>
+                  </w:rPr>
+                  <m:t>κ</m:t>
+                </m:r>
+              </m:e>
+              <m:sub>
+                <m:r>
+                  <m:rPr>
+                    <m:sty m:val="bi"/>
+                  </m:rPr>
+                  <w:rPr>
+                    <w:rFonts w:ascii="Cambria Math" w:hAnsi="Cambria Math"/>
+                    <w:szCs w:val="20"/>
+                  </w:rPr>
+                  <m:t>2</m:t>
+                </m:r>
+              </m:sub>
+            </m:sSub>
+          </m:e>
+        </m:d>
+        <m:r>
+          <m:rPr>
+            <m:sty m:val="bi"/>
+          </m:rPr>
+          <w:rPr>
+            <w:rFonts w:ascii="Cambria Math" w:hAnsi="Cambria Math"/>
+            <w:szCs w:val="20"/>
+          </w:rPr>
+          <m:t>=</m:t>
+        </m:r>
+        <m:r>
+          <m:rPr>
+            <m:sty m:val="b"/>
+          </m:rPr>
+          <w:rPr>
+            <w:rFonts w:ascii="Cambria Math" w:hAnsi="Cambria Math"/>
+            <w:szCs w:val="20"/>
+          </w:rPr>
+          <m:t>-2ρ</m:t>
+        </m:r>
+        <m:f>
+          <m:fPr>
+            <m:ctrlPr>
+              <w:rPr>
+                <w:rFonts w:ascii="Cambria Math" w:hAnsi="Cambria Math"/>
+                <w:b/>
+                <w:szCs w:val="20"/>
+              </w:rPr>
+            </m:ctrlPr>
+          </m:fPr>
+          <m:num>
+            <m:r>
+              <m:rPr>
+                <m:sty m:val="b"/>
+              </m:rPr>
+              <w:rPr>
+                <w:rFonts w:ascii="Cambria Math" w:hAnsi="Cambria Math"/>
+                <w:szCs w:val="20"/>
+              </w:rPr>
+              <m:t>1</m:t>
+            </m:r>
+          </m:num>
+          <m:den>
+            <m:r>
+              <m:rPr>
+                <m:sty m:val="b"/>
+              </m:rPr>
+              <w:rPr>
+                <w:rFonts w:ascii="Cambria Math" w:hAnsi="Cambria Math"/>
+                <w:szCs w:val="20"/>
+              </w:rPr>
+              <m:t>2</m:t>
+            </m:r>
+          </m:den>
+        </m:f>
+        <m:r>
+          <m:rPr>
+            <m:sty m:val="b"/>
+          </m:rPr>
+          <w:rPr>
+            <w:rFonts w:ascii="Cambria Math" w:hAnsi="Cambria Math"/>
+            <w:szCs w:val="20"/>
+          </w:rPr>
+          <m:t>∙</m:t>
+        </m:r>
+        <m:f>
+          <m:fPr>
+            <m:ctrlPr>
+              <w:rPr>
+                <w:rFonts w:ascii="Cambria Math" w:hAnsi="Cambria Math"/>
+                <w:b/>
+                <w:i/>
+                <w:szCs w:val="20"/>
+              </w:rPr>
+            </m:ctrlPr>
+          </m:fPr>
+          <m:num>
+            <m:d>
+              <m:dPr>
+                <m:ctrlPr>
+                  <w:rPr>
+                    <w:rFonts w:ascii="Cambria Math" w:hAnsi="Cambria Math"/>
+                    <w:b/>
+                    <w:szCs w:val="20"/>
+                  </w:rPr>
+                </m:ctrlPr>
+              </m:dPr>
+              <m:e>
+                <m:r>
+                  <m:rPr>
+                    <m:sty m:val="b"/>
+                  </m:rPr>
+                  <w:rPr>
+                    <w:rFonts w:ascii="Cambria Math" w:hAnsi="Cambria Math"/>
+                    <w:szCs w:val="20"/>
+                  </w:rPr>
+                  <m:t>σ</m:t>
+                </m:r>
+                <m:sSub>
+                  <m:sSubPr>
+                    <m:ctrlPr>
+                      <w:rPr>
+                        <w:rFonts w:ascii="Cambria Math" w:hAnsi="Cambria Math"/>
+                        <w:b/>
+                        <w:szCs w:val="20"/>
+                      </w:rPr>
+                    </m:ctrlPr>
+                  </m:sSubPr>
+                  <m:e>
+                    <m:r>
+                      <m:rPr>
+                        <m:sty m:val="b"/>
+                      </m:rPr>
+                      <w:rPr>
+                        <w:rFonts w:ascii="Cambria Math" w:hAnsi="Cambria Math"/>
+                        <w:szCs w:val="20"/>
+                      </w:rPr>
+                      <m:t>σ</m:t>
+                    </m:r>
+                  </m:e>
+                  <m:sub>
+                    <m:r>
+                      <m:rPr>
+                        <m:sty m:val="b"/>
+                      </m:rPr>
+                      <w:rPr>
+                        <w:rFonts w:ascii="Cambria Math" w:hAnsi="Cambria Math"/>
+                        <w:szCs w:val="20"/>
+                      </w:rPr>
+                      <m:t>2</m:t>
+                    </m:r>
+                  </m:sub>
+                </m:sSub>
+                <m:d>
+                  <m:dPr>
+                    <m:ctrlPr>
+                      <w:rPr>
+                        <w:rFonts w:ascii="Cambria Math" w:hAnsi="Cambria Math"/>
+                        <w:b/>
+                        <w:i/>
+                        <w:szCs w:val="20"/>
+                      </w:rPr>
+                    </m:ctrlPr>
+                  </m:dPr>
+                  <m:e>
+                    <m:sSup>
+                      <m:sSupPr>
+                        <m:ctrlPr>
+                          <w:rPr>
+                            <w:rFonts w:ascii="Cambria Math" w:hAnsi="Cambria Math"/>
+                            <w:b/>
+                            <w:i/>
+                            <w:szCs w:val="20"/>
+                          </w:rPr>
+                        </m:ctrlPr>
+                      </m:sSupPr>
+                      <m:e>
+                        <m:r>
+                          <m:rPr>
+                            <m:sty m:val="bi"/>
+                          </m:rPr>
+                          <w:rPr>
+                            <w:rFonts w:ascii="Cambria Math" w:hAnsi="Cambria Math"/>
+                            <w:szCs w:val="20"/>
+                          </w:rPr>
+                          <m:t>e</m:t>
+                        </m:r>
+                      </m:e>
+                      <m:sup>
+                        <m:r>
+                          <m:rPr>
+                            <m:sty m:val="bi"/>
+                          </m:rPr>
+                          <w:rPr>
+                            <w:rFonts w:ascii="Cambria Math" w:hAnsi="Cambria Math"/>
+                            <w:szCs w:val="20"/>
+                          </w:rPr>
+                          <m:t>-κt</m:t>
+                        </m:r>
+                      </m:sup>
+                    </m:sSup>
+                    <m:r>
+                      <m:rPr>
+                        <m:sty m:val="bi"/>
+                      </m:rPr>
+                      <w:rPr>
+                        <w:rFonts w:ascii="Cambria Math" w:hAnsi="Cambria Math"/>
+                        <w:szCs w:val="20"/>
+                      </w:rPr>
+                      <m:t>-</m:t>
+                    </m:r>
+                    <m:sSup>
+                      <m:sSupPr>
+                        <m:ctrlPr>
+                          <w:rPr>
+                            <w:rFonts w:ascii="Cambria Math" w:hAnsi="Cambria Math"/>
+                            <w:b/>
+                            <w:i/>
+                            <w:szCs w:val="20"/>
+                          </w:rPr>
+                        </m:ctrlPr>
+                      </m:sSupPr>
+                      <m:e>
+                        <m:r>
+                          <m:rPr>
+                            <m:sty m:val="bi"/>
+                          </m:rPr>
+                          <w:rPr>
+                            <w:rFonts w:ascii="Cambria Math" w:hAnsi="Cambria Math"/>
+                            <w:szCs w:val="20"/>
+                          </w:rPr>
+                          <m:t>e</m:t>
+                        </m:r>
+                      </m:e>
+                      <m:sup>
+                        <m:r>
+                          <m:rPr>
+                            <m:sty m:val="bi"/>
+                          </m:rPr>
+                          <w:rPr>
+                            <w:rFonts w:ascii="Cambria Math" w:hAnsi="Cambria Math"/>
+                            <w:szCs w:val="20"/>
+                          </w:rPr>
+                          <m:t>-κs</m:t>
+                        </m:r>
+                      </m:sup>
+                    </m:sSup>
+                  </m:e>
+                </m:d>
+                <m:d>
+                  <m:dPr>
+                    <m:ctrlPr>
+                      <w:rPr>
+                        <w:rFonts w:ascii="Cambria Math" w:hAnsi="Cambria Math"/>
+                        <w:b/>
+                        <w:i/>
+                        <w:szCs w:val="20"/>
+                      </w:rPr>
+                    </m:ctrlPr>
+                  </m:dPr>
+                  <m:e>
+                    <m:sSup>
+                      <m:sSupPr>
+                        <m:ctrlPr>
+                          <w:rPr>
+                            <w:rFonts w:ascii="Cambria Math" w:hAnsi="Cambria Math"/>
+                            <w:b/>
+                            <w:i/>
+                            <w:szCs w:val="20"/>
+                          </w:rPr>
+                        </m:ctrlPr>
+                      </m:sSupPr>
+                      <m:e>
+                        <m:r>
+                          <m:rPr>
+                            <m:sty m:val="bi"/>
+                          </m:rPr>
+                          <w:rPr>
+                            <w:rFonts w:ascii="Cambria Math" w:hAnsi="Cambria Math"/>
+                            <w:szCs w:val="20"/>
+                          </w:rPr>
+                          <m:t>e</m:t>
+                        </m:r>
+                      </m:e>
+                      <m:sup>
+                        <m:r>
+                          <m:rPr>
+                            <m:sty m:val="bi"/>
+                          </m:rPr>
+                          <w:rPr>
+                            <w:rFonts w:ascii="Cambria Math" w:hAnsi="Cambria Math"/>
+                            <w:szCs w:val="20"/>
+                          </w:rPr>
+                          <m:t>-</m:t>
+                        </m:r>
+                        <m:sSub>
+                          <m:sSubPr>
+                            <m:ctrlPr>
+                              <w:rPr>
+                                <w:rFonts w:ascii="Cambria Math" w:hAnsi="Cambria Math"/>
+                                <w:b/>
+                                <w:i/>
+                                <w:szCs w:val="20"/>
+                              </w:rPr>
+                            </m:ctrlPr>
+                          </m:sSubPr>
+                          <m:e>
+                            <m:r>
+                              <m:rPr>
+                                <m:sty m:val="bi"/>
+                              </m:rPr>
+                              <w:rPr>
+                                <w:rFonts w:ascii="Cambria Math" w:hAnsi="Cambria Math"/>
+                                <w:szCs w:val="20"/>
+                              </w:rPr>
+                              <m:t>κ</m:t>
+                            </m:r>
+                          </m:e>
+                          <m:sub>
+                            <m:r>
+                              <m:rPr>
+                                <m:sty m:val="bi"/>
+                              </m:rPr>
+                              <w:rPr>
+                                <w:rFonts w:ascii="Cambria Math" w:hAnsi="Cambria Math"/>
+                                <w:szCs w:val="20"/>
+                              </w:rPr>
+                              <m:t>2</m:t>
+                            </m:r>
+                          </m:sub>
+                        </m:sSub>
+                        <m:r>
+                          <m:rPr>
+                            <m:sty m:val="bi"/>
+                          </m:rPr>
+                          <w:rPr>
+                            <w:rFonts w:ascii="Cambria Math" w:hAnsi="Cambria Math"/>
+                            <w:szCs w:val="20"/>
+                          </w:rPr>
+                          <m:t>t</m:t>
+                        </m:r>
+                      </m:sup>
+                    </m:sSup>
+                    <m:r>
+                      <m:rPr>
+                        <m:sty m:val="bi"/>
+                      </m:rPr>
+                      <w:rPr>
+                        <w:rFonts w:ascii="Cambria Math" w:hAnsi="Cambria Math"/>
+                        <w:szCs w:val="20"/>
+                      </w:rPr>
+                      <m:t>-</m:t>
+                    </m:r>
+                    <m:sSup>
+                      <m:sSupPr>
+                        <m:ctrlPr>
+                          <w:rPr>
+                            <w:rFonts w:ascii="Cambria Math" w:hAnsi="Cambria Math"/>
+                            <w:b/>
+                            <w:i/>
+                            <w:szCs w:val="20"/>
+                          </w:rPr>
+                        </m:ctrlPr>
+                      </m:sSupPr>
+                      <m:e>
+                        <m:r>
+                          <m:rPr>
+                            <m:sty m:val="bi"/>
+                          </m:rPr>
+                          <w:rPr>
+                            <w:rFonts w:ascii="Cambria Math" w:hAnsi="Cambria Math"/>
+                            <w:szCs w:val="20"/>
+                          </w:rPr>
+                          <m:t>e</m:t>
+                        </m:r>
+                      </m:e>
+                      <m:sup>
+                        <m:r>
+                          <m:rPr>
+                            <m:sty m:val="bi"/>
+                          </m:rPr>
+                          <w:rPr>
+                            <w:rFonts w:ascii="Cambria Math" w:hAnsi="Cambria Math"/>
+                            <w:szCs w:val="20"/>
+                          </w:rPr>
+                          <m:t>-</m:t>
+                        </m:r>
+                        <m:sSub>
+                          <m:sSubPr>
+                            <m:ctrlPr>
+                              <w:rPr>
+                                <w:rFonts w:ascii="Cambria Math" w:hAnsi="Cambria Math"/>
+                                <w:b/>
+                                <w:i/>
+                                <w:szCs w:val="20"/>
+                              </w:rPr>
+                            </m:ctrlPr>
+                          </m:sSubPr>
+                          <m:e>
+                            <m:r>
+                              <m:rPr>
+                                <m:sty m:val="bi"/>
+                              </m:rPr>
+                              <w:rPr>
+                                <w:rFonts w:ascii="Cambria Math" w:hAnsi="Cambria Math"/>
+                                <w:szCs w:val="20"/>
+                              </w:rPr>
+                              <m:t>κ</m:t>
+                            </m:r>
+                          </m:e>
+                          <m:sub>
+                            <m:r>
+                              <m:rPr>
+                                <m:sty m:val="bi"/>
+                              </m:rPr>
+                              <w:rPr>
+                                <w:rFonts w:ascii="Cambria Math" w:hAnsi="Cambria Math"/>
+                                <w:szCs w:val="20"/>
+                              </w:rPr>
+                              <m:t>2</m:t>
+                            </m:r>
+                          </m:sub>
+                        </m:sSub>
+                        <m:r>
+                          <m:rPr>
+                            <m:sty m:val="bi"/>
+                          </m:rPr>
+                          <w:rPr>
+                            <w:rFonts w:ascii="Cambria Math" w:hAnsi="Cambria Math"/>
+                            <w:szCs w:val="20"/>
+                          </w:rPr>
+                          <m:t>s</m:t>
+                        </m:r>
+                      </m:sup>
+                    </m:sSup>
+                  </m:e>
+                </m:d>
+                <m:d>
+                  <m:dPr>
+                    <m:ctrlPr>
+                      <w:rPr>
+                        <w:rFonts w:ascii="Cambria Math" w:hAnsi="Cambria Math"/>
+                        <w:b/>
+                        <w:i/>
+                        <w:szCs w:val="20"/>
+                      </w:rPr>
+                    </m:ctrlPr>
+                  </m:dPr>
+                  <m:e>
+                    <m:sSup>
+                      <m:sSupPr>
+                        <m:ctrlPr>
+                          <w:rPr>
+                            <w:rFonts w:ascii="Cambria Math" w:hAnsi="Cambria Math"/>
+                            <w:b/>
+                            <w:i/>
+                            <w:szCs w:val="20"/>
+                          </w:rPr>
+                        </m:ctrlPr>
+                      </m:sSupPr>
+                      <m:e>
+                        <m:r>
+                          <m:rPr>
+                            <m:sty m:val="bi"/>
+                          </m:rPr>
+                          <w:rPr>
+                            <w:rFonts w:ascii="Cambria Math" w:hAnsi="Cambria Math"/>
+                            <w:szCs w:val="20"/>
+                          </w:rPr>
+                          <m:t>e</m:t>
+                        </m:r>
+                      </m:e>
+                      <m:sup>
+                        <m:r>
+                          <m:rPr>
+                            <m:sty m:val="bi"/>
+                          </m:rPr>
+                          <w:rPr>
+                            <w:rFonts w:ascii="Cambria Math" w:hAnsi="Cambria Math"/>
+                            <w:szCs w:val="20"/>
+                          </w:rPr>
+                          <m:t>(κ+</m:t>
+                        </m:r>
+                        <m:sSub>
+                          <m:sSubPr>
+                            <m:ctrlPr>
+                              <w:rPr>
+                                <w:rFonts w:ascii="Cambria Math" w:hAnsi="Cambria Math"/>
+                                <w:b/>
+                                <w:i/>
+                                <w:szCs w:val="20"/>
+                              </w:rPr>
+                            </m:ctrlPr>
+                          </m:sSubPr>
+                          <m:e>
+                            <m:r>
+                              <m:rPr>
+                                <m:sty m:val="bi"/>
+                              </m:rPr>
+                              <w:rPr>
+                                <w:rFonts w:ascii="Cambria Math" w:hAnsi="Cambria Math"/>
+                                <w:szCs w:val="20"/>
+                              </w:rPr>
+                              <m:t>κ</m:t>
+                            </m:r>
+                          </m:e>
+                          <m:sub>
+                            <m:r>
+                              <m:rPr>
+                                <m:sty m:val="bi"/>
+                              </m:rPr>
+                              <w:rPr>
+                                <w:rFonts w:ascii="Cambria Math" w:hAnsi="Cambria Math"/>
+                                <w:szCs w:val="20"/>
+                              </w:rPr>
+                              <m:t>2</m:t>
+                            </m:r>
+                          </m:sub>
+                        </m:sSub>
+                        <m:r>
+                          <m:rPr>
+                            <m:sty m:val="bi"/>
+                          </m:rPr>
+                          <w:rPr>
+                            <w:rFonts w:ascii="Cambria Math" w:hAnsi="Cambria Math"/>
+                            <w:szCs w:val="20"/>
+                          </w:rPr>
+                          <m:t>)s</m:t>
+                        </m:r>
+                      </m:sup>
+                    </m:sSup>
+                    <m:r>
+                      <m:rPr>
+                        <m:sty m:val="bi"/>
+                      </m:rPr>
+                      <w:rPr>
+                        <w:rFonts w:ascii="Cambria Math" w:hAnsi="Cambria Math"/>
+                        <w:szCs w:val="20"/>
+                      </w:rPr>
+                      <m:t>-1</m:t>
+                    </m:r>
+                  </m:e>
+                </m:d>
+              </m:e>
+            </m:d>
+            <m:ctrlPr>
+              <w:rPr>
+                <w:rFonts w:ascii="Cambria Math" w:hAnsi="Cambria Math"/>
+                <w:b/>
+                <w:szCs w:val="20"/>
+              </w:rPr>
+            </m:ctrlPr>
+          </m:num>
+          <m:den>
+            <m:r>
+              <m:rPr>
+                <m:sty m:val="bi"/>
+              </m:rPr>
+              <w:rPr>
+                <w:rFonts w:ascii="Cambria Math" w:hAnsi="Cambria Math"/>
+                <w:szCs w:val="20"/>
+              </w:rPr>
+              <m:t>κ</m:t>
+            </m:r>
+            <m:sSub>
+              <m:sSubPr>
+                <m:ctrlPr>
+                  <w:rPr>
+                    <w:rFonts w:ascii="Cambria Math" w:hAnsi="Cambria Math"/>
+                    <w:b/>
+                    <w:i/>
+                    <w:szCs w:val="20"/>
+                  </w:rPr>
+                </m:ctrlPr>
+              </m:sSubPr>
+              <m:e>
+                <m:r>
+                  <m:rPr>
+                    <m:sty m:val="bi"/>
+                  </m:rPr>
+                  <w:rPr>
+                    <w:rFonts w:ascii="Cambria Math" w:hAnsi="Cambria Math"/>
+                    <w:szCs w:val="20"/>
+                  </w:rPr>
+                  <m:t>κ</m:t>
+                </m:r>
+              </m:e>
+              <m:sub>
+                <m:r>
+                  <m:rPr>
+                    <m:sty m:val="bi"/>
+                  </m:rPr>
+                  <w:rPr>
+                    <w:rFonts w:ascii="Cambria Math" w:hAnsi="Cambria Math"/>
+                    <w:szCs w:val="20"/>
+                  </w:rPr>
+                  <m:t>2</m:t>
+                </m:r>
+              </m:sub>
+            </m:sSub>
+            <m:d>
+              <m:dPr>
+                <m:ctrlPr>
+                  <w:rPr>
+                    <w:rFonts w:ascii="Cambria Math" w:hAnsi="Cambria Math"/>
+                    <w:b/>
+                    <w:i/>
+                    <w:szCs w:val="20"/>
+                  </w:rPr>
+                </m:ctrlPr>
+              </m:dPr>
+              <m:e>
+                <m:r>
+                  <m:rPr>
+                    <m:sty m:val="bi"/>
+                  </m:rPr>
+                  <w:rPr>
+                    <w:rFonts w:ascii="Cambria Math" w:hAnsi="Cambria Math"/>
+                    <w:szCs w:val="20"/>
+                  </w:rPr>
+                  <m:t>κ+</m:t>
+                </m:r>
+                <m:sSub>
+                  <m:sSubPr>
+                    <m:ctrlPr>
+                      <w:rPr>
+                        <w:rFonts w:ascii="Cambria Math" w:hAnsi="Cambria Math"/>
+                        <w:b/>
+                        <w:i/>
+                        <w:szCs w:val="20"/>
+                      </w:rPr>
+                    </m:ctrlPr>
+                  </m:sSubPr>
+                  <m:e>
+                    <m:r>
+                      <m:rPr>
+                        <m:sty m:val="bi"/>
+                      </m:rPr>
+                      <w:rPr>
+                        <w:rFonts w:ascii="Cambria Math" w:hAnsi="Cambria Math"/>
+                        <w:szCs w:val="20"/>
+                      </w:rPr>
+                      <m:t>κ</m:t>
+                    </m:r>
+                  </m:e>
+                  <m:sub>
+                    <m:r>
+                      <m:rPr>
+                        <m:sty m:val="bi"/>
+                      </m:rPr>
+                      <w:rPr>
+                        <w:rFonts w:ascii="Cambria Math" w:hAnsi="Cambria Math"/>
+                        <w:szCs w:val="20"/>
+                      </w:rPr>
+                      <m:t>2</m:t>
+                    </m:r>
+                  </m:sub>
+                </m:sSub>
+              </m:e>
+            </m:d>
+          </m:den>
+        </m:f>
+      </m:oMath>
     </w:p>
     <w:p>
       <w:pPr>
@@ -11365,6 +10589,15 @@
           <w:b/>
           <w:sz w:val="24"/>
           <w:szCs w:val="24"/>
+        </w:rPr>
+      </w:pPr>
+    </w:p>
+    <w:p>
+      <w:pPr>
+        <w:pStyle w:val="a4"/>
+        <w:ind w:leftChars="0" w:left="760"/>
+        <w:rPr>
+          <w:noProof/>
         </w:rPr>
       </w:pPr>
       <m:oMath>
@@ -11501,13 +10734,17 @@
         </w:rPr>
         <w:t>은 다음과 같이 구현한다.</w:t>
       </w:r>
+      <w:r>
+        <w:rPr>
+          <w:noProof/>
+        </w:rPr>
+        <w:t xml:space="preserve"> </w:t>
+      </w:r>
     </w:p>
     <w:p>
       <w:pPr>
-        <w:widowControl/>
-        <w:wordWrap/>
-        <w:autoSpaceDE/>
-        <w:autoSpaceDN/>
+        <w:pStyle w:val="a4"/>
+        <w:ind w:leftChars="0" w:left="760"/>
         <w:rPr>
           <w:b/>
           <w:sz w:val="24"/>
@@ -11516,25 +10753,10 @@
       </w:pPr>
       <w:r>
         <w:rPr>
-          <w:b/>
-          <w:sz w:val="24"/>
-          <w:szCs w:val="24"/>
-        </w:rPr>
-        <w:br w:type="page"/>
-      </w:r>
-    </w:p>
-    <w:p>
-      <w:pPr>
-        <w:pStyle w:val="a4"/>
-        <w:ind w:leftChars="0" w:left="760"/>
-      </w:pPr>
-      <w:r>
-        <w:rPr>
           <w:noProof/>
         </w:rPr>
-        <w:lastRenderedPageBreak/>
         <w:drawing>
-          <wp:inline distT="0" distB="0" distL="0" distR="0" wp14:anchorId="18D28D88" wp14:editId="44EF569E">
+          <wp:inline distT="0" distB="0" distL="0" distR="0" wp14:anchorId="74377651" wp14:editId="0EC307A0">
             <wp:extent cx="2895600" cy="1171575"/>
             <wp:effectExtent l="0" t="0" r="0" b="9525"/>
             <wp:docPr id="5" name="그림 5"/>
@@ -11572,21 +10794,45 @@
     </w:p>
     <w:p>
       <w:pPr>
+        <w:widowControl/>
+        <w:wordWrap/>
+        <w:autoSpaceDE/>
+        <w:autoSpaceDN/>
+        <w:rPr>
+          <w:b/>
+          <w:sz w:val="24"/>
+          <w:szCs w:val="24"/>
+        </w:rPr>
+      </w:pPr>
+      <w:r>
+        <w:rPr>
+          <w:b/>
+          <w:sz w:val="24"/>
+          <w:szCs w:val="24"/>
+        </w:rPr>
+        <w:br w:type="page"/>
+      </w:r>
+    </w:p>
+    <w:p>
+      <w:pPr>
         <w:pStyle w:val="a4"/>
         <w:ind w:leftChars="0" w:left="760"/>
-        <w:rPr>
-          <w:rFonts w:hint="eastAsia"/>
-        </w:rPr>
+      </w:pPr>
+    </w:p>
+    <w:p>
+      <w:pPr>
+        <w:pStyle w:val="a4"/>
+        <w:ind w:leftChars="0" w:left="760"/>
       </w:pPr>
       <w:r>
         <w:rPr>
           <w:noProof/>
         </w:rPr>
         <w:drawing>
-          <wp:inline distT="0" distB="0" distL="0" distR="0" wp14:anchorId="451A1A07" wp14:editId="6C56FEFC">
-            <wp:extent cx="5731510" cy="3258185"/>
-            <wp:effectExtent l="0" t="0" r="2540" b="0"/>
-            <wp:docPr id="6" name="그림 6"/>
+          <wp:inline distT="0" distB="0" distL="0" distR="0" wp14:anchorId="122B3134" wp14:editId="1B56110C">
+            <wp:extent cx="5731510" cy="2925445"/>
+            <wp:effectExtent l="0" t="0" r="2540" b="8255"/>
+            <wp:docPr id="2" name="그림 2"/>
             <wp:cNvGraphicFramePr>
               <a:graphicFrameLocks xmlns:a="http://schemas.openxmlformats.org/drawingml/2006/main" noChangeAspect="1"/>
             </wp:cNvGraphicFramePr>
@@ -11606,7 +10852,7 @@
                   <pic:spPr>
                     <a:xfrm>
                       <a:off x="0" y="0"/>
-                      <a:ext cx="5731510" cy="3258185"/>
+                      <a:ext cx="5731510" cy="2925445"/>
                     </a:xfrm>
                     <a:prstGeom prst="rect">
                       <a:avLst/>
@@ -11618,6 +10864,8 @@
           </wp:inline>
         </w:drawing>
       </w:r>
+      <w:bookmarkStart w:id="0" w:name="_GoBack"/>
+      <w:bookmarkEnd w:id="0"/>
     </w:p>
     <w:p>
       <w:pPr>
@@ -12857,7 +12105,6 @@
         <w:pStyle w:val="a4"/>
         <w:ind w:leftChars="0" w:left="760"/>
         <w:rPr>
-          <w:rFonts w:hint="eastAsia"/>
           <w:sz w:val="24"/>
           <w:szCs w:val="24"/>
         </w:rPr>
@@ -12880,18 +12127,7 @@
             <w:sz w:val="24"/>
             <w:szCs w:val="24"/>
           </w:rPr>
-          <m:t>XA</m:t>
-        </m:r>
-        <m:r>
-          <m:rPr>
-            <m:sty m:val="b"/>
-          </m:rPr>
-          <w:rPr>
-            <w:rFonts w:ascii="Cambria Math" w:hAnsi="Cambria Math"/>
-            <w:sz w:val="24"/>
-            <w:szCs w:val="24"/>
-          </w:rPr>
-          <m:t>, XV</m:t>
+          <m:t>XA, XV</m:t>
         </m:r>
       </m:oMath>
       <w:r>
@@ -13645,7 +12881,6 @@
             <w:sz w:val="24"/>
             <w:szCs w:val="24"/>
           </w:rPr>
-          <w:lastRenderedPageBreak/>
           <m:t>V</m:t>
         </m:r>
         <m:sSub>
@@ -13798,18 +13033,7 @@
                 <w:sz w:val="24"/>
                 <w:szCs w:val="24"/>
               </w:rPr>
-              <m:t>,κ</m:t>
-            </m:r>
-            <m:r>
-              <m:rPr>
-                <m:sty m:val="bi"/>
-              </m:rPr>
-              <w:rPr>
-                <w:rFonts w:ascii="Cambria Math" w:hAnsi="Cambria Math"/>
-                <w:sz w:val="24"/>
-                <w:szCs w:val="24"/>
-              </w:rPr>
-              <m:t>,</m:t>
+              <m:t>,κ,</m:t>
             </m:r>
             <m:d>
               <m:dPr>
@@ -13848,18 +13072,7 @@
             <w:sz w:val="24"/>
             <w:szCs w:val="24"/>
           </w:rPr>
-          <m:t>,</m:t>
-        </m:r>
-        <m:r>
-          <m:rPr>
-            <m:sty m:val="bi"/>
-          </m:rPr>
-          <w:rPr>
-            <w:rFonts w:ascii="Cambria Math" w:hAnsi="Cambria Math"/>
-            <w:sz w:val="24"/>
-            <w:szCs w:val="24"/>
-          </w:rPr>
-          <m:t>V</m:t>
+          <m:t>,V</m:t>
         </m:r>
         <m:sSub>
           <m:sSubPr>
@@ -14011,18 +13224,7 @@
                 <w:sz w:val="24"/>
                 <w:szCs w:val="24"/>
               </w:rPr>
-              <m:t>,κ</m:t>
-            </m:r>
-            <m:r>
-              <m:rPr>
-                <m:sty m:val="bi"/>
-              </m:rPr>
-              <w:rPr>
-                <w:rFonts w:ascii="Cambria Math" w:hAnsi="Cambria Math"/>
-                <w:sz w:val="24"/>
-                <w:szCs w:val="24"/>
-              </w:rPr>
-              <m:t>,</m:t>
+              <m:t>,κ,</m:t>
             </m:r>
             <m:d>
               <m:dPr>
@@ -14068,7 +13270,6 @@
         <w:pStyle w:val="a4"/>
         <w:ind w:leftChars="0" w:left="760"/>
         <w:rPr>
-          <w:rFonts w:hint="eastAsia"/>
           <w:b/>
           <w:sz w:val="24"/>
           <w:szCs w:val="24"/>
@@ -14078,15 +13279,7 @@
         <w:rPr>
           <w:sz w:val="24"/>
         </w:rPr>
-        <w:t>3</w:t>
-      </w:r>
-      <w:bookmarkStart w:id="0" w:name="_GoBack"/>
-      <w:bookmarkEnd w:id="0"/>
-      <w:r>
-        <w:rPr>
-          <w:sz w:val="24"/>
-        </w:rPr>
-        <w:t xml:space="preserve">D </w:t>
+        <w:t xml:space="preserve">3D </w:t>
       </w:r>
       <w:r>
         <w:rPr>
@@ -14101,7 +13294,6 @@
         <w:pStyle w:val="a4"/>
         <w:ind w:leftChars="0" w:left="760"/>
         <w:rPr>
-          <w:rFonts w:hint="eastAsia"/>
           <w:sz w:val="24"/>
           <w:szCs w:val="24"/>
         </w:rPr>
@@ -14110,13 +13302,7 @@
         <w:rPr>
           <w:sz w:val="24"/>
         </w:rPr>
-        <w:t xml:space="preserve"> </w:t>
-      </w:r>
-      <w:r>
-        <w:rPr>
-          <w:sz w:val="24"/>
-        </w:rPr>
-        <w:t>(</w:t>
+        <w:t xml:space="preserve"> (</w:t>
       </w:r>
       <w:r>
         <w:rPr>
@@ -14149,14 +13335,7 @@
           <w:rFonts w:hint="eastAsia"/>
           <w:sz w:val="24"/>
         </w:rPr>
-        <w:t>시뮬레이션의 날짜개수</w:t>
-      </w:r>
-      <w:r>
-        <w:rPr>
-          <w:rFonts w:hint="eastAsia"/>
-          <w:sz w:val="24"/>
-        </w:rPr>
-        <w:t xml:space="preserve">, </w:t>
+        <w:t xml:space="preserve">시뮬레이션의 날짜개수, </w:t>
       </w:r>
       <w:r>
         <w:rPr>
@@ -14176,23 +13355,10 @@
           <w:rFonts w:hint="eastAsia"/>
           <w:sz w:val="24"/>
         </w:rPr>
-        <w:t>쿠폰개수</w:t>
-      </w:r>
-      <w:r>
-        <w:rPr>
-          <w:rFonts w:hint="eastAsia"/>
-          <w:sz w:val="24"/>
-        </w:rPr>
-        <w:t>)</w:t>
+        <w:t>쿠폰개수)</w:t>
       </w:r>
     </w:p>
-    <w:p>
-      <w:pPr>
-        <w:rPr>
-          <w:rFonts w:hint="eastAsia"/>
-        </w:rPr>
-      </w:pPr>
-    </w:p>
+    <w:p/>
     <w:p>
       <w:pPr>
         <w:pStyle w:val="a4"/>
@@ -14212,6 +13378,7 @@
           <w:b/>
           <w:sz w:val="24"/>
         </w:rPr>
+        <w:lastRenderedPageBreak/>
         <w:t>이후 기초금리를 계산한다.</w:t>
       </w:r>
       <w:r>
@@ -17115,9 +16282,6 @@
       <w:pPr>
         <w:pStyle w:val="a4"/>
         <w:ind w:leftChars="0" w:left="760"/>
-        <w:rPr>
-          <w:rFonts w:hint="eastAsia"/>
-        </w:rPr>
       </w:pPr>
       <w:r>
         <w:rPr>
@@ -17189,6 +16353,118 @@
 <file path=word/numbering.xml><?xml version="1.0" encoding="utf-8"?>
 <w:numbering xmlns:wpc="http://schemas.microsoft.com/office/word/2010/wordprocessingCanvas" xmlns:cx="http://schemas.microsoft.com/office/drawing/2014/chartex" xmlns:mc="http://schemas.openxmlformats.org/markup-compatibility/2006" xmlns:o="urn:schemas-microsoft-com:office:office" xmlns:r="http://schemas.openxmlformats.org/officeDocument/2006/relationships" xmlns:m="http://schemas.openxmlformats.org/officeDocument/2006/math" xmlns:v="urn:schemas-microsoft-com:vml" xmlns:wp14="http://schemas.microsoft.com/office/word/2010/wordprocessingDrawing" xmlns:wp="http://schemas.openxmlformats.org/drawingml/2006/wordprocessingDrawing" xmlns:w10="urn:schemas-microsoft-com:office:word" xmlns:w="http://schemas.openxmlformats.org/wordprocessingml/2006/main" xmlns:w14="http://schemas.microsoft.com/office/word/2010/wordml" xmlns:w15="http://schemas.microsoft.com/office/word/2012/wordml" xmlns:w16se="http://schemas.microsoft.com/office/word/2015/wordml/symex" xmlns:wpg="http://schemas.microsoft.com/office/word/2010/wordprocessingGroup" xmlns:wpi="http://schemas.microsoft.com/office/word/2010/wordprocessingInk" xmlns:wne="http://schemas.microsoft.com/office/word/2006/wordml" xmlns:wps="http://schemas.microsoft.com/office/word/2010/wordprocessingShape" mc:Ignorable="w14 w15 w16se wp14">
   <w:abstractNum w:abstractNumId="0" w15:restartNumberingAfterBreak="0">
+    <w:nsid w:val="4A71140F"/>
+    <w:multiLevelType w:val="hybridMultilevel"/>
+    <w:tmpl w:val="B8AA0A30"/>
+    <w:lvl w:ilvl="0" w:tplc="0B1EDDA6">
+      <w:numFmt w:val="bullet"/>
+      <w:lvlText w:val="※"/>
+      <w:lvlJc w:val="left"/>
+      <w:pPr>
+        <w:ind w:left="1120" w:hanging="360"/>
+      </w:pPr>
+      <w:rPr>
+        <w:rFonts w:ascii="맑은 고딕" w:eastAsia="맑은 고딕" w:hAnsi="맑은 고딕" w:cstheme="minorBidi" w:hint="eastAsia"/>
+      </w:rPr>
+    </w:lvl>
+    <w:lvl w:ilvl="1" w:tplc="04090003" w:tentative="1">
+      <w:start w:val="1"/>
+      <w:numFmt w:val="bullet"/>
+      <w:lvlText w:val=""/>
+      <w:lvlJc w:val="left"/>
+      <w:pPr>
+        <w:ind w:left="1560" w:hanging="400"/>
+      </w:pPr>
+      <w:rPr>
+        <w:rFonts w:ascii="Wingdings" w:hAnsi="Wingdings" w:hint="default"/>
+      </w:rPr>
+    </w:lvl>
+    <w:lvl w:ilvl="2" w:tplc="04090005" w:tentative="1">
+      <w:start w:val="1"/>
+      <w:numFmt w:val="bullet"/>
+      <w:lvlText w:val=""/>
+      <w:lvlJc w:val="left"/>
+      <w:pPr>
+        <w:ind w:left="1960" w:hanging="400"/>
+      </w:pPr>
+      <w:rPr>
+        <w:rFonts w:ascii="Wingdings" w:hAnsi="Wingdings" w:hint="default"/>
+      </w:rPr>
+    </w:lvl>
+    <w:lvl w:ilvl="3" w:tplc="04090001" w:tentative="1">
+      <w:start w:val="1"/>
+      <w:numFmt w:val="bullet"/>
+      <w:lvlText w:val=""/>
+      <w:lvlJc w:val="left"/>
+      <w:pPr>
+        <w:ind w:left="2360" w:hanging="400"/>
+      </w:pPr>
+      <w:rPr>
+        <w:rFonts w:ascii="Wingdings" w:hAnsi="Wingdings" w:hint="default"/>
+      </w:rPr>
+    </w:lvl>
+    <w:lvl w:ilvl="4" w:tplc="04090003" w:tentative="1">
+      <w:start w:val="1"/>
+      <w:numFmt w:val="bullet"/>
+      <w:lvlText w:val=""/>
+      <w:lvlJc w:val="left"/>
+      <w:pPr>
+        <w:ind w:left="2760" w:hanging="400"/>
+      </w:pPr>
+      <w:rPr>
+        <w:rFonts w:ascii="Wingdings" w:hAnsi="Wingdings" w:hint="default"/>
+      </w:rPr>
+    </w:lvl>
+    <w:lvl w:ilvl="5" w:tplc="04090005" w:tentative="1">
+      <w:start w:val="1"/>
+      <w:numFmt w:val="bullet"/>
+      <w:lvlText w:val=""/>
+      <w:lvlJc w:val="left"/>
+      <w:pPr>
+        <w:ind w:left="3160" w:hanging="400"/>
+      </w:pPr>
+      <w:rPr>
+        <w:rFonts w:ascii="Wingdings" w:hAnsi="Wingdings" w:hint="default"/>
+      </w:rPr>
+    </w:lvl>
+    <w:lvl w:ilvl="6" w:tplc="04090001" w:tentative="1">
+      <w:start w:val="1"/>
+      <w:numFmt w:val="bullet"/>
+      <w:lvlText w:val=""/>
+      <w:lvlJc w:val="left"/>
+      <w:pPr>
+        <w:ind w:left="3560" w:hanging="400"/>
+      </w:pPr>
+      <w:rPr>
+        <w:rFonts w:ascii="Wingdings" w:hAnsi="Wingdings" w:hint="default"/>
+      </w:rPr>
+    </w:lvl>
+    <w:lvl w:ilvl="7" w:tplc="04090003" w:tentative="1">
+      <w:start w:val="1"/>
+      <w:numFmt w:val="bullet"/>
+      <w:lvlText w:val=""/>
+      <w:lvlJc w:val="left"/>
+      <w:pPr>
+        <w:ind w:left="3960" w:hanging="400"/>
+      </w:pPr>
+      <w:rPr>
+        <w:rFonts w:ascii="Wingdings" w:hAnsi="Wingdings" w:hint="default"/>
+      </w:rPr>
+    </w:lvl>
+    <w:lvl w:ilvl="8" w:tplc="04090005" w:tentative="1">
+      <w:start w:val="1"/>
+      <w:numFmt w:val="bullet"/>
+      <w:lvlText w:val=""/>
+      <w:lvlJc w:val="left"/>
+      <w:pPr>
+        <w:ind w:left="4360" w:hanging="400"/>
+      </w:pPr>
+      <w:rPr>
+        <w:rFonts w:ascii="Wingdings" w:hAnsi="Wingdings" w:hint="default"/>
+      </w:rPr>
+    </w:lvl>
+  </w:abstractNum>
+  <w:abstractNum w:abstractNumId="1" w15:restartNumberingAfterBreak="0">
     <w:nsid w:val="77793A25"/>
     <w:multiLevelType w:val="hybridMultilevel"/>
     <w:tmpl w:val="7CECF8D8"/>
@@ -17278,6 +16554,9 @@
     </w:lvl>
   </w:abstractNum>
   <w:num w:numId="1">
+    <w:abstractNumId w:val="1"/>
+  </w:num>
+  <w:num w:numId="2">
     <w:abstractNumId w:val="0"/>
   </w:num>
 </w:numbering>
@@ -18044,7 +17323,7 @@
 </file>
 
 <file path=customXml/itemProps1.xml><?xml version="1.0" encoding="utf-8"?>
-<ds:datastoreItem xmlns:ds="http://schemas.openxmlformats.org/officeDocument/2006/customXml" ds:itemID="{F347D733-97DE-4892-AE4B-74744B004E1E}">
+<ds:datastoreItem xmlns:ds="http://schemas.openxmlformats.org/officeDocument/2006/customXml" ds:itemID="{7FE8614D-5A9C-49DF-9323-02E6805635E4}">
   <ds:schemaRefs>
     <ds:schemaRef ds:uri="http://schemas.openxmlformats.org/officeDocument/2006/bibliography"/>
   </ds:schemaRefs>

--- a/IRPhaseStructuredSwapForKDB/Hull White Simulation 로직.docx
+++ b/IRPhaseStructuredSwapForKDB/Hull White Simulation 로직.docx
@@ -7412,7 +7412,6 @@
       <w:pPr>
         <w:ind w:left="800" w:firstLine="800"/>
         <w:rPr>
-          <w:rFonts w:hint="eastAsia"/>
           <w:b/>
           <w:sz w:val="24"/>
         </w:rPr>
@@ -7566,6 +7565,52 @@
                               <w:sz w:val="24"/>
                             </w:rPr>
                             <m:t>x</m:t>
+                          </m:r>
+                        </m:e>
+                        <m:sub>
+                          <m:r>
+                            <m:rPr>
+                              <m:sty m:val="bi"/>
+                            </m:rPr>
+                            <w:rPr>
+                              <w:rFonts w:ascii="Cambria Math" w:hAnsi="Cambria Math"/>
+                              <w:sz w:val="24"/>
+                            </w:rPr>
+                            <m:t>u</m:t>
+                          </m:r>
+                        </m:sub>
+                      </m:sSub>
+                      <m:r>
+                        <m:rPr>
+                          <m:sty m:val="bi"/>
+                        </m:rPr>
+                        <w:rPr>
+                          <w:rFonts w:ascii="Cambria Math" w:hAnsi="Cambria Math"/>
+                          <w:sz w:val="24"/>
+                        </w:rPr>
+                        <m:t>+</m:t>
+                      </m:r>
+                      <m:sSub>
+                        <m:sSubPr>
+                          <m:ctrlPr>
+                            <w:rPr>
+                              <w:rFonts w:ascii="Cambria Math" w:hAnsi="Cambria Math"/>
+                              <w:b/>
+                              <w:i/>
+                              <w:sz w:val="24"/>
+                            </w:rPr>
+                          </m:ctrlPr>
+                        </m:sSubPr>
+                        <m:e>
+                          <m:r>
+                            <m:rPr>
+                              <m:sty m:val="bi"/>
+                            </m:rPr>
+                            <w:rPr>
+                              <w:rFonts w:ascii="Cambria Math" w:hAnsi="Cambria Math"/>
+                              <w:sz w:val="24"/>
+                            </w:rPr>
+                            <m:t>ϕ</m:t>
                           </m:r>
                         </m:e>
                         <m:sub>
@@ -8693,43 +8738,6 @@
                 </m:r>
               </m:e>
             </m:d>
-            <m:r>
-              <m:rPr>
-                <m:sty m:val="bi"/>
-              </m:rPr>
-              <w:rPr>
-                <w:rFonts w:ascii="Cambria Math" w:hAnsi="Cambria Math"/>
-                <w:sz w:val="24"/>
-                <w:szCs w:val="24"/>
-              </w:rPr>
-              <m:t>-ϕ</m:t>
-            </m:r>
-            <m:d>
-              <m:dPr>
-                <m:ctrlPr>
-                  <w:rPr>
-                    <w:rFonts w:ascii="Cambria Math" w:hAnsi="Cambria Math"/>
-                    <w:b/>
-                    <w:i/>
-                    <w:sz w:val="24"/>
-                    <w:szCs w:val="24"/>
-                  </w:rPr>
-                </m:ctrlPr>
-              </m:dPr>
-              <m:e>
-                <m:r>
-                  <m:rPr>
-                    <m:sty m:val="bi"/>
-                  </m:rPr>
-                  <w:rPr>
-                    <w:rFonts w:ascii="Cambria Math" w:hAnsi="Cambria Math"/>
-                    <w:sz w:val="24"/>
-                    <w:szCs w:val="24"/>
-                  </w:rPr>
-                  <m:t>T</m:t>
-                </m:r>
-              </m:e>
-            </m:d>
           </m:sup>
         </m:sSup>
       </m:oMath>
@@ -9697,43 +9705,6 @@
                   </m:sSub>
                 </m:e>
               </m:d>
-              <m:r>
-                <m:rPr>
-                  <m:sty m:val="bi"/>
-                </m:rPr>
-                <w:rPr>
-                  <w:rFonts w:ascii="Cambria Math" w:hAnsi="Cambria Math"/>
-                  <w:sz w:val="24"/>
-                  <w:szCs w:val="24"/>
-                </w:rPr>
-                <m:t>-ϕ</m:t>
-              </m:r>
-              <m:d>
-                <m:dPr>
-                  <m:ctrlPr>
-                    <w:rPr>
-                      <w:rFonts w:ascii="Cambria Math" w:hAnsi="Cambria Math"/>
-                      <w:b/>
-                      <w:i/>
-                      <w:sz w:val="24"/>
-                      <w:szCs w:val="24"/>
-                    </w:rPr>
-                  </m:ctrlPr>
-                </m:dPr>
-                <m:e>
-                  <m:r>
-                    <m:rPr>
-                      <m:sty m:val="bi"/>
-                    </m:rPr>
-                    <w:rPr>
-                      <w:rFonts w:ascii="Cambria Math" w:hAnsi="Cambria Math"/>
-                      <w:sz w:val="24"/>
-                      <w:szCs w:val="24"/>
-                    </w:rPr>
-                    <m:t>T</m:t>
-                  </m:r>
-                </m:e>
-              </m:d>
             </m:sup>
           </m:sSup>
         </m:oMath>
@@ -9744,7 +9715,6 @@
         <w:pStyle w:val="a4"/>
         <w:ind w:leftChars="0" w:left="760"/>
         <w:rPr>
-          <w:rFonts w:hint="eastAsia"/>
           <w:b/>
           <w:szCs w:val="20"/>
         </w:rPr>
@@ -10591,6 +10561,8 @@
           <w:szCs w:val="24"/>
         </w:rPr>
       </w:pPr>
+      <w:bookmarkStart w:id="0" w:name="_GoBack"/>
+      <w:bookmarkEnd w:id="0"/>
     </w:p>
     <w:p>
       <w:pPr>
@@ -10864,8 +10836,6 @@
           </wp:inline>
         </w:drawing>
       </w:r>
-      <w:bookmarkStart w:id="0" w:name="_GoBack"/>
-      <w:bookmarkEnd w:id="0"/>
     </w:p>
     <w:p>
       <w:pPr>
@@ -17323,7 +17293,7 @@
 </file>
 
 <file path=customXml/itemProps1.xml><?xml version="1.0" encoding="utf-8"?>
-<ds:datastoreItem xmlns:ds="http://schemas.openxmlformats.org/officeDocument/2006/customXml" ds:itemID="{7FE8614D-5A9C-49DF-9323-02E6805635E4}">
+<ds:datastoreItem xmlns:ds="http://schemas.openxmlformats.org/officeDocument/2006/customXml" ds:itemID="{A568B9B7-20DB-467E-AAFD-FD812E586CFF}">
   <ds:schemaRefs>
     <ds:schemaRef ds:uri="http://schemas.openxmlformats.org/officeDocument/2006/bibliography"/>
   </ds:schemaRefs>
